--- a/ethicalHacking/EH QB.docx
+++ b/ethicalHacking/EH QB.docx
@@ -11,6 +11,8 @@
           <w:szCs w:val="24"/>
         </w:rPr>
       </w:pPr>
+      <w:bookmarkStart w:id="0" w:name="_GoBack"/>
+      <w:bookmarkEnd w:id="0"/>
       <w:r>
         <w:rPr>
           <w:rFonts w:ascii="Times New Roman" w:eastAsia="Times New Roman" w:hAnsi="Times New Roman" w:cs="Times New Roman"/>
@@ -35,7 +37,15 @@
           <w:sz w:val="24"/>
           <w:szCs w:val="24"/>
         </w:rPr>
-        <w:t>Subject Name: Management Information System</w:t>
+        <w:t xml:space="preserve">Subject Name: </w:t>
+      </w:r>
+      <w:r>
+        <w:rPr>
+          <w:rFonts w:ascii="Times New Roman" w:eastAsia="Times New Roman" w:hAnsi="Times New Roman" w:cs="Times New Roman"/>
+          <w:sz w:val="24"/>
+          <w:szCs w:val="24"/>
+        </w:rPr>
+        <w:t>ETHICAL HACKING</w:t>
       </w:r>
     </w:p>
     <w:p>
@@ -53,7 +63,7 @@
           <w:sz w:val="24"/>
           <w:szCs w:val="24"/>
         </w:rPr>
-        <w:t>Subject Code: UCSF235AE1</w:t>
+        <w:t>Subject Code: YCYF233T40</w:t>
       </w:r>
     </w:p>
     <w:p>
@@ -77,7 +87,7 @@
     <w:tbl>
       <w:tblPr>
         <w:tblStyle w:val="a"/>
-        <w:tblW w:w="10993" w:type="dxa"/>
+        <w:tblW w:w="10165" w:type="dxa"/>
         <w:jc w:val="center"/>
         <w:tblBorders>
           <w:top w:val="single" w:sz="4" w:space="0" w:color="auto"/>
@@ -91,11 +101,11 @@
         <w:tblLook w:val="0400" w:firstRow="0" w:lastRow="0" w:firstColumn="0" w:lastColumn="0" w:noHBand="0" w:noVBand="1"/>
       </w:tblPr>
       <w:tblGrid>
-        <w:gridCol w:w="1093"/>
+        <w:gridCol w:w="943"/>
+        <w:gridCol w:w="810"/>
+        <w:gridCol w:w="5940"/>
+        <w:gridCol w:w="1212"/>
         <w:gridCol w:w="1260"/>
-        <w:gridCol w:w="5940"/>
-        <w:gridCol w:w="1350"/>
-        <w:gridCol w:w="1350"/>
       </w:tblGrid>
       <w:tr>
         <w:trPr>
@@ -103,7 +113,7 @@
         </w:trPr>
         <w:tc>
           <w:tcPr>
-            <w:tcW w:w="1093" w:type="dxa"/>
+            <w:tcW w:w="943" w:type="dxa"/>
           </w:tcPr>
           <w:p>
             <w:pPr>
@@ -126,94 +136,94 @@
         </w:tc>
         <w:tc>
           <w:tcPr>
+            <w:tcW w:w="810" w:type="dxa"/>
+          </w:tcPr>
+          <w:p>
+            <w:pPr>
+              <w:jc w:val="center"/>
+              <w:rPr>
+                <w:rFonts w:ascii="Times New Roman" w:eastAsia="Times New Roman" w:hAnsi="Times New Roman" w:cs="Times New Roman"/>
+                <w:sz w:val="24"/>
+                <w:szCs w:val="24"/>
+              </w:rPr>
+            </w:pPr>
+            <w:proofErr w:type="spellStart"/>
+            <w:r>
+              <w:rPr>
+                <w:rFonts w:ascii="Times New Roman" w:eastAsia="Times New Roman" w:hAnsi="Times New Roman" w:cs="Times New Roman"/>
+                <w:sz w:val="24"/>
+                <w:szCs w:val="24"/>
+              </w:rPr>
+              <w:t>Q</w:t>
+            </w:r>
+            <w:r>
+              <w:rPr>
+                <w:rFonts w:ascii="Times New Roman" w:eastAsia="Times New Roman" w:hAnsi="Times New Roman" w:cs="Times New Roman"/>
+                <w:sz w:val="24"/>
+                <w:szCs w:val="24"/>
+              </w:rPr>
+              <w:t>n</w:t>
+            </w:r>
+            <w:proofErr w:type="spellEnd"/>
+            <w:r>
+              <w:rPr>
+                <w:rFonts w:ascii="Times New Roman" w:eastAsia="Times New Roman" w:hAnsi="Times New Roman" w:cs="Times New Roman"/>
+                <w:sz w:val="24"/>
+                <w:szCs w:val="24"/>
+              </w:rPr>
+              <w:t xml:space="preserve"> #</w:t>
+            </w:r>
+          </w:p>
+        </w:tc>
+        <w:tc>
+          <w:tcPr>
+            <w:tcW w:w="5940" w:type="dxa"/>
+          </w:tcPr>
+          <w:p>
+            <w:pPr>
+              <w:jc w:val="center"/>
+              <w:rPr>
+                <w:rFonts w:ascii="Times New Roman" w:eastAsia="Times New Roman" w:hAnsi="Times New Roman" w:cs="Times New Roman"/>
+                <w:sz w:val="24"/>
+                <w:szCs w:val="24"/>
+              </w:rPr>
+            </w:pPr>
+            <w:r>
+              <w:rPr>
+                <w:rFonts w:ascii="Times New Roman" w:eastAsia="Times New Roman" w:hAnsi="Times New Roman" w:cs="Times New Roman"/>
+                <w:sz w:val="24"/>
+                <w:szCs w:val="24"/>
+              </w:rPr>
+              <w:t>Question</w:t>
+            </w:r>
+          </w:p>
+        </w:tc>
+        <w:tc>
+          <w:tcPr>
+            <w:tcW w:w="1212" w:type="dxa"/>
+          </w:tcPr>
+          <w:p>
+            <w:pPr>
+              <w:jc w:val="center"/>
+              <w:rPr>
+                <w:rFonts w:ascii="Times New Roman" w:eastAsia="Times New Roman" w:hAnsi="Times New Roman" w:cs="Times New Roman"/>
+                <w:sz w:val="24"/>
+                <w:szCs w:val="24"/>
+              </w:rPr>
+            </w:pPr>
+            <w:r>
+              <w:rPr>
+                <w:rFonts w:ascii="Times New Roman" w:eastAsia="Times New Roman" w:hAnsi="Times New Roman" w:cs="Times New Roman"/>
+                <w:sz w:val="24"/>
+                <w:szCs w:val="24"/>
+              </w:rPr>
+              <w:t>Difficulty Level</w:t>
+            </w:r>
+          </w:p>
+        </w:tc>
+        <w:tc>
+          <w:tcPr>
             <w:tcW w:w="1260" w:type="dxa"/>
-          </w:tcPr>
-          <w:p>
-            <w:pPr>
-              <w:jc w:val="center"/>
-              <w:rPr>
-                <w:rFonts w:ascii="Times New Roman" w:eastAsia="Times New Roman" w:hAnsi="Times New Roman" w:cs="Times New Roman"/>
-                <w:sz w:val="24"/>
-                <w:szCs w:val="24"/>
-              </w:rPr>
-            </w:pPr>
-            <w:proofErr w:type="spellStart"/>
-            <w:r>
-              <w:rPr>
-                <w:rFonts w:ascii="Times New Roman" w:eastAsia="Times New Roman" w:hAnsi="Times New Roman" w:cs="Times New Roman"/>
-                <w:sz w:val="24"/>
-                <w:szCs w:val="24"/>
-              </w:rPr>
-              <w:t>Q</w:t>
-            </w:r>
-            <w:r>
-              <w:rPr>
-                <w:rFonts w:ascii="Times New Roman" w:eastAsia="Times New Roman" w:hAnsi="Times New Roman" w:cs="Times New Roman"/>
-                <w:sz w:val="24"/>
-                <w:szCs w:val="24"/>
-              </w:rPr>
-              <w:t>n</w:t>
-            </w:r>
-            <w:proofErr w:type="spellEnd"/>
-            <w:r>
-              <w:rPr>
-                <w:rFonts w:ascii="Times New Roman" w:eastAsia="Times New Roman" w:hAnsi="Times New Roman" w:cs="Times New Roman"/>
-                <w:sz w:val="24"/>
-                <w:szCs w:val="24"/>
-              </w:rPr>
-              <w:t xml:space="preserve"> #</w:t>
-            </w:r>
-          </w:p>
-        </w:tc>
-        <w:tc>
-          <w:tcPr>
-            <w:tcW w:w="5940" w:type="dxa"/>
-          </w:tcPr>
-          <w:p>
-            <w:pPr>
-              <w:jc w:val="center"/>
-              <w:rPr>
-                <w:rFonts w:ascii="Times New Roman" w:eastAsia="Times New Roman" w:hAnsi="Times New Roman" w:cs="Times New Roman"/>
-                <w:sz w:val="24"/>
-                <w:szCs w:val="24"/>
-              </w:rPr>
-            </w:pPr>
-            <w:r>
-              <w:rPr>
-                <w:rFonts w:ascii="Times New Roman" w:eastAsia="Times New Roman" w:hAnsi="Times New Roman" w:cs="Times New Roman"/>
-                <w:sz w:val="24"/>
-                <w:szCs w:val="24"/>
-              </w:rPr>
-              <w:t>Question</w:t>
-            </w:r>
-          </w:p>
-        </w:tc>
-        <w:tc>
-          <w:tcPr>
-            <w:tcW w:w="1350" w:type="dxa"/>
-          </w:tcPr>
-          <w:p>
-            <w:pPr>
-              <w:jc w:val="center"/>
-              <w:rPr>
-                <w:rFonts w:ascii="Times New Roman" w:eastAsia="Times New Roman" w:hAnsi="Times New Roman" w:cs="Times New Roman"/>
-                <w:sz w:val="24"/>
-                <w:szCs w:val="24"/>
-              </w:rPr>
-            </w:pPr>
-            <w:r>
-              <w:rPr>
-                <w:rFonts w:ascii="Times New Roman" w:eastAsia="Times New Roman" w:hAnsi="Times New Roman" w:cs="Times New Roman"/>
-                <w:sz w:val="24"/>
-                <w:szCs w:val="24"/>
-              </w:rPr>
-              <w:t>Difficulty Level</w:t>
-            </w:r>
-          </w:p>
-        </w:tc>
-        <w:tc>
-          <w:tcPr>
-            <w:tcW w:w="1350" w:type="dxa"/>
           </w:tcPr>
           <w:p>
             <w:pPr>
@@ -243,7 +253,7 @@
         </w:trPr>
         <w:tc>
           <w:tcPr>
-            <w:tcW w:w="1093" w:type="dxa"/>
+            <w:tcW w:w="943" w:type="dxa"/>
           </w:tcPr>
           <w:p>
             <w:pPr>
@@ -266,7 +276,7 @@
         </w:tc>
         <w:tc>
           <w:tcPr>
-            <w:tcW w:w="1260" w:type="dxa"/>
+            <w:tcW w:w="810" w:type="dxa"/>
           </w:tcPr>
           <w:p>
             <w:pPr>
@@ -328,7 +338,7 @@
         </w:tc>
         <w:tc>
           <w:tcPr>
-            <w:tcW w:w="1350" w:type="dxa"/>
+            <w:tcW w:w="1212" w:type="dxa"/>
           </w:tcPr>
           <w:p>
             <w:pPr>
@@ -351,7 +361,7 @@
         </w:tc>
         <w:tc>
           <w:tcPr>
-            <w:tcW w:w="1350" w:type="dxa"/>
+            <w:tcW w:w="1260" w:type="dxa"/>
           </w:tcPr>
           <w:p>
             <w:pPr>
@@ -381,7 +391,7 @@
         </w:trPr>
         <w:tc>
           <w:tcPr>
-            <w:tcW w:w="1093" w:type="dxa"/>
+            <w:tcW w:w="943" w:type="dxa"/>
           </w:tcPr>
           <w:p>
             <w:pPr>
@@ -404,7 +414,7 @@
         </w:tc>
         <w:tc>
           <w:tcPr>
-            <w:tcW w:w="1260" w:type="dxa"/>
+            <w:tcW w:w="810" w:type="dxa"/>
           </w:tcPr>
           <w:p>
             <w:pPr>
@@ -457,7 +467,7 @@
         </w:tc>
         <w:tc>
           <w:tcPr>
-            <w:tcW w:w="1350" w:type="dxa"/>
+            <w:tcW w:w="1212" w:type="dxa"/>
           </w:tcPr>
           <w:p>
             <w:pPr>
@@ -480,7 +490,7 @@
         </w:tc>
         <w:tc>
           <w:tcPr>
-            <w:tcW w:w="1350" w:type="dxa"/>
+            <w:tcW w:w="1260" w:type="dxa"/>
           </w:tcPr>
           <w:p>
             <w:pPr>
@@ -508,7 +518,7 @@
         </w:trPr>
         <w:tc>
           <w:tcPr>
-            <w:tcW w:w="1093" w:type="dxa"/>
+            <w:tcW w:w="943" w:type="dxa"/>
           </w:tcPr>
           <w:p>
             <w:pPr>
@@ -531,7 +541,7 @@
         </w:tc>
         <w:tc>
           <w:tcPr>
-            <w:tcW w:w="1260" w:type="dxa"/>
+            <w:tcW w:w="810" w:type="dxa"/>
           </w:tcPr>
           <w:p>
             <w:pPr>
@@ -583,7 +593,7 @@
         </w:tc>
         <w:tc>
           <w:tcPr>
-            <w:tcW w:w="1350" w:type="dxa"/>
+            <w:tcW w:w="1212" w:type="dxa"/>
           </w:tcPr>
           <w:p>
             <w:pPr>
@@ -606,7 +616,7 @@
         </w:tc>
         <w:tc>
           <w:tcPr>
-            <w:tcW w:w="1350" w:type="dxa"/>
+            <w:tcW w:w="1260" w:type="dxa"/>
           </w:tcPr>
           <w:p>
             <w:pPr>
@@ -636,7 +646,7 @@
         </w:trPr>
         <w:tc>
           <w:tcPr>
-            <w:tcW w:w="1093" w:type="dxa"/>
+            <w:tcW w:w="943" w:type="dxa"/>
           </w:tcPr>
           <w:p>
             <w:pPr>
@@ -659,7 +669,7 @@
         </w:tc>
         <w:tc>
           <w:tcPr>
-            <w:tcW w:w="1260" w:type="dxa"/>
+            <w:tcW w:w="810" w:type="dxa"/>
           </w:tcPr>
           <w:p>
             <w:pPr>
@@ -727,7 +737,7 @@
         </w:tc>
         <w:tc>
           <w:tcPr>
-            <w:tcW w:w="1350" w:type="dxa"/>
+            <w:tcW w:w="1212" w:type="dxa"/>
           </w:tcPr>
           <w:p>
             <w:pPr>
@@ -750,7 +760,7 @@
         </w:tc>
         <w:tc>
           <w:tcPr>
-            <w:tcW w:w="1350" w:type="dxa"/>
+            <w:tcW w:w="1260" w:type="dxa"/>
           </w:tcPr>
           <w:p>
             <w:pPr>
@@ -780,7 +790,7 @@
         </w:trPr>
         <w:tc>
           <w:tcPr>
-            <w:tcW w:w="1093" w:type="dxa"/>
+            <w:tcW w:w="943" w:type="dxa"/>
           </w:tcPr>
           <w:p>
             <w:pPr>
@@ -803,7 +813,7 @@
         </w:tc>
         <w:tc>
           <w:tcPr>
-            <w:tcW w:w="1260" w:type="dxa"/>
+            <w:tcW w:w="810" w:type="dxa"/>
           </w:tcPr>
           <w:p>
             <w:pPr>
@@ -855,7 +865,7 @@
         </w:tc>
         <w:tc>
           <w:tcPr>
-            <w:tcW w:w="1350" w:type="dxa"/>
+            <w:tcW w:w="1212" w:type="dxa"/>
           </w:tcPr>
           <w:p>
             <w:pPr>
@@ -878,7 +888,7 @@
         </w:tc>
         <w:tc>
           <w:tcPr>
-            <w:tcW w:w="1350" w:type="dxa"/>
+            <w:tcW w:w="1260" w:type="dxa"/>
           </w:tcPr>
           <w:p>
             <w:pPr>
@@ -906,7 +916,7 @@
         </w:trPr>
         <w:tc>
           <w:tcPr>
-            <w:tcW w:w="1093" w:type="dxa"/>
+            <w:tcW w:w="943" w:type="dxa"/>
           </w:tcPr>
           <w:p>
             <w:pPr>
@@ -929,7 +939,7 @@
         </w:tc>
         <w:tc>
           <w:tcPr>
-            <w:tcW w:w="1260" w:type="dxa"/>
+            <w:tcW w:w="810" w:type="dxa"/>
           </w:tcPr>
           <w:p>
             <w:pPr>
@@ -981,7 +991,7 @@
         </w:tc>
         <w:tc>
           <w:tcPr>
-            <w:tcW w:w="1350" w:type="dxa"/>
+            <w:tcW w:w="1212" w:type="dxa"/>
           </w:tcPr>
           <w:p>
             <w:pPr>
@@ -1004,7 +1014,7 @@
         </w:tc>
         <w:tc>
           <w:tcPr>
-            <w:tcW w:w="1350" w:type="dxa"/>
+            <w:tcW w:w="1260" w:type="dxa"/>
           </w:tcPr>
           <w:p>
             <w:pPr>
@@ -1032,7 +1042,7 @@
         </w:trPr>
         <w:tc>
           <w:tcPr>
-            <w:tcW w:w="1093" w:type="dxa"/>
+            <w:tcW w:w="943" w:type="dxa"/>
           </w:tcPr>
           <w:p>
             <w:pPr>
@@ -1055,7 +1065,7 @@
         </w:tc>
         <w:tc>
           <w:tcPr>
-            <w:tcW w:w="1260" w:type="dxa"/>
+            <w:tcW w:w="810" w:type="dxa"/>
           </w:tcPr>
           <w:p>
             <w:pPr>
@@ -1108,7 +1118,7 @@
         </w:tc>
         <w:tc>
           <w:tcPr>
-            <w:tcW w:w="1350" w:type="dxa"/>
+            <w:tcW w:w="1212" w:type="dxa"/>
           </w:tcPr>
           <w:p>
             <w:pPr>
@@ -1131,7 +1141,7 @@
         </w:tc>
         <w:tc>
           <w:tcPr>
-            <w:tcW w:w="1350" w:type="dxa"/>
+            <w:tcW w:w="1260" w:type="dxa"/>
           </w:tcPr>
           <w:p>
             <w:pPr>
@@ -1159,7 +1169,7 @@
         </w:trPr>
         <w:tc>
           <w:tcPr>
-            <w:tcW w:w="1093" w:type="dxa"/>
+            <w:tcW w:w="943" w:type="dxa"/>
           </w:tcPr>
           <w:p>
             <w:pPr>
@@ -1182,7 +1192,7 @@
         </w:tc>
         <w:tc>
           <w:tcPr>
-            <w:tcW w:w="1260" w:type="dxa"/>
+            <w:tcW w:w="810" w:type="dxa"/>
           </w:tcPr>
           <w:p>
             <w:pPr>
@@ -1235,7 +1245,7 @@
         </w:tc>
         <w:tc>
           <w:tcPr>
-            <w:tcW w:w="1350" w:type="dxa"/>
+            <w:tcW w:w="1212" w:type="dxa"/>
           </w:tcPr>
           <w:p>
             <w:pPr>
@@ -1258,7 +1268,7 @@
         </w:tc>
         <w:tc>
           <w:tcPr>
-            <w:tcW w:w="1350" w:type="dxa"/>
+            <w:tcW w:w="1260" w:type="dxa"/>
           </w:tcPr>
           <w:p>
             <w:pPr>
@@ -1286,7 +1296,7 @@
         </w:trPr>
         <w:tc>
           <w:tcPr>
-            <w:tcW w:w="1093" w:type="dxa"/>
+            <w:tcW w:w="943" w:type="dxa"/>
           </w:tcPr>
           <w:p>
             <w:pPr>
@@ -1309,7 +1319,7 @@
         </w:tc>
         <w:tc>
           <w:tcPr>
-            <w:tcW w:w="1260" w:type="dxa"/>
+            <w:tcW w:w="810" w:type="dxa"/>
           </w:tcPr>
           <w:p>
             <w:pPr>
@@ -1361,7 +1371,7 @@
         </w:tc>
         <w:tc>
           <w:tcPr>
-            <w:tcW w:w="1350" w:type="dxa"/>
+            <w:tcW w:w="1212" w:type="dxa"/>
           </w:tcPr>
           <w:p>
             <w:pPr>
@@ -1384,7 +1394,7 @@
         </w:tc>
         <w:tc>
           <w:tcPr>
-            <w:tcW w:w="1350" w:type="dxa"/>
+            <w:tcW w:w="1260" w:type="dxa"/>
           </w:tcPr>
           <w:p>
             <w:pPr>
@@ -1412,7 +1422,7 @@
         </w:trPr>
         <w:tc>
           <w:tcPr>
-            <w:tcW w:w="1093" w:type="dxa"/>
+            <w:tcW w:w="943" w:type="dxa"/>
           </w:tcPr>
           <w:p>
             <w:pPr>
@@ -1435,7 +1445,7 @@
         </w:tc>
         <w:tc>
           <w:tcPr>
-            <w:tcW w:w="1260" w:type="dxa"/>
+            <w:tcW w:w="810" w:type="dxa"/>
           </w:tcPr>
           <w:p>
             <w:pPr>
@@ -1487,7 +1497,7 @@
         </w:tc>
         <w:tc>
           <w:tcPr>
-            <w:tcW w:w="1350" w:type="dxa"/>
+            <w:tcW w:w="1212" w:type="dxa"/>
           </w:tcPr>
           <w:p>
             <w:pPr>
@@ -1510,7 +1520,7 @@
         </w:tc>
         <w:tc>
           <w:tcPr>
-            <w:tcW w:w="1350" w:type="dxa"/>
+            <w:tcW w:w="1260" w:type="dxa"/>
           </w:tcPr>
           <w:p>
             <w:pPr>
@@ -1538,7 +1548,7 @@
         </w:trPr>
         <w:tc>
           <w:tcPr>
-            <w:tcW w:w="1093" w:type="dxa"/>
+            <w:tcW w:w="943" w:type="dxa"/>
           </w:tcPr>
           <w:p>
             <w:pPr>
@@ -1561,7 +1571,7 @@
         </w:tc>
         <w:tc>
           <w:tcPr>
-            <w:tcW w:w="1260" w:type="dxa"/>
+            <w:tcW w:w="810" w:type="dxa"/>
           </w:tcPr>
           <w:p>
             <w:pPr>
@@ -1613,7 +1623,7 @@
         </w:tc>
         <w:tc>
           <w:tcPr>
-            <w:tcW w:w="1350" w:type="dxa"/>
+            <w:tcW w:w="1212" w:type="dxa"/>
           </w:tcPr>
           <w:p>
             <w:pPr>
@@ -1636,7 +1646,7 @@
         </w:tc>
         <w:tc>
           <w:tcPr>
-            <w:tcW w:w="1350" w:type="dxa"/>
+            <w:tcW w:w="1260" w:type="dxa"/>
           </w:tcPr>
           <w:p>
             <w:pPr>
@@ -1664,7 +1674,7 @@
         </w:trPr>
         <w:tc>
           <w:tcPr>
-            <w:tcW w:w="1093" w:type="dxa"/>
+            <w:tcW w:w="943" w:type="dxa"/>
           </w:tcPr>
           <w:p>
             <w:pPr>
@@ -1687,7 +1697,7 @@
         </w:tc>
         <w:tc>
           <w:tcPr>
-            <w:tcW w:w="1260" w:type="dxa"/>
+            <w:tcW w:w="810" w:type="dxa"/>
           </w:tcPr>
           <w:p>
             <w:pPr>
@@ -1739,7 +1749,7 @@
         </w:tc>
         <w:tc>
           <w:tcPr>
-            <w:tcW w:w="1350" w:type="dxa"/>
+            <w:tcW w:w="1212" w:type="dxa"/>
           </w:tcPr>
           <w:p>
             <w:pPr>
@@ -1762,7 +1772,7 @@
         </w:tc>
         <w:tc>
           <w:tcPr>
-            <w:tcW w:w="1350" w:type="dxa"/>
+            <w:tcW w:w="1260" w:type="dxa"/>
           </w:tcPr>
           <w:p>
             <w:pPr>
@@ -1790,7 +1800,7 @@
         </w:trPr>
         <w:tc>
           <w:tcPr>
-            <w:tcW w:w="1093" w:type="dxa"/>
+            <w:tcW w:w="943" w:type="dxa"/>
           </w:tcPr>
           <w:p>
             <w:pPr>
@@ -1813,7 +1823,7 @@
         </w:tc>
         <w:tc>
           <w:tcPr>
-            <w:tcW w:w="1260" w:type="dxa"/>
+            <w:tcW w:w="810" w:type="dxa"/>
           </w:tcPr>
           <w:p>
             <w:pPr>
@@ -1865,7 +1875,7 @@
         </w:tc>
         <w:tc>
           <w:tcPr>
-            <w:tcW w:w="1350" w:type="dxa"/>
+            <w:tcW w:w="1212" w:type="dxa"/>
           </w:tcPr>
           <w:p>
             <w:pPr>
@@ -1888,7 +1898,7 @@
         </w:tc>
         <w:tc>
           <w:tcPr>
-            <w:tcW w:w="1350" w:type="dxa"/>
+            <w:tcW w:w="1260" w:type="dxa"/>
           </w:tcPr>
           <w:p>
             <w:pPr>
@@ -1916,7 +1926,7 @@
         </w:trPr>
         <w:tc>
           <w:tcPr>
-            <w:tcW w:w="1093" w:type="dxa"/>
+            <w:tcW w:w="943" w:type="dxa"/>
           </w:tcPr>
           <w:p>
             <w:pPr>
@@ -1939,7 +1949,7 @@
         </w:tc>
         <w:tc>
           <w:tcPr>
-            <w:tcW w:w="1260" w:type="dxa"/>
+            <w:tcW w:w="810" w:type="dxa"/>
           </w:tcPr>
           <w:p>
             <w:pPr>
@@ -1991,7 +2001,7 @@
         </w:tc>
         <w:tc>
           <w:tcPr>
-            <w:tcW w:w="1350" w:type="dxa"/>
+            <w:tcW w:w="1212" w:type="dxa"/>
           </w:tcPr>
           <w:p>
             <w:pPr>
@@ -2014,7 +2024,7 @@
         </w:tc>
         <w:tc>
           <w:tcPr>
-            <w:tcW w:w="1350" w:type="dxa"/>
+            <w:tcW w:w="1260" w:type="dxa"/>
           </w:tcPr>
           <w:p>
             <w:pPr>
@@ -2042,7 +2052,7 @@
         </w:trPr>
         <w:tc>
           <w:tcPr>
-            <w:tcW w:w="1093" w:type="dxa"/>
+            <w:tcW w:w="943" w:type="dxa"/>
           </w:tcPr>
           <w:p>
             <w:pPr>
@@ -2065,7 +2075,7 @@
         </w:tc>
         <w:tc>
           <w:tcPr>
-            <w:tcW w:w="1260" w:type="dxa"/>
+            <w:tcW w:w="810" w:type="dxa"/>
           </w:tcPr>
           <w:p>
             <w:pPr>
@@ -2117,7 +2127,7 @@
         </w:tc>
         <w:tc>
           <w:tcPr>
-            <w:tcW w:w="1350" w:type="dxa"/>
+            <w:tcW w:w="1212" w:type="dxa"/>
           </w:tcPr>
           <w:p>
             <w:pPr>
@@ -2140,7 +2150,7 @@
         </w:tc>
         <w:tc>
           <w:tcPr>
-            <w:tcW w:w="1350" w:type="dxa"/>
+            <w:tcW w:w="1260" w:type="dxa"/>
           </w:tcPr>
           <w:p>
             <w:pPr>
@@ -2168,7 +2178,7 @@
         </w:trPr>
         <w:tc>
           <w:tcPr>
-            <w:tcW w:w="1093" w:type="dxa"/>
+            <w:tcW w:w="943" w:type="dxa"/>
           </w:tcPr>
           <w:p>
             <w:pPr>
@@ -2191,7 +2201,7 @@
         </w:tc>
         <w:tc>
           <w:tcPr>
-            <w:tcW w:w="1260" w:type="dxa"/>
+            <w:tcW w:w="810" w:type="dxa"/>
           </w:tcPr>
           <w:p>
             <w:pPr>
@@ -2243,7 +2253,7 @@
         </w:tc>
         <w:tc>
           <w:tcPr>
-            <w:tcW w:w="1350" w:type="dxa"/>
+            <w:tcW w:w="1212" w:type="dxa"/>
           </w:tcPr>
           <w:p>
             <w:pPr>
@@ -2266,7 +2276,7 @@
         </w:tc>
         <w:tc>
           <w:tcPr>
-            <w:tcW w:w="1350" w:type="dxa"/>
+            <w:tcW w:w="1260" w:type="dxa"/>
           </w:tcPr>
           <w:p>
             <w:pPr>
@@ -2294,7 +2304,7 @@
         </w:trPr>
         <w:tc>
           <w:tcPr>
-            <w:tcW w:w="1093" w:type="dxa"/>
+            <w:tcW w:w="943" w:type="dxa"/>
           </w:tcPr>
           <w:p>
             <w:pPr>
@@ -2317,7 +2327,7 @@
         </w:tc>
         <w:tc>
           <w:tcPr>
-            <w:tcW w:w="1260" w:type="dxa"/>
+            <w:tcW w:w="810" w:type="dxa"/>
           </w:tcPr>
           <w:p>
             <w:pPr>
@@ -2369,7 +2379,7 @@
         </w:tc>
         <w:tc>
           <w:tcPr>
-            <w:tcW w:w="1350" w:type="dxa"/>
+            <w:tcW w:w="1212" w:type="dxa"/>
           </w:tcPr>
           <w:p>
             <w:pPr>
@@ -2392,7 +2402,7 @@
         </w:tc>
         <w:tc>
           <w:tcPr>
-            <w:tcW w:w="1350" w:type="dxa"/>
+            <w:tcW w:w="1260" w:type="dxa"/>
           </w:tcPr>
           <w:p>
             <w:pPr>
@@ -2420,7 +2430,7 @@
         </w:trPr>
         <w:tc>
           <w:tcPr>
-            <w:tcW w:w="1093" w:type="dxa"/>
+            <w:tcW w:w="943" w:type="dxa"/>
           </w:tcPr>
           <w:p>
             <w:pPr>
@@ -2443,7 +2453,7 @@
         </w:tc>
         <w:tc>
           <w:tcPr>
-            <w:tcW w:w="1260" w:type="dxa"/>
+            <w:tcW w:w="810" w:type="dxa"/>
           </w:tcPr>
           <w:p>
             <w:pPr>
@@ -2495,7 +2505,7 @@
         </w:tc>
         <w:tc>
           <w:tcPr>
-            <w:tcW w:w="1350" w:type="dxa"/>
+            <w:tcW w:w="1212" w:type="dxa"/>
           </w:tcPr>
           <w:p>
             <w:pPr>
@@ -2518,7 +2528,7 @@
         </w:tc>
         <w:tc>
           <w:tcPr>
-            <w:tcW w:w="1350" w:type="dxa"/>
+            <w:tcW w:w="1260" w:type="dxa"/>
           </w:tcPr>
           <w:p>
             <w:pPr>
@@ -2546,7 +2556,7 @@
         </w:trPr>
         <w:tc>
           <w:tcPr>
-            <w:tcW w:w="1093" w:type="dxa"/>
+            <w:tcW w:w="943" w:type="dxa"/>
           </w:tcPr>
           <w:p>
             <w:pPr>
@@ -2569,7 +2579,7 @@
         </w:tc>
         <w:tc>
           <w:tcPr>
-            <w:tcW w:w="1260" w:type="dxa"/>
+            <w:tcW w:w="810" w:type="dxa"/>
           </w:tcPr>
           <w:p>
             <w:pPr>
@@ -2621,7 +2631,7 @@
         </w:tc>
         <w:tc>
           <w:tcPr>
-            <w:tcW w:w="1350" w:type="dxa"/>
+            <w:tcW w:w="1212" w:type="dxa"/>
           </w:tcPr>
           <w:p>
             <w:pPr>
@@ -2644,7 +2654,7 @@
         </w:tc>
         <w:tc>
           <w:tcPr>
-            <w:tcW w:w="1350" w:type="dxa"/>
+            <w:tcW w:w="1260" w:type="dxa"/>
           </w:tcPr>
           <w:p>
             <w:pPr>
@@ -2672,7 +2682,7 @@
         </w:trPr>
         <w:tc>
           <w:tcPr>
-            <w:tcW w:w="1093" w:type="dxa"/>
+            <w:tcW w:w="943" w:type="dxa"/>
           </w:tcPr>
           <w:p>
             <w:pPr>
@@ -2695,7 +2705,7 @@
         </w:tc>
         <w:tc>
           <w:tcPr>
-            <w:tcW w:w="1260" w:type="dxa"/>
+            <w:tcW w:w="810" w:type="dxa"/>
           </w:tcPr>
           <w:p>
             <w:pPr>
@@ -2747,7 +2757,7 @@
         </w:tc>
         <w:tc>
           <w:tcPr>
-            <w:tcW w:w="1350" w:type="dxa"/>
+            <w:tcW w:w="1212" w:type="dxa"/>
           </w:tcPr>
           <w:p>
             <w:pPr>
@@ -2770,7 +2780,7 @@
         </w:tc>
         <w:tc>
           <w:tcPr>
-            <w:tcW w:w="1350" w:type="dxa"/>
+            <w:tcW w:w="1260" w:type="dxa"/>
           </w:tcPr>
           <w:p>
             <w:pPr>
@@ -2798,7 +2808,7 @@
         </w:trPr>
         <w:tc>
           <w:tcPr>
-            <w:tcW w:w="1093" w:type="dxa"/>
+            <w:tcW w:w="943" w:type="dxa"/>
           </w:tcPr>
           <w:p>
             <w:pPr>
@@ -2821,7 +2831,7 @@
         </w:tc>
         <w:tc>
           <w:tcPr>
-            <w:tcW w:w="1260" w:type="dxa"/>
+            <w:tcW w:w="810" w:type="dxa"/>
           </w:tcPr>
           <w:p>
             <w:pPr>
@@ -2873,7 +2883,7 @@
         </w:tc>
         <w:tc>
           <w:tcPr>
-            <w:tcW w:w="1350" w:type="dxa"/>
+            <w:tcW w:w="1212" w:type="dxa"/>
           </w:tcPr>
           <w:p>
             <w:pPr>
@@ -2896,7 +2906,7 @@
         </w:tc>
         <w:tc>
           <w:tcPr>
-            <w:tcW w:w="1350" w:type="dxa"/>
+            <w:tcW w:w="1260" w:type="dxa"/>
           </w:tcPr>
           <w:p>
             <w:pPr>
@@ -2924,7 +2934,7 @@
         </w:trPr>
         <w:tc>
           <w:tcPr>
-            <w:tcW w:w="1093" w:type="dxa"/>
+            <w:tcW w:w="943" w:type="dxa"/>
           </w:tcPr>
           <w:p>
             <w:pPr>
@@ -2947,7 +2957,7 @@
         </w:tc>
         <w:tc>
           <w:tcPr>
-            <w:tcW w:w="1260" w:type="dxa"/>
+            <w:tcW w:w="810" w:type="dxa"/>
           </w:tcPr>
           <w:p>
             <w:pPr>
@@ -2999,7 +3009,7 @@
         </w:tc>
         <w:tc>
           <w:tcPr>
-            <w:tcW w:w="1350" w:type="dxa"/>
+            <w:tcW w:w="1212" w:type="dxa"/>
           </w:tcPr>
           <w:p>
             <w:pPr>
@@ -3022,7 +3032,7 @@
         </w:tc>
         <w:tc>
           <w:tcPr>
-            <w:tcW w:w="1350" w:type="dxa"/>
+            <w:tcW w:w="1260" w:type="dxa"/>
           </w:tcPr>
           <w:p>
             <w:pPr>
@@ -3058,7 +3068,7 @@
         </w:trPr>
         <w:tc>
           <w:tcPr>
-            <w:tcW w:w="1093" w:type="dxa"/>
+            <w:tcW w:w="943" w:type="dxa"/>
           </w:tcPr>
           <w:p>
             <w:pPr>
@@ -3081,7 +3091,7 @@
         </w:tc>
         <w:tc>
           <w:tcPr>
-            <w:tcW w:w="1260" w:type="dxa"/>
+            <w:tcW w:w="810" w:type="dxa"/>
           </w:tcPr>
           <w:p>
             <w:pPr>
@@ -3133,7 +3143,7 @@
         </w:tc>
         <w:tc>
           <w:tcPr>
-            <w:tcW w:w="1350" w:type="dxa"/>
+            <w:tcW w:w="1212" w:type="dxa"/>
           </w:tcPr>
           <w:p>
             <w:pPr>
@@ -3156,7 +3166,7 @@
         </w:tc>
         <w:tc>
           <w:tcPr>
-            <w:tcW w:w="1350" w:type="dxa"/>
+            <w:tcW w:w="1260" w:type="dxa"/>
           </w:tcPr>
           <w:p>
             <w:pPr>
@@ -3192,7 +3202,7 @@
         </w:trPr>
         <w:tc>
           <w:tcPr>
-            <w:tcW w:w="1093" w:type="dxa"/>
+            <w:tcW w:w="943" w:type="dxa"/>
           </w:tcPr>
           <w:p>
             <w:pPr>
@@ -3215,7 +3225,7 @@
         </w:tc>
         <w:tc>
           <w:tcPr>
-            <w:tcW w:w="1260" w:type="dxa"/>
+            <w:tcW w:w="810" w:type="dxa"/>
           </w:tcPr>
           <w:p>
             <w:pPr>
@@ -3267,7 +3277,7 @@
         </w:tc>
         <w:tc>
           <w:tcPr>
-            <w:tcW w:w="1350" w:type="dxa"/>
+            <w:tcW w:w="1212" w:type="dxa"/>
           </w:tcPr>
           <w:p>
             <w:pPr>
@@ -3290,7 +3300,7 @@
         </w:tc>
         <w:tc>
           <w:tcPr>
-            <w:tcW w:w="1350" w:type="dxa"/>
+            <w:tcW w:w="1260" w:type="dxa"/>
           </w:tcPr>
           <w:p>
             <w:pPr>
@@ -3318,7 +3328,7 @@
         </w:trPr>
         <w:tc>
           <w:tcPr>
-            <w:tcW w:w="1093" w:type="dxa"/>
+            <w:tcW w:w="943" w:type="dxa"/>
           </w:tcPr>
           <w:p>
             <w:pPr>
@@ -3341,7 +3351,7 @@
         </w:tc>
         <w:tc>
           <w:tcPr>
-            <w:tcW w:w="1260" w:type="dxa"/>
+            <w:tcW w:w="810" w:type="dxa"/>
           </w:tcPr>
           <w:p>
             <w:pPr>
@@ -3393,7 +3403,7 @@
         </w:tc>
         <w:tc>
           <w:tcPr>
-            <w:tcW w:w="1350" w:type="dxa"/>
+            <w:tcW w:w="1212" w:type="dxa"/>
           </w:tcPr>
           <w:p>
             <w:pPr>
@@ -3416,7 +3426,7 @@
         </w:tc>
         <w:tc>
           <w:tcPr>
-            <w:tcW w:w="1350" w:type="dxa"/>
+            <w:tcW w:w="1260" w:type="dxa"/>
           </w:tcPr>
           <w:p>
             <w:pPr>
@@ -3444,7 +3454,7 @@
         </w:trPr>
         <w:tc>
           <w:tcPr>
-            <w:tcW w:w="1093" w:type="dxa"/>
+            <w:tcW w:w="943" w:type="dxa"/>
           </w:tcPr>
           <w:p>
             <w:pPr>
@@ -3467,7 +3477,7 @@
         </w:tc>
         <w:tc>
           <w:tcPr>
-            <w:tcW w:w="1260" w:type="dxa"/>
+            <w:tcW w:w="810" w:type="dxa"/>
           </w:tcPr>
           <w:p>
             <w:pPr>
@@ -3519,7 +3529,7 @@
         </w:tc>
         <w:tc>
           <w:tcPr>
-            <w:tcW w:w="1350" w:type="dxa"/>
+            <w:tcW w:w="1212" w:type="dxa"/>
           </w:tcPr>
           <w:p>
             <w:pPr>
@@ -3542,7 +3552,7 @@
         </w:tc>
         <w:tc>
           <w:tcPr>
-            <w:tcW w:w="1350" w:type="dxa"/>
+            <w:tcW w:w="1260" w:type="dxa"/>
           </w:tcPr>
           <w:p>
             <w:pPr>
@@ -3570,7 +3580,7 @@
         </w:trPr>
         <w:tc>
           <w:tcPr>
-            <w:tcW w:w="1093" w:type="dxa"/>
+            <w:tcW w:w="943" w:type="dxa"/>
           </w:tcPr>
           <w:p>
             <w:pPr>
@@ -3593,7 +3603,7 @@
         </w:tc>
         <w:tc>
           <w:tcPr>
-            <w:tcW w:w="1260" w:type="dxa"/>
+            <w:tcW w:w="810" w:type="dxa"/>
           </w:tcPr>
           <w:p>
             <w:pPr>
@@ -3645,7 +3655,7 @@
         </w:tc>
         <w:tc>
           <w:tcPr>
-            <w:tcW w:w="1350" w:type="dxa"/>
+            <w:tcW w:w="1212" w:type="dxa"/>
           </w:tcPr>
           <w:p>
             <w:pPr>
@@ -3668,7 +3678,7 @@
         </w:tc>
         <w:tc>
           <w:tcPr>
-            <w:tcW w:w="1350" w:type="dxa"/>
+            <w:tcW w:w="1260" w:type="dxa"/>
           </w:tcPr>
           <w:p>
             <w:pPr>
@@ -3696,10 +3706,11 @@
         </w:trPr>
         <w:tc>
           <w:tcPr>
-            <w:tcW w:w="1093" w:type="dxa"/>
-          </w:tcPr>
-          <w:p>
-            <w:pPr>
+            <w:tcW w:w="943" w:type="dxa"/>
+          </w:tcPr>
+          <w:p>
+            <w:pPr>
+              <w:jc w:val="center"/>
               <w:rPr>
                 <w:rFonts w:ascii="Times New Roman" w:hAnsi="Times New Roman" w:cs="Times New Roman"/>
                 <w:sz w:val="24"/>
@@ -3718,7 +3729,7 @@
         </w:tc>
         <w:tc>
           <w:tcPr>
-            <w:tcW w:w="1260" w:type="dxa"/>
+            <w:tcW w:w="810" w:type="dxa"/>
           </w:tcPr>
           <w:p>
             <w:pPr>
@@ -3770,7 +3781,7 @@
         </w:tc>
         <w:tc>
           <w:tcPr>
-            <w:tcW w:w="1350" w:type="dxa"/>
+            <w:tcW w:w="1212" w:type="dxa"/>
           </w:tcPr>
           <w:p>
             <w:pPr>
@@ -3793,7 +3804,7 @@
         </w:tc>
         <w:tc>
           <w:tcPr>
-            <w:tcW w:w="1350" w:type="dxa"/>
+            <w:tcW w:w="1260" w:type="dxa"/>
           </w:tcPr>
           <w:p>
             <w:pPr>
@@ -3821,10 +3832,11 @@
         </w:trPr>
         <w:tc>
           <w:tcPr>
-            <w:tcW w:w="1093" w:type="dxa"/>
-          </w:tcPr>
-          <w:p>
-            <w:pPr>
+            <w:tcW w:w="943" w:type="dxa"/>
+          </w:tcPr>
+          <w:p>
+            <w:pPr>
+              <w:jc w:val="center"/>
               <w:rPr>
                 <w:rFonts w:ascii="Times New Roman" w:hAnsi="Times New Roman" w:cs="Times New Roman"/>
                 <w:sz w:val="24"/>
@@ -3843,7 +3855,7 @@
         </w:tc>
         <w:tc>
           <w:tcPr>
-            <w:tcW w:w="1260" w:type="dxa"/>
+            <w:tcW w:w="810" w:type="dxa"/>
           </w:tcPr>
           <w:p>
             <w:pPr>
@@ -3895,7 +3907,7 @@
         </w:tc>
         <w:tc>
           <w:tcPr>
-            <w:tcW w:w="1350" w:type="dxa"/>
+            <w:tcW w:w="1212" w:type="dxa"/>
           </w:tcPr>
           <w:p>
             <w:pPr>
@@ -3918,7 +3930,7 @@
         </w:tc>
         <w:tc>
           <w:tcPr>
-            <w:tcW w:w="1350" w:type="dxa"/>
+            <w:tcW w:w="1260" w:type="dxa"/>
           </w:tcPr>
           <w:p>
             <w:pPr>
@@ -3946,10 +3958,11 @@
         </w:trPr>
         <w:tc>
           <w:tcPr>
-            <w:tcW w:w="1093" w:type="dxa"/>
-          </w:tcPr>
-          <w:p>
-            <w:pPr>
+            <w:tcW w:w="943" w:type="dxa"/>
+          </w:tcPr>
+          <w:p>
+            <w:pPr>
+              <w:jc w:val="center"/>
               <w:rPr>
                 <w:rFonts w:ascii="Times New Roman" w:hAnsi="Times New Roman" w:cs="Times New Roman"/>
                 <w:sz w:val="24"/>
@@ -3968,7 +3981,7 @@
         </w:tc>
         <w:tc>
           <w:tcPr>
-            <w:tcW w:w="1260" w:type="dxa"/>
+            <w:tcW w:w="810" w:type="dxa"/>
           </w:tcPr>
           <w:p>
             <w:pPr>
@@ -4020,7 +4033,7 @@
         </w:tc>
         <w:tc>
           <w:tcPr>
-            <w:tcW w:w="1350" w:type="dxa"/>
+            <w:tcW w:w="1212" w:type="dxa"/>
           </w:tcPr>
           <w:p>
             <w:pPr>
@@ -4043,7 +4056,7 @@
         </w:tc>
         <w:tc>
           <w:tcPr>
-            <w:tcW w:w="1350" w:type="dxa"/>
+            <w:tcW w:w="1260" w:type="dxa"/>
           </w:tcPr>
           <w:p>
             <w:pPr>
@@ -4071,10 +4084,11 @@
         </w:trPr>
         <w:tc>
           <w:tcPr>
-            <w:tcW w:w="1093" w:type="dxa"/>
-          </w:tcPr>
-          <w:p>
-            <w:pPr>
+            <w:tcW w:w="943" w:type="dxa"/>
+          </w:tcPr>
+          <w:p>
+            <w:pPr>
+              <w:jc w:val="center"/>
               <w:rPr>
                 <w:rFonts w:ascii="Times New Roman" w:hAnsi="Times New Roman" w:cs="Times New Roman"/>
                 <w:sz w:val="24"/>
@@ -4093,7 +4107,7 @@
         </w:tc>
         <w:tc>
           <w:tcPr>
-            <w:tcW w:w="1260" w:type="dxa"/>
+            <w:tcW w:w="810" w:type="dxa"/>
           </w:tcPr>
           <w:p>
             <w:pPr>
@@ -4155,7 +4169,7 @@
         </w:tc>
         <w:tc>
           <w:tcPr>
-            <w:tcW w:w="1350" w:type="dxa"/>
+            <w:tcW w:w="1212" w:type="dxa"/>
           </w:tcPr>
           <w:p>
             <w:pPr>
@@ -4178,32 +4192,24 @@
         </w:tc>
         <w:tc>
           <w:tcPr>
-            <w:tcW w:w="1350" w:type="dxa"/>
-          </w:tcPr>
-          <w:p>
-            <w:pPr>
-              <w:jc w:val="center"/>
-              <w:rPr>
-                <w:rFonts w:ascii="Times New Roman" w:hAnsi="Times New Roman" w:cs="Times New Roman"/>
-                <w:sz w:val="24"/>
-                <w:szCs w:val="24"/>
-              </w:rPr>
-            </w:pPr>
-            <w:r>
-              <w:rPr>
-                <w:rFonts w:ascii="Times New Roman" w:hAnsi="Times New Roman" w:cs="Times New Roman"/>
-                <w:sz w:val="24"/>
-                <w:szCs w:val="24"/>
-              </w:rPr>
-              <w:t>K1, K2</w:t>
-            </w:r>
-            <w:r>
-              <w:rPr>
-                <w:rFonts w:ascii="Times New Roman" w:hAnsi="Times New Roman" w:cs="Times New Roman"/>
-                <w:sz w:val="24"/>
-                <w:szCs w:val="24"/>
-              </w:rPr>
-              <w:t>, K3</w:t>
+            <w:tcW w:w="1260" w:type="dxa"/>
+          </w:tcPr>
+          <w:p>
+            <w:pPr>
+              <w:jc w:val="center"/>
+              <w:rPr>
+                <w:rFonts w:ascii="Times New Roman" w:hAnsi="Times New Roman" w:cs="Times New Roman"/>
+                <w:sz w:val="24"/>
+                <w:szCs w:val="24"/>
+              </w:rPr>
+            </w:pPr>
+            <w:r>
+              <w:rPr>
+                <w:rFonts w:ascii="Times New Roman" w:hAnsi="Times New Roman" w:cs="Times New Roman"/>
+                <w:sz w:val="24"/>
+                <w:szCs w:val="24"/>
+              </w:rPr>
+              <w:t>K1, K2, K3</w:t>
             </w:r>
           </w:p>
         </w:tc>
@@ -4214,10 +4220,11 @@
         </w:trPr>
         <w:tc>
           <w:tcPr>
-            <w:tcW w:w="1093" w:type="dxa"/>
-          </w:tcPr>
-          <w:p>
-            <w:pPr>
+            <w:tcW w:w="943" w:type="dxa"/>
+          </w:tcPr>
+          <w:p>
+            <w:pPr>
+              <w:jc w:val="center"/>
               <w:rPr>
                 <w:rFonts w:ascii="Times New Roman" w:hAnsi="Times New Roman" w:cs="Times New Roman"/>
                 <w:sz w:val="24"/>
@@ -4236,7 +4243,7 @@
         </w:tc>
         <w:tc>
           <w:tcPr>
-            <w:tcW w:w="1260" w:type="dxa"/>
+            <w:tcW w:w="810" w:type="dxa"/>
           </w:tcPr>
           <w:p>
             <w:pPr>
@@ -4288,7 +4295,7 @@
         </w:tc>
         <w:tc>
           <w:tcPr>
-            <w:tcW w:w="1350" w:type="dxa"/>
+            <w:tcW w:w="1212" w:type="dxa"/>
           </w:tcPr>
           <w:p>
             <w:pPr>
@@ -4311,7 +4318,7 @@
         </w:tc>
         <w:tc>
           <w:tcPr>
-            <w:tcW w:w="1350" w:type="dxa"/>
+            <w:tcW w:w="1260" w:type="dxa"/>
           </w:tcPr>
           <w:p>
             <w:pPr>
@@ -4339,10 +4346,11 @@
         </w:trPr>
         <w:tc>
           <w:tcPr>
-            <w:tcW w:w="1093" w:type="dxa"/>
-          </w:tcPr>
-          <w:p>
-            <w:pPr>
+            <w:tcW w:w="943" w:type="dxa"/>
+          </w:tcPr>
+          <w:p>
+            <w:pPr>
+              <w:jc w:val="center"/>
               <w:rPr>
                 <w:rFonts w:ascii="Times New Roman" w:hAnsi="Times New Roman" w:cs="Times New Roman"/>
                 <w:sz w:val="24"/>
@@ -4361,7 +4369,7 @@
         </w:tc>
         <w:tc>
           <w:tcPr>
-            <w:tcW w:w="1260" w:type="dxa"/>
+            <w:tcW w:w="810" w:type="dxa"/>
           </w:tcPr>
           <w:p>
             <w:pPr>
@@ -4413,7 +4421,7 @@
         </w:tc>
         <w:tc>
           <w:tcPr>
-            <w:tcW w:w="1350" w:type="dxa"/>
+            <w:tcW w:w="1212" w:type="dxa"/>
           </w:tcPr>
           <w:p>
             <w:pPr>
@@ -4436,7 +4444,7 @@
         </w:tc>
         <w:tc>
           <w:tcPr>
-            <w:tcW w:w="1350" w:type="dxa"/>
+            <w:tcW w:w="1260" w:type="dxa"/>
           </w:tcPr>
           <w:p>
             <w:pPr>
@@ -4464,10 +4472,11 @@
         </w:trPr>
         <w:tc>
           <w:tcPr>
-            <w:tcW w:w="1093" w:type="dxa"/>
-          </w:tcPr>
-          <w:p>
-            <w:pPr>
+            <w:tcW w:w="943" w:type="dxa"/>
+          </w:tcPr>
+          <w:p>
+            <w:pPr>
+              <w:jc w:val="center"/>
               <w:rPr>
                 <w:rFonts w:ascii="Times New Roman" w:hAnsi="Times New Roman" w:cs="Times New Roman"/>
                 <w:sz w:val="24"/>
@@ -4486,7 +4495,7 @@
         </w:tc>
         <w:tc>
           <w:tcPr>
-            <w:tcW w:w="1260" w:type="dxa"/>
+            <w:tcW w:w="810" w:type="dxa"/>
           </w:tcPr>
           <w:p>
             <w:pPr>
@@ -4538,7 +4547,7 @@
         </w:tc>
         <w:tc>
           <w:tcPr>
-            <w:tcW w:w="1350" w:type="dxa"/>
+            <w:tcW w:w="1212" w:type="dxa"/>
           </w:tcPr>
           <w:p>
             <w:pPr>
@@ -4561,7 +4570,7 @@
         </w:tc>
         <w:tc>
           <w:tcPr>
-            <w:tcW w:w="1350" w:type="dxa"/>
+            <w:tcW w:w="1260" w:type="dxa"/>
           </w:tcPr>
           <w:p>
             <w:pPr>
@@ -4589,10 +4598,11 @@
         </w:trPr>
         <w:tc>
           <w:tcPr>
-            <w:tcW w:w="1093" w:type="dxa"/>
-          </w:tcPr>
-          <w:p>
-            <w:pPr>
+            <w:tcW w:w="943" w:type="dxa"/>
+          </w:tcPr>
+          <w:p>
+            <w:pPr>
+              <w:jc w:val="center"/>
               <w:rPr>
                 <w:rFonts w:ascii="Times New Roman" w:hAnsi="Times New Roman" w:cs="Times New Roman"/>
                 <w:sz w:val="24"/>
@@ -4611,7 +4621,7 @@
         </w:tc>
         <w:tc>
           <w:tcPr>
-            <w:tcW w:w="1260" w:type="dxa"/>
+            <w:tcW w:w="810" w:type="dxa"/>
           </w:tcPr>
           <w:p>
             <w:pPr>
@@ -4663,7 +4673,7 @@
         </w:tc>
         <w:tc>
           <w:tcPr>
-            <w:tcW w:w="1350" w:type="dxa"/>
+            <w:tcW w:w="1212" w:type="dxa"/>
           </w:tcPr>
           <w:p>
             <w:pPr>
@@ -4686,7 +4696,7 @@
         </w:tc>
         <w:tc>
           <w:tcPr>
-            <w:tcW w:w="1350" w:type="dxa"/>
+            <w:tcW w:w="1260" w:type="dxa"/>
           </w:tcPr>
           <w:p>
             <w:pPr>
@@ -4714,10 +4724,11 @@
         </w:trPr>
         <w:tc>
           <w:tcPr>
-            <w:tcW w:w="1093" w:type="dxa"/>
-          </w:tcPr>
-          <w:p>
-            <w:pPr>
+            <w:tcW w:w="943" w:type="dxa"/>
+          </w:tcPr>
+          <w:p>
+            <w:pPr>
+              <w:jc w:val="center"/>
               <w:rPr>
                 <w:rFonts w:ascii="Times New Roman" w:hAnsi="Times New Roman" w:cs="Times New Roman"/>
                 <w:sz w:val="24"/>
@@ -4736,7 +4747,7 @@
         </w:tc>
         <w:tc>
           <w:tcPr>
-            <w:tcW w:w="1260" w:type="dxa"/>
+            <w:tcW w:w="810" w:type="dxa"/>
           </w:tcPr>
           <w:p>
             <w:pPr>
@@ -4788,7 +4799,7 @@
         </w:tc>
         <w:tc>
           <w:tcPr>
-            <w:tcW w:w="1350" w:type="dxa"/>
+            <w:tcW w:w="1212" w:type="dxa"/>
           </w:tcPr>
           <w:p>
             <w:pPr>
@@ -4811,7 +4822,7 @@
         </w:tc>
         <w:tc>
           <w:tcPr>
-            <w:tcW w:w="1350" w:type="dxa"/>
+            <w:tcW w:w="1260" w:type="dxa"/>
           </w:tcPr>
           <w:p>
             <w:pPr>
@@ -4839,29 +4850,31 @@
         </w:trPr>
         <w:tc>
           <w:tcPr>
-            <w:tcW w:w="1093" w:type="dxa"/>
-          </w:tcPr>
-          <w:p>
-            <w:pPr>
-              <w:rPr>
-                <w:rFonts w:ascii="Times New Roman" w:hAnsi="Times New Roman" w:cs="Times New Roman"/>
-                <w:sz w:val="24"/>
-                <w:szCs w:val="24"/>
-              </w:rPr>
-            </w:pPr>
-            <w:r>
-              <w:rPr>
-                <w:rFonts w:ascii="Times New Roman" w:eastAsia="Times New Roman" w:hAnsi="Times New Roman" w:cs="Times New Roman"/>
-                <w:sz w:val="24"/>
-                <w:szCs w:val="24"/>
-              </w:rPr>
+            <w:tcW w:w="943" w:type="dxa"/>
+          </w:tcPr>
+          <w:p>
+            <w:pPr>
+              <w:jc w:val="center"/>
+              <w:rPr>
+                <w:rFonts w:ascii="Times New Roman" w:hAnsi="Times New Roman" w:cs="Times New Roman"/>
+                <w:sz w:val="24"/>
+                <w:szCs w:val="24"/>
+              </w:rPr>
+            </w:pPr>
+            <w:r>
+              <w:rPr>
+                <w:rFonts w:ascii="Times New Roman" w:eastAsia="Times New Roman" w:hAnsi="Times New Roman" w:cs="Times New Roman"/>
+                <w:sz w:val="24"/>
+                <w:szCs w:val="24"/>
+              </w:rPr>
+              <w:lastRenderedPageBreak/>
               <w:t>II</w:t>
             </w:r>
           </w:p>
         </w:tc>
         <w:tc>
           <w:tcPr>
-            <w:tcW w:w="1260" w:type="dxa"/>
+            <w:tcW w:w="810" w:type="dxa"/>
           </w:tcPr>
           <w:p>
             <w:pPr>
@@ -4913,7 +4926,7 @@
         </w:tc>
         <w:tc>
           <w:tcPr>
-            <w:tcW w:w="1350" w:type="dxa"/>
+            <w:tcW w:w="1212" w:type="dxa"/>
           </w:tcPr>
           <w:p>
             <w:pPr>
@@ -4936,7 +4949,7 @@
         </w:tc>
         <w:tc>
           <w:tcPr>
-            <w:tcW w:w="1350" w:type="dxa"/>
+            <w:tcW w:w="1260" w:type="dxa"/>
           </w:tcPr>
           <w:p>
             <w:pPr>
@@ -4964,10 +4977,11 @@
         </w:trPr>
         <w:tc>
           <w:tcPr>
-            <w:tcW w:w="1093" w:type="dxa"/>
-          </w:tcPr>
-          <w:p>
-            <w:pPr>
+            <w:tcW w:w="943" w:type="dxa"/>
+          </w:tcPr>
+          <w:p>
+            <w:pPr>
+              <w:jc w:val="center"/>
               <w:rPr>
                 <w:rFonts w:ascii="Times New Roman" w:hAnsi="Times New Roman" w:cs="Times New Roman"/>
                 <w:sz w:val="24"/>
@@ -4986,7 +5000,7 @@
         </w:tc>
         <w:tc>
           <w:tcPr>
-            <w:tcW w:w="1260" w:type="dxa"/>
+            <w:tcW w:w="810" w:type="dxa"/>
           </w:tcPr>
           <w:p>
             <w:pPr>
@@ -5038,7 +5052,7 @@
         </w:tc>
         <w:tc>
           <w:tcPr>
-            <w:tcW w:w="1350" w:type="dxa"/>
+            <w:tcW w:w="1212" w:type="dxa"/>
           </w:tcPr>
           <w:p>
             <w:pPr>
@@ -5061,7 +5075,7 @@
         </w:tc>
         <w:tc>
           <w:tcPr>
-            <w:tcW w:w="1350" w:type="dxa"/>
+            <w:tcW w:w="1260" w:type="dxa"/>
           </w:tcPr>
           <w:p>
             <w:pPr>
@@ -5089,10 +5103,11 @@
         </w:trPr>
         <w:tc>
           <w:tcPr>
-            <w:tcW w:w="1093" w:type="dxa"/>
-          </w:tcPr>
-          <w:p>
-            <w:pPr>
+            <w:tcW w:w="943" w:type="dxa"/>
+          </w:tcPr>
+          <w:p>
+            <w:pPr>
+              <w:jc w:val="center"/>
               <w:rPr>
                 <w:rFonts w:ascii="Times New Roman" w:hAnsi="Times New Roman" w:cs="Times New Roman"/>
                 <w:sz w:val="24"/>
@@ -5111,7 +5126,7 @@
         </w:tc>
         <w:tc>
           <w:tcPr>
-            <w:tcW w:w="1260" w:type="dxa"/>
+            <w:tcW w:w="810" w:type="dxa"/>
           </w:tcPr>
           <w:p>
             <w:pPr>
@@ -5163,7 +5178,7 @@
         </w:tc>
         <w:tc>
           <w:tcPr>
-            <w:tcW w:w="1350" w:type="dxa"/>
+            <w:tcW w:w="1212" w:type="dxa"/>
           </w:tcPr>
           <w:p>
             <w:pPr>
@@ -5186,7 +5201,7 @@
         </w:tc>
         <w:tc>
           <w:tcPr>
-            <w:tcW w:w="1350" w:type="dxa"/>
+            <w:tcW w:w="1260" w:type="dxa"/>
           </w:tcPr>
           <w:p>
             <w:pPr>
@@ -5214,10 +5229,11 @@
         </w:trPr>
         <w:tc>
           <w:tcPr>
-            <w:tcW w:w="1093" w:type="dxa"/>
-          </w:tcPr>
-          <w:p>
-            <w:pPr>
+            <w:tcW w:w="943" w:type="dxa"/>
+          </w:tcPr>
+          <w:p>
+            <w:pPr>
+              <w:jc w:val="center"/>
               <w:rPr>
                 <w:rFonts w:ascii="Times New Roman" w:hAnsi="Times New Roman" w:cs="Times New Roman"/>
                 <w:sz w:val="24"/>
@@ -5236,7 +5252,7 @@
         </w:tc>
         <w:tc>
           <w:tcPr>
-            <w:tcW w:w="1260" w:type="dxa"/>
+            <w:tcW w:w="810" w:type="dxa"/>
           </w:tcPr>
           <w:p>
             <w:pPr>
@@ -5288,7 +5304,7 @@
         </w:tc>
         <w:tc>
           <w:tcPr>
-            <w:tcW w:w="1350" w:type="dxa"/>
+            <w:tcW w:w="1212" w:type="dxa"/>
           </w:tcPr>
           <w:p>
             <w:pPr>
@@ -5311,7 +5327,7 @@
         </w:tc>
         <w:tc>
           <w:tcPr>
-            <w:tcW w:w="1350" w:type="dxa"/>
+            <w:tcW w:w="1260" w:type="dxa"/>
           </w:tcPr>
           <w:p>
             <w:pPr>
@@ -5339,10 +5355,11 @@
         </w:trPr>
         <w:tc>
           <w:tcPr>
-            <w:tcW w:w="1093" w:type="dxa"/>
-          </w:tcPr>
-          <w:p>
-            <w:pPr>
+            <w:tcW w:w="943" w:type="dxa"/>
+          </w:tcPr>
+          <w:p>
+            <w:pPr>
+              <w:jc w:val="center"/>
               <w:rPr>
                 <w:rFonts w:ascii="Times New Roman" w:hAnsi="Times New Roman" w:cs="Times New Roman"/>
                 <w:sz w:val="24"/>
@@ -5361,7 +5378,7 @@
         </w:tc>
         <w:tc>
           <w:tcPr>
-            <w:tcW w:w="1260" w:type="dxa"/>
+            <w:tcW w:w="810" w:type="dxa"/>
           </w:tcPr>
           <w:p>
             <w:pPr>
@@ -5413,7 +5430,7 @@
         </w:tc>
         <w:tc>
           <w:tcPr>
-            <w:tcW w:w="1350" w:type="dxa"/>
+            <w:tcW w:w="1212" w:type="dxa"/>
           </w:tcPr>
           <w:p>
             <w:pPr>
@@ -5436,7 +5453,7 @@
         </w:tc>
         <w:tc>
           <w:tcPr>
-            <w:tcW w:w="1350" w:type="dxa"/>
+            <w:tcW w:w="1260" w:type="dxa"/>
           </w:tcPr>
           <w:p>
             <w:pPr>
@@ -5464,10 +5481,11 @@
         </w:trPr>
         <w:tc>
           <w:tcPr>
-            <w:tcW w:w="1093" w:type="dxa"/>
-          </w:tcPr>
-          <w:p>
-            <w:pPr>
+            <w:tcW w:w="943" w:type="dxa"/>
+          </w:tcPr>
+          <w:p>
+            <w:pPr>
+              <w:jc w:val="center"/>
               <w:rPr>
                 <w:rFonts w:ascii="Times New Roman" w:hAnsi="Times New Roman" w:cs="Times New Roman"/>
                 <w:sz w:val="24"/>
@@ -5486,7 +5504,7 @@
         </w:tc>
         <w:tc>
           <w:tcPr>
-            <w:tcW w:w="1260" w:type="dxa"/>
+            <w:tcW w:w="810" w:type="dxa"/>
           </w:tcPr>
           <w:p>
             <w:pPr>
@@ -5538,7 +5556,7 @@
         </w:tc>
         <w:tc>
           <w:tcPr>
-            <w:tcW w:w="1350" w:type="dxa"/>
+            <w:tcW w:w="1212" w:type="dxa"/>
           </w:tcPr>
           <w:p>
             <w:pPr>
@@ -5561,7 +5579,7 @@
         </w:tc>
         <w:tc>
           <w:tcPr>
-            <w:tcW w:w="1350" w:type="dxa"/>
+            <w:tcW w:w="1260" w:type="dxa"/>
           </w:tcPr>
           <w:p>
             <w:pPr>
@@ -5589,10 +5607,11 @@
         </w:trPr>
         <w:tc>
           <w:tcPr>
-            <w:tcW w:w="1093" w:type="dxa"/>
-          </w:tcPr>
-          <w:p>
-            <w:pPr>
+            <w:tcW w:w="943" w:type="dxa"/>
+          </w:tcPr>
+          <w:p>
+            <w:pPr>
+              <w:jc w:val="center"/>
               <w:rPr>
                 <w:rFonts w:ascii="Times New Roman" w:hAnsi="Times New Roman" w:cs="Times New Roman"/>
                 <w:sz w:val="24"/>
@@ -5611,7 +5630,7 @@
         </w:tc>
         <w:tc>
           <w:tcPr>
-            <w:tcW w:w="1260" w:type="dxa"/>
+            <w:tcW w:w="810" w:type="dxa"/>
           </w:tcPr>
           <w:p>
             <w:pPr>
@@ -5663,7 +5682,7 @@
         </w:tc>
         <w:tc>
           <w:tcPr>
-            <w:tcW w:w="1350" w:type="dxa"/>
+            <w:tcW w:w="1212" w:type="dxa"/>
           </w:tcPr>
           <w:p>
             <w:pPr>
@@ -5686,7 +5705,7 @@
         </w:tc>
         <w:tc>
           <w:tcPr>
-            <w:tcW w:w="1350" w:type="dxa"/>
+            <w:tcW w:w="1260" w:type="dxa"/>
           </w:tcPr>
           <w:p>
             <w:pPr>
@@ -5714,10 +5733,11 @@
         </w:trPr>
         <w:tc>
           <w:tcPr>
-            <w:tcW w:w="1093" w:type="dxa"/>
-          </w:tcPr>
-          <w:p>
-            <w:pPr>
+            <w:tcW w:w="943" w:type="dxa"/>
+          </w:tcPr>
+          <w:p>
+            <w:pPr>
+              <w:jc w:val="center"/>
               <w:rPr>
                 <w:rFonts w:ascii="Times New Roman" w:hAnsi="Times New Roman" w:cs="Times New Roman"/>
                 <w:sz w:val="24"/>
@@ -5736,7 +5756,7 @@
         </w:tc>
         <w:tc>
           <w:tcPr>
-            <w:tcW w:w="1260" w:type="dxa"/>
+            <w:tcW w:w="810" w:type="dxa"/>
           </w:tcPr>
           <w:p>
             <w:pPr>
@@ -5788,7 +5808,7 @@
         </w:tc>
         <w:tc>
           <w:tcPr>
-            <w:tcW w:w="1350" w:type="dxa"/>
+            <w:tcW w:w="1212" w:type="dxa"/>
           </w:tcPr>
           <w:p>
             <w:pPr>
@@ -5811,7 +5831,7 @@
         </w:tc>
         <w:tc>
           <w:tcPr>
-            <w:tcW w:w="1350" w:type="dxa"/>
+            <w:tcW w:w="1260" w:type="dxa"/>
           </w:tcPr>
           <w:p>
             <w:pPr>
@@ -5839,10 +5859,11 @@
         </w:trPr>
         <w:tc>
           <w:tcPr>
-            <w:tcW w:w="1093" w:type="dxa"/>
-          </w:tcPr>
-          <w:p>
-            <w:pPr>
+            <w:tcW w:w="943" w:type="dxa"/>
+          </w:tcPr>
+          <w:p>
+            <w:pPr>
+              <w:jc w:val="center"/>
               <w:rPr>
                 <w:rFonts w:ascii="Times New Roman" w:hAnsi="Times New Roman" w:cs="Times New Roman"/>
                 <w:sz w:val="24"/>
@@ -5861,7 +5882,7 @@
         </w:tc>
         <w:tc>
           <w:tcPr>
-            <w:tcW w:w="1260" w:type="dxa"/>
+            <w:tcW w:w="810" w:type="dxa"/>
           </w:tcPr>
           <w:p>
             <w:pPr>
@@ -5913,7 +5934,7 @@
         </w:tc>
         <w:tc>
           <w:tcPr>
-            <w:tcW w:w="1350" w:type="dxa"/>
+            <w:tcW w:w="1212" w:type="dxa"/>
           </w:tcPr>
           <w:p>
             <w:pPr>
@@ -5936,7 +5957,7 @@
         </w:tc>
         <w:tc>
           <w:tcPr>
-            <w:tcW w:w="1350" w:type="dxa"/>
+            <w:tcW w:w="1260" w:type="dxa"/>
           </w:tcPr>
           <w:p>
             <w:pPr>
@@ -5964,31 +5985,30 @@
         </w:trPr>
         <w:tc>
           <w:tcPr>
-            <w:tcW w:w="1093" w:type="dxa"/>
-          </w:tcPr>
-          <w:p>
-            <w:pPr>
-              <w:jc w:val="center"/>
-              <w:rPr>
-                <w:rFonts w:ascii="Times New Roman" w:eastAsia="Times New Roman" w:hAnsi="Times New Roman" w:cs="Times New Roman"/>
-                <w:sz w:val="24"/>
-                <w:szCs w:val="24"/>
-              </w:rPr>
-            </w:pPr>
-            <w:r>
-              <w:rPr>
-                <w:rFonts w:ascii="Times New Roman" w:eastAsia="Times New Roman" w:hAnsi="Times New Roman" w:cs="Times New Roman"/>
-                <w:sz w:val="24"/>
-                <w:szCs w:val="24"/>
-              </w:rPr>
-              <w:lastRenderedPageBreak/>
+            <w:tcW w:w="943" w:type="dxa"/>
+          </w:tcPr>
+          <w:p>
+            <w:pPr>
+              <w:jc w:val="center"/>
+              <w:rPr>
+                <w:rFonts w:ascii="Times New Roman" w:eastAsia="Times New Roman" w:hAnsi="Times New Roman" w:cs="Times New Roman"/>
+                <w:sz w:val="24"/>
+                <w:szCs w:val="24"/>
+              </w:rPr>
+            </w:pPr>
+            <w:r>
+              <w:rPr>
+                <w:rFonts w:ascii="Times New Roman" w:eastAsia="Times New Roman" w:hAnsi="Times New Roman" w:cs="Times New Roman"/>
+                <w:sz w:val="24"/>
+                <w:szCs w:val="24"/>
+              </w:rPr>
               <w:t>V</w:t>
             </w:r>
           </w:p>
         </w:tc>
         <w:tc>
           <w:tcPr>
-            <w:tcW w:w="1260" w:type="dxa"/>
+            <w:tcW w:w="810" w:type="dxa"/>
           </w:tcPr>
           <w:p>
             <w:pPr>
@@ -6040,7 +6060,7 @@
         </w:tc>
         <w:tc>
           <w:tcPr>
-            <w:tcW w:w="1350" w:type="dxa"/>
+            <w:tcW w:w="1212" w:type="dxa"/>
           </w:tcPr>
           <w:p>
             <w:pPr>
@@ -6063,7 +6083,7 @@
         </w:tc>
         <w:tc>
           <w:tcPr>
-            <w:tcW w:w="1350" w:type="dxa"/>
+            <w:tcW w:w="1260" w:type="dxa"/>
           </w:tcPr>
           <w:p>
             <w:pPr>
@@ -6091,7 +6111,7 @@
         </w:trPr>
         <w:tc>
           <w:tcPr>
-            <w:tcW w:w="1093" w:type="dxa"/>
+            <w:tcW w:w="943" w:type="dxa"/>
           </w:tcPr>
           <w:p>
             <w:pPr>
@@ -6114,7 +6134,7 @@
         </w:tc>
         <w:tc>
           <w:tcPr>
-            <w:tcW w:w="1260" w:type="dxa"/>
+            <w:tcW w:w="810" w:type="dxa"/>
           </w:tcPr>
           <w:p>
             <w:pPr>
@@ -6166,7 +6186,7 @@
         </w:tc>
         <w:tc>
           <w:tcPr>
-            <w:tcW w:w="1350" w:type="dxa"/>
+            <w:tcW w:w="1212" w:type="dxa"/>
           </w:tcPr>
           <w:p>
             <w:pPr>
@@ -6189,7 +6209,7 @@
         </w:tc>
         <w:tc>
           <w:tcPr>
-            <w:tcW w:w="1350" w:type="dxa"/>
+            <w:tcW w:w="1260" w:type="dxa"/>
           </w:tcPr>
           <w:p>
             <w:pPr>
@@ -6217,7 +6237,7 @@
         </w:trPr>
         <w:tc>
           <w:tcPr>
-            <w:tcW w:w="1093" w:type="dxa"/>
+            <w:tcW w:w="943" w:type="dxa"/>
           </w:tcPr>
           <w:p>
             <w:pPr>
@@ -6240,7 +6260,7 @@
         </w:tc>
         <w:tc>
           <w:tcPr>
-            <w:tcW w:w="1260" w:type="dxa"/>
+            <w:tcW w:w="810" w:type="dxa"/>
           </w:tcPr>
           <w:p>
             <w:pPr>
@@ -6292,7 +6312,7 @@
         </w:tc>
         <w:tc>
           <w:tcPr>
-            <w:tcW w:w="1350" w:type="dxa"/>
+            <w:tcW w:w="1212" w:type="dxa"/>
           </w:tcPr>
           <w:p>
             <w:pPr>
@@ -6315,7 +6335,7 @@
         </w:tc>
         <w:tc>
           <w:tcPr>
-            <w:tcW w:w="1350" w:type="dxa"/>
+            <w:tcW w:w="1260" w:type="dxa"/>
           </w:tcPr>
           <w:p>
             <w:pPr>
@@ -6343,10 +6363,11 @@
         </w:trPr>
         <w:tc>
           <w:tcPr>
-            <w:tcW w:w="1093" w:type="dxa"/>
-          </w:tcPr>
-          <w:p>
-            <w:pPr>
+            <w:tcW w:w="943" w:type="dxa"/>
+          </w:tcPr>
+          <w:p>
+            <w:pPr>
+              <w:jc w:val="center"/>
               <w:rPr>
                 <w:rFonts w:ascii="Times New Roman" w:hAnsi="Times New Roman" w:cs="Times New Roman"/>
                 <w:sz w:val="24"/>
@@ -6365,7 +6386,7 @@
         </w:tc>
         <w:tc>
           <w:tcPr>
-            <w:tcW w:w="1260" w:type="dxa"/>
+            <w:tcW w:w="810" w:type="dxa"/>
           </w:tcPr>
           <w:p>
             <w:pPr>
@@ -6427,7 +6448,7 @@
         </w:tc>
         <w:tc>
           <w:tcPr>
-            <w:tcW w:w="1350" w:type="dxa"/>
+            <w:tcW w:w="1212" w:type="dxa"/>
           </w:tcPr>
           <w:p>
             <w:pPr>
@@ -6450,7 +6471,7 @@
         </w:tc>
         <w:tc>
           <w:tcPr>
-            <w:tcW w:w="1350" w:type="dxa"/>
+            <w:tcW w:w="1260" w:type="dxa"/>
           </w:tcPr>
           <w:p>
             <w:pPr>
@@ -6478,10 +6499,11 @@
         </w:trPr>
         <w:tc>
           <w:tcPr>
-            <w:tcW w:w="1093" w:type="dxa"/>
-          </w:tcPr>
-          <w:p>
-            <w:pPr>
+            <w:tcW w:w="943" w:type="dxa"/>
+          </w:tcPr>
+          <w:p>
+            <w:pPr>
+              <w:jc w:val="center"/>
               <w:rPr>
                 <w:rFonts w:ascii="Times New Roman" w:hAnsi="Times New Roman" w:cs="Times New Roman"/>
                 <w:sz w:val="24"/>
@@ -6500,7 +6522,7 @@
         </w:tc>
         <w:tc>
           <w:tcPr>
-            <w:tcW w:w="1260" w:type="dxa"/>
+            <w:tcW w:w="810" w:type="dxa"/>
           </w:tcPr>
           <w:p>
             <w:pPr>
@@ -6552,7 +6574,7 @@
         </w:tc>
         <w:tc>
           <w:tcPr>
-            <w:tcW w:w="1350" w:type="dxa"/>
+            <w:tcW w:w="1212" w:type="dxa"/>
           </w:tcPr>
           <w:p>
             <w:pPr>
@@ -6575,7 +6597,7 @@
         </w:tc>
         <w:tc>
           <w:tcPr>
-            <w:tcW w:w="1350" w:type="dxa"/>
+            <w:tcW w:w="1260" w:type="dxa"/>
           </w:tcPr>
           <w:p>
             <w:pPr>
@@ -6603,10 +6625,11 @@
         </w:trPr>
         <w:tc>
           <w:tcPr>
-            <w:tcW w:w="1093" w:type="dxa"/>
-          </w:tcPr>
-          <w:p>
-            <w:pPr>
+            <w:tcW w:w="943" w:type="dxa"/>
+          </w:tcPr>
+          <w:p>
+            <w:pPr>
+              <w:jc w:val="center"/>
               <w:rPr>
                 <w:rFonts w:ascii="Times New Roman" w:hAnsi="Times New Roman" w:cs="Times New Roman"/>
                 <w:sz w:val="24"/>
@@ -6625,7 +6648,7 @@
         </w:tc>
         <w:tc>
           <w:tcPr>
-            <w:tcW w:w="1260" w:type="dxa"/>
+            <w:tcW w:w="810" w:type="dxa"/>
           </w:tcPr>
           <w:p>
             <w:pPr>
@@ -6677,7 +6700,7 @@
         </w:tc>
         <w:tc>
           <w:tcPr>
-            <w:tcW w:w="1350" w:type="dxa"/>
+            <w:tcW w:w="1212" w:type="dxa"/>
           </w:tcPr>
           <w:p>
             <w:pPr>
@@ -6700,7 +6723,7 @@
         </w:tc>
         <w:tc>
           <w:tcPr>
-            <w:tcW w:w="1350" w:type="dxa"/>
+            <w:tcW w:w="1260" w:type="dxa"/>
           </w:tcPr>
           <w:p>
             <w:pPr>
@@ -6728,10 +6751,11 @@
         </w:trPr>
         <w:tc>
           <w:tcPr>
-            <w:tcW w:w="1093" w:type="dxa"/>
-          </w:tcPr>
-          <w:p>
-            <w:pPr>
+            <w:tcW w:w="943" w:type="dxa"/>
+          </w:tcPr>
+          <w:p>
+            <w:pPr>
+              <w:jc w:val="center"/>
               <w:rPr>
                 <w:rFonts w:ascii="Times New Roman" w:hAnsi="Times New Roman" w:cs="Times New Roman"/>
                 <w:sz w:val="24"/>
@@ -6750,7 +6774,7 @@
         </w:tc>
         <w:tc>
           <w:tcPr>
-            <w:tcW w:w="1260" w:type="dxa"/>
+            <w:tcW w:w="810" w:type="dxa"/>
           </w:tcPr>
           <w:p>
             <w:pPr>
@@ -6802,7 +6826,7 @@
         </w:tc>
         <w:tc>
           <w:tcPr>
-            <w:tcW w:w="1350" w:type="dxa"/>
+            <w:tcW w:w="1212" w:type="dxa"/>
           </w:tcPr>
           <w:p>
             <w:pPr>
@@ -6825,32 +6849,24 @@
         </w:tc>
         <w:tc>
           <w:tcPr>
-            <w:tcW w:w="1350" w:type="dxa"/>
-          </w:tcPr>
-          <w:p>
-            <w:pPr>
-              <w:jc w:val="center"/>
-              <w:rPr>
-                <w:rFonts w:ascii="Times New Roman" w:hAnsi="Times New Roman" w:cs="Times New Roman"/>
-                <w:sz w:val="24"/>
-                <w:szCs w:val="24"/>
-              </w:rPr>
-            </w:pPr>
-            <w:r>
-              <w:rPr>
-                <w:rFonts w:ascii="Times New Roman" w:hAnsi="Times New Roman" w:cs="Times New Roman"/>
-                <w:sz w:val="24"/>
-                <w:szCs w:val="24"/>
-              </w:rPr>
-              <w:t>K1, K2</w:t>
-            </w:r>
-            <w:r>
-              <w:rPr>
-                <w:rFonts w:ascii="Times New Roman" w:hAnsi="Times New Roman" w:cs="Times New Roman"/>
-                <w:sz w:val="24"/>
-                <w:szCs w:val="24"/>
-              </w:rPr>
-              <w:t>, K3</w:t>
+            <w:tcW w:w="1260" w:type="dxa"/>
+          </w:tcPr>
+          <w:p>
+            <w:pPr>
+              <w:jc w:val="center"/>
+              <w:rPr>
+                <w:rFonts w:ascii="Times New Roman" w:hAnsi="Times New Roman" w:cs="Times New Roman"/>
+                <w:sz w:val="24"/>
+                <w:szCs w:val="24"/>
+              </w:rPr>
+            </w:pPr>
+            <w:r>
+              <w:rPr>
+                <w:rFonts w:ascii="Times New Roman" w:hAnsi="Times New Roman" w:cs="Times New Roman"/>
+                <w:sz w:val="24"/>
+                <w:szCs w:val="24"/>
+              </w:rPr>
+              <w:t>K1, K2, K3</w:t>
             </w:r>
           </w:p>
         </w:tc>
@@ -6861,10 +6877,11 @@
         </w:trPr>
         <w:tc>
           <w:tcPr>
-            <w:tcW w:w="1093" w:type="dxa"/>
-          </w:tcPr>
-          <w:p>
-            <w:pPr>
+            <w:tcW w:w="943" w:type="dxa"/>
+          </w:tcPr>
+          <w:p>
+            <w:pPr>
+              <w:jc w:val="center"/>
               <w:rPr>
                 <w:rFonts w:ascii="Times New Roman" w:hAnsi="Times New Roman" w:cs="Times New Roman"/>
                 <w:sz w:val="24"/>
@@ -6883,7 +6900,7 @@
         </w:tc>
         <w:tc>
           <w:tcPr>
-            <w:tcW w:w="1260" w:type="dxa"/>
+            <w:tcW w:w="810" w:type="dxa"/>
           </w:tcPr>
           <w:p>
             <w:pPr>
@@ -6971,7 +6988,7 @@
         </w:tc>
         <w:tc>
           <w:tcPr>
-            <w:tcW w:w="1350" w:type="dxa"/>
+            <w:tcW w:w="1212" w:type="dxa"/>
           </w:tcPr>
           <w:p>
             <w:pPr>
@@ -6994,7 +7011,7 @@
         </w:tc>
         <w:tc>
           <w:tcPr>
-            <w:tcW w:w="1350" w:type="dxa"/>
+            <w:tcW w:w="1260" w:type="dxa"/>
           </w:tcPr>
           <w:p>
             <w:pPr>
@@ -7022,10 +7039,11 @@
         </w:trPr>
         <w:tc>
           <w:tcPr>
-            <w:tcW w:w="1093" w:type="dxa"/>
-          </w:tcPr>
-          <w:p>
-            <w:pPr>
+            <w:tcW w:w="943" w:type="dxa"/>
+          </w:tcPr>
+          <w:p>
+            <w:pPr>
+              <w:jc w:val="center"/>
               <w:rPr>
                 <w:rFonts w:ascii="Times New Roman" w:hAnsi="Times New Roman" w:cs="Times New Roman"/>
                 <w:sz w:val="24"/>
@@ -7044,7 +7062,7 @@
         </w:tc>
         <w:tc>
           <w:tcPr>
-            <w:tcW w:w="1260" w:type="dxa"/>
+            <w:tcW w:w="810" w:type="dxa"/>
           </w:tcPr>
           <w:p>
             <w:pPr>
@@ -7096,7 +7114,7 @@
         </w:tc>
         <w:tc>
           <w:tcPr>
-            <w:tcW w:w="1350" w:type="dxa"/>
+            <w:tcW w:w="1212" w:type="dxa"/>
           </w:tcPr>
           <w:p>
             <w:pPr>
@@ -7119,7 +7137,7 @@
         </w:tc>
         <w:tc>
           <w:tcPr>
-            <w:tcW w:w="1350" w:type="dxa"/>
+            <w:tcW w:w="1260" w:type="dxa"/>
           </w:tcPr>
           <w:p>
             <w:pPr>
@@ -7147,10 +7165,11 @@
         </w:trPr>
         <w:tc>
           <w:tcPr>
-            <w:tcW w:w="1093" w:type="dxa"/>
-          </w:tcPr>
-          <w:p>
-            <w:pPr>
+            <w:tcW w:w="943" w:type="dxa"/>
+          </w:tcPr>
+          <w:p>
+            <w:pPr>
+              <w:jc w:val="center"/>
               <w:rPr>
                 <w:rFonts w:ascii="Times New Roman" w:hAnsi="Times New Roman" w:cs="Times New Roman"/>
                 <w:sz w:val="24"/>
@@ -7169,7 +7188,7 @@
         </w:tc>
         <w:tc>
           <w:tcPr>
-            <w:tcW w:w="1260" w:type="dxa"/>
+            <w:tcW w:w="810" w:type="dxa"/>
           </w:tcPr>
           <w:p>
             <w:pPr>
@@ -7221,7 +7240,7 @@
         </w:tc>
         <w:tc>
           <w:tcPr>
-            <w:tcW w:w="1350" w:type="dxa"/>
+            <w:tcW w:w="1212" w:type="dxa"/>
           </w:tcPr>
           <w:p>
             <w:pPr>
@@ -7244,7 +7263,7 @@
         </w:tc>
         <w:tc>
           <w:tcPr>
-            <w:tcW w:w="1350" w:type="dxa"/>
+            <w:tcW w:w="1260" w:type="dxa"/>
           </w:tcPr>
           <w:p>
             <w:pPr>
@@ -7272,10 +7291,11 @@
         </w:trPr>
         <w:tc>
           <w:tcPr>
-            <w:tcW w:w="1093" w:type="dxa"/>
-          </w:tcPr>
-          <w:p>
-            <w:pPr>
+            <w:tcW w:w="943" w:type="dxa"/>
+          </w:tcPr>
+          <w:p>
+            <w:pPr>
+              <w:jc w:val="center"/>
               <w:rPr>
                 <w:rFonts w:ascii="Times New Roman" w:hAnsi="Times New Roman" w:cs="Times New Roman"/>
                 <w:sz w:val="24"/>
@@ -7294,7 +7314,7 @@
         </w:tc>
         <w:tc>
           <w:tcPr>
-            <w:tcW w:w="1260" w:type="dxa"/>
+            <w:tcW w:w="810" w:type="dxa"/>
           </w:tcPr>
           <w:p>
             <w:pPr>
@@ -7346,7 +7366,7 @@
         </w:tc>
         <w:tc>
           <w:tcPr>
-            <w:tcW w:w="1350" w:type="dxa"/>
+            <w:tcW w:w="1212" w:type="dxa"/>
           </w:tcPr>
           <w:p>
             <w:pPr>
@@ -7369,7 +7389,7 @@
         </w:tc>
         <w:tc>
           <w:tcPr>
-            <w:tcW w:w="1350" w:type="dxa"/>
+            <w:tcW w:w="1260" w:type="dxa"/>
           </w:tcPr>
           <w:p>
             <w:pPr>
@@ -7397,10 +7417,11 @@
         </w:trPr>
         <w:tc>
           <w:tcPr>
-            <w:tcW w:w="1093" w:type="dxa"/>
-          </w:tcPr>
-          <w:p>
-            <w:pPr>
+            <w:tcW w:w="943" w:type="dxa"/>
+          </w:tcPr>
+          <w:p>
+            <w:pPr>
+              <w:jc w:val="center"/>
               <w:rPr>
                 <w:rFonts w:ascii="Times New Roman" w:hAnsi="Times New Roman" w:cs="Times New Roman"/>
                 <w:sz w:val="24"/>
@@ -7419,7 +7440,7 @@
         </w:tc>
         <w:tc>
           <w:tcPr>
-            <w:tcW w:w="1260" w:type="dxa"/>
+            <w:tcW w:w="810" w:type="dxa"/>
           </w:tcPr>
           <w:p>
             <w:pPr>
@@ -7471,7 +7492,7 @@
         </w:tc>
         <w:tc>
           <w:tcPr>
-            <w:tcW w:w="1350" w:type="dxa"/>
+            <w:tcW w:w="1212" w:type="dxa"/>
           </w:tcPr>
           <w:p>
             <w:pPr>
@@ -7494,10 +7515,11 @@
         </w:tc>
         <w:tc>
           <w:tcPr>
-            <w:tcW w:w="1350" w:type="dxa"/>
-          </w:tcPr>
-          <w:p>
-            <w:pPr>
+            <w:tcW w:w="1260" w:type="dxa"/>
+          </w:tcPr>
+          <w:p>
+            <w:pPr>
+              <w:jc w:val="center"/>
               <w:rPr>
                 <w:rFonts w:ascii="Times New Roman" w:hAnsi="Times New Roman" w:cs="Times New Roman"/>
                 <w:sz w:val="24"/>
@@ -7521,10 +7543,11 @@
         </w:trPr>
         <w:tc>
           <w:tcPr>
-            <w:tcW w:w="1093" w:type="dxa"/>
-          </w:tcPr>
-          <w:p>
-            <w:pPr>
+            <w:tcW w:w="943" w:type="dxa"/>
+          </w:tcPr>
+          <w:p>
+            <w:pPr>
+              <w:jc w:val="center"/>
               <w:rPr>
                 <w:rFonts w:ascii="Times New Roman" w:hAnsi="Times New Roman" w:cs="Times New Roman"/>
                 <w:sz w:val="24"/>
@@ -7543,7 +7566,7 @@
         </w:tc>
         <w:tc>
           <w:tcPr>
-            <w:tcW w:w="1260" w:type="dxa"/>
+            <w:tcW w:w="810" w:type="dxa"/>
           </w:tcPr>
           <w:p>
             <w:pPr>
@@ -7595,7 +7618,7 @@
         </w:tc>
         <w:tc>
           <w:tcPr>
-            <w:tcW w:w="1350" w:type="dxa"/>
+            <w:tcW w:w="1212" w:type="dxa"/>
           </w:tcPr>
           <w:p>
             <w:pPr>
@@ -7618,7 +7641,7 @@
         </w:tc>
         <w:tc>
           <w:tcPr>
-            <w:tcW w:w="1350" w:type="dxa"/>
+            <w:tcW w:w="1260" w:type="dxa"/>
           </w:tcPr>
           <w:p>
             <w:pPr>
@@ -7646,10 +7669,11 @@
         </w:trPr>
         <w:tc>
           <w:tcPr>
-            <w:tcW w:w="1093" w:type="dxa"/>
-          </w:tcPr>
-          <w:p>
-            <w:pPr>
+            <w:tcW w:w="943" w:type="dxa"/>
+          </w:tcPr>
+          <w:p>
+            <w:pPr>
+              <w:jc w:val="center"/>
               <w:rPr>
                 <w:rFonts w:ascii="Times New Roman" w:hAnsi="Times New Roman" w:cs="Times New Roman"/>
                 <w:sz w:val="24"/>
@@ -7668,7 +7692,7 @@
         </w:tc>
         <w:tc>
           <w:tcPr>
-            <w:tcW w:w="1260" w:type="dxa"/>
+            <w:tcW w:w="810" w:type="dxa"/>
           </w:tcPr>
           <w:p>
             <w:pPr>
@@ -7738,7 +7762,7 @@
         </w:tc>
         <w:tc>
           <w:tcPr>
-            <w:tcW w:w="1350" w:type="dxa"/>
+            <w:tcW w:w="1212" w:type="dxa"/>
           </w:tcPr>
           <w:p>
             <w:pPr>
@@ -7761,7 +7785,7 @@
         </w:tc>
         <w:tc>
           <w:tcPr>
-            <w:tcW w:w="1350" w:type="dxa"/>
+            <w:tcW w:w="1260" w:type="dxa"/>
           </w:tcPr>
           <w:p>
             <w:pPr>
@@ -7789,10 +7813,11 @@
         </w:trPr>
         <w:tc>
           <w:tcPr>
-            <w:tcW w:w="1093" w:type="dxa"/>
-          </w:tcPr>
-          <w:p>
-            <w:pPr>
+            <w:tcW w:w="943" w:type="dxa"/>
+          </w:tcPr>
+          <w:p>
+            <w:pPr>
+              <w:jc w:val="center"/>
               <w:rPr>
                 <w:rFonts w:ascii="Times New Roman" w:hAnsi="Times New Roman" w:cs="Times New Roman"/>
                 <w:sz w:val="24"/>
@@ -7811,7 +7836,7 @@
         </w:tc>
         <w:tc>
           <w:tcPr>
-            <w:tcW w:w="1260" w:type="dxa"/>
+            <w:tcW w:w="810" w:type="dxa"/>
           </w:tcPr>
           <w:p>
             <w:pPr>
@@ -7863,7 +7888,7 @@
         </w:tc>
         <w:tc>
           <w:tcPr>
-            <w:tcW w:w="1350" w:type="dxa"/>
+            <w:tcW w:w="1212" w:type="dxa"/>
           </w:tcPr>
           <w:p>
             <w:pPr>
@@ -7886,7 +7911,7 @@
         </w:tc>
         <w:tc>
           <w:tcPr>
-            <w:tcW w:w="1350" w:type="dxa"/>
+            <w:tcW w:w="1260" w:type="dxa"/>
           </w:tcPr>
           <w:p>
             <w:pPr>
@@ -7914,10 +7939,11 @@
         </w:trPr>
         <w:tc>
           <w:tcPr>
-            <w:tcW w:w="1093" w:type="dxa"/>
-          </w:tcPr>
-          <w:p>
-            <w:pPr>
+            <w:tcW w:w="943" w:type="dxa"/>
+          </w:tcPr>
+          <w:p>
+            <w:pPr>
+              <w:jc w:val="center"/>
               <w:rPr>
                 <w:rFonts w:ascii="Times New Roman" w:hAnsi="Times New Roman" w:cs="Times New Roman"/>
                 <w:sz w:val="24"/>
@@ -7936,7 +7962,7 @@
         </w:tc>
         <w:tc>
           <w:tcPr>
-            <w:tcW w:w="1260" w:type="dxa"/>
+            <w:tcW w:w="810" w:type="dxa"/>
           </w:tcPr>
           <w:p>
             <w:pPr>
@@ -7988,7 +8014,7 @@
         </w:tc>
         <w:tc>
           <w:tcPr>
-            <w:tcW w:w="1350" w:type="dxa"/>
+            <w:tcW w:w="1212" w:type="dxa"/>
           </w:tcPr>
           <w:p>
             <w:pPr>
@@ -8011,7 +8037,7 @@
         </w:tc>
         <w:tc>
           <w:tcPr>
-            <w:tcW w:w="1350" w:type="dxa"/>
+            <w:tcW w:w="1260" w:type="dxa"/>
           </w:tcPr>
           <w:p>
             <w:pPr>
@@ -8039,10 +8065,11 @@
         </w:trPr>
         <w:tc>
           <w:tcPr>
-            <w:tcW w:w="1093" w:type="dxa"/>
-          </w:tcPr>
-          <w:p>
-            <w:pPr>
+            <w:tcW w:w="943" w:type="dxa"/>
+          </w:tcPr>
+          <w:p>
+            <w:pPr>
+              <w:jc w:val="center"/>
               <w:rPr>
                 <w:rFonts w:ascii="Times New Roman" w:hAnsi="Times New Roman" w:cs="Times New Roman"/>
                 <w:sz w:val="24"/>
@@ -8061,7 +8088,7 @@
         </w:tc>
         <w:tc>
           <w:tcPr>
-            <w:tcW w:w="1260" w:type="dxa"/>
+            <w:tcW w:w="810" w:type="dxa"/>
           </w:tcPr>
           <w:p>
             <w:pPr>
@@ -8113,7 +8140,7 @@
         </w:tc>
         <w:tc>
           <w:tcPr>
-            <w:tcW w:w="1350" w:type="dxa"/>
+            <w:tcW w:w="1212" w:type="dxa"/>
           </w:tcPr>
           <w:p>
             <w:pPr>
@@ -8136,7 +8163,7 @@
         </w:tc>
         <w:tc>
           <w:tcPr>
-            <w:tcW w:w="1350" w:type="dxa"/>
+            <w:tcW w:w="1260" w:type="dxa"/>
           </w:tcPr>
           <w:p>
             <w:pPr>
@@ -8164,10 +8191,11 @@
         </w:trPr>
         <w:tc>
           <w:tcPr>
-            <w:tcW w:w="1093" w:type="dxa"/>
-          </w:tcPr>
-          <w:p>
-            <w:pPr>
+            <w:tcW w:w="943" w:type="dxa"/>
+          </w:tcPr>
+          <w:p>
+            <w:pPr>
+              <w:jc w:val="center"/>
               <w:rPr>
                 <w:rFonts w:ascii="Times New Roman" w:hAnsi="Times New Roman" w:cs="Times New Roman"/>
                 <w:sz w:val="24"/>
@@ -8186,7 +8214,7 @@
         </w:tc>
         <w:tc>
           <w:tcPr>
-            <w:tcW w:w="1260" w:type="dxa"/>
+            <w:tcW w:w="810" w:type="dxa"/>
           </w:tcPr>
           <w:p>
             <w:pPr>
@@ -8238,7 +8266,7 @@
         </w:tc>
         <w:tc>
           <w:tcPr>
-            <w:tcW w:w="1350" w:type="dxa"/>
+            <w:tcW w:w="1212" w:type="dxa"/>
           </w:tcPr>
           <w:p>
             <w:pPr>
@@ -8261,7 +8289,7 @@
         </w:tc>
         <w:tc>
           <w:tcPr>
-            <w:tcW w:w="1350" w:type="dxa"/>
+            <w:tcW w:w="1260" w:type="dxa"/>
           </w:tcPr>
           <w:p>
             <w:pPr>
@@ -8289,10 +8317,11 @@
         </w:trPr>
         <w:tc>
           <w:tcPr>
-            <w:tcW w:w="1093" w:type="dxa"/>
-          </w:tcPr>
-          <w:p>
-            <w:pPr>
+            <w:tcW w:w="943" w:type="dxa"/>
+          </w:tcPr>
+          <w:p>
+            <w:pPr>
+              <w:jc w:val="center"/>
               <w:rPr>
                 <w:rFonts w:ascii="Times New Roman" w:hAnsi="Times New Roman" w:cs="Times New Roman"/>
                 <w:sz w:val="24"/>
@@ -8311,7 +8340,7 @@
         </w:tc>
         <w:tc>
           <w:tcPr>
-            <w:tcW w:w="1260" w:type="dxa"/>
+            <w:tcW w:w="810" w:type="dxa"/>
           </w:tcPr>
           <w:p>
             <w:pPr>
@@ -8363,7 +8392,7 @@
         </w:tc>
         <w:tc>
           <w:tcPr>
-            <w:tcW w:w="1350" w:type="dxa"/>
+            <w:tcW w:w="1212" w:type="dxa"/>
           </w:tcPr>
           <w:p>
             <w:pPr>
@@ -8386,7 +8415,7 @@
         </w:tc>
         <w:tc>
           <w:tcPr>
-            <w:tcW w:w="1350" w:type="dxa"/>
+            <w:tcW w:w="1260" w:type="dxa"/>
           </w:tcPr>
           <w:p>
             <w:pPr>
@@ -8414,10 +8443,11 @@
         </w:trPr>
         <w:tc>
           <w:tcPr>
-            <w:tcW w:w="1093" w:type="dxa"/>
-          </w:tcPr>
-          <w:p>
-            <w:pPr>
+            <w:tcW w:w="943" w:type="dxa"/>
+          </w:tcPr>
+          <w:p>
+            <w:pPr>
+              <w:jc w:val="center"/>
               <w:rPr>
                 <w:rFonts w:ascii="Times New Roman" w:hAnsi="Times New Roman" w:cs="Times New Roman"/>
                 <w:sz w:val="24"/>
@@ -8436,7 +8466,7 @@
         </w:tc>
         <w:tc>
           <w:tcPr>
-            <w:tcW w:w="1260" w:type="dxa"/>
+            <w:tcW w:w="810" w:type="dxa"/>
           </w:tcPr>
           <w:p>
             <w:pPr>
@@ -8488,7 +8518,7 @@
         </w:tc>
         <w:tc>
           <w:tcPr>
-            <w:tcW w:w="1350" w:type="dxa"/>
+            <w:tcW w:w="1212" w:type="dxa"/>
           </w:tcPr>
           <w:p>
             <w:pPr>
@@ -8511,7 +8541,7 @@
         </w:tc>
         <w:tc>
           <w:tcPr>
-            <w:tcW w:w="1350" w:type="dxa"/>
+            <w:tcW w:w="1260" w:type="dxa"/>
           </w:tcPr>
           <w:p>
             <w:pPr>
@@ -8539,10 +8569,11 @@
         </w:trPr>
         <w:tc>
           <w:tcPr>
-            <w:tcW w:w="1093" w:type="dxa"/>
-          </w:tcPr>
-          <w:p>
-            <w:pPr>
+            <w:tcW w:w="943" w:type="dxa"/>
+          </w:tcPr>
+          <w:p>
+            <w:pPr>
+              <w:jc w:val="center"/>
               <w:rPr>
                 <w:rFonts w:ascii="Times New Roman" w:hAnsi="Times New Roman" w:cs="Times New Roman"/>
                 <w:sz w:val="24"/>
@@ -8561,7 +8592,7 @@
         </w:tc>
         <w:tc>
           <w:tcPr>
-            <w:tcW w:w="1260" w:type="dxa"/>
+            <w:tcW w:w="810" w:type="dxa"/>
           </w:tcPr>
           <w:p>
             <w:pPr>
@@ -8613,7 +8644,7 @@
         </w:tc>
         <w:tc>
           <w:tcPr>
-            <w:tcW w:w="1350" w:type="dxa"/>
+            <w:tcW w:w="1212" w:type="dxa"/>
           </w:tcPr>
           <w:p>
             <w:pPr>
@@ -8636,7 +8667,7 @@
         </w:tc>
         <w:tc>
           <w:tcPr>
-            <w:tcW w:w="1350" w:type="dxa"/>
+            <w:tcW w:w="1260" w:type="dxa"/>
           </w:tcPr>
           <w:p>
             <w:pPr>
@@ -8664,10 +8695,11 @@
         </w:trPr>
         <w:tc>
           <w:tcPr>
-            <w:tcW w:w="1093" w:type="dxa"/>
-          </w:tcPr>
-          <w:p>
-            <w:pPr>
+            <w:tcW w:w="943" w:type="dxa"/>
+          </w:tcPr>
+          <w:p>
+            <w:pPr>
+              <w:jc w:val="center"/>
               <w:rPr>
                 <w:rFonts w:ascii="Times New Roman" w:hAnsi="Times New Roman" w:cs="Times New Roman"/>
                 <w:sz w:val="24"/>
@@ -8686,7 +8718,7 @@
         </w:tc>
         <w:tc>
           <w:tcPr>
-            <w:tcW w:w="1260" w:type="dxa"/>
+            <w:tcW w:w="810" w:type="dxa"/>
           </w:tcPr>
           <w:p>
             <w:pPr>
@@ -8738,7 +8770,7 @@
         </w:tc>
         <w:tc>
           <w:tcPr>
-            <w:tcW w:w="1350" w:type="dxa"/>
+            <w:tcW w:w="1212" w:type="dxa"/>
           </w:tcPr>
           <w:p>
             <w:pPr>
@@ -8761,7 +8793,7 @@
         </w:tc>
         <w:tc>
           <w:tcPr>
-            <w:tcW w:w="1350" w:type="dxa"/>
+            <w:tcW w:w="1260" w:type="dxa"/>
           </w:tcPr>
           <w:p>
             <w:pPr>
@@ -8789,10 +8821,11 @@
         </w:trPr>
         <w:tc>
           <w:tcPr>
-            <w:tcW w:w="1093" w:type="dxa"/>
-          </w:tcPr>
-          <w:p>
-            <w:pPr>
+            <w:tcW w:w="943" w:type="dxa"/>
+          </w:tcPr>
+          <w:p>
+            <w:pPr>
+              <w:jc w:val="center"/>
               <w:rPr>
                 <w:rFonts w:ascii="Times New Roman" w:hAnsi="Times New Roman" w:cs="Times New Roman"/>
                 <w:sz w:val="24"/>
@@ -8811,7 +8844,7 @@
         </w:tc>
         <w:tc>
           <w:tcPr>
-            <w:tcW w:w="1260" w:type="dxa"/>
+            <w:tcW w:w="810" w:type="dxa"/>
           </w:tcPr>
           <w:p>
             <w:pPr>
@@ -8863,7 +8896,7 @@
         </w:tc>
         <w:tc>
           <w:tcPr>
-            <w:tcW w:w="1350" w:type="dxa"/>
+            <w:tcW w:w="1212" w:type="dxa"/>
           </w:tcPr>
           <w:p>
             <w:pPr>
@@ -8886,7 +8919,7 @@
         </w:tc>
         <w:tc>
           <w:tcPr>
-            <w:tcW w:w="1350" w:type="dxa"/>
+            <w:tcW w:w="1260" w:type="dxa"/>
           </w:tcPr>
           <w:p>
             <w:pPr>
@@ -8914,10 +8947,11 @@
         </w:trPr>
         <w:tc>
           <w:tcPr>
-            <w:tcW w:w="1093" w:type="dxa"/>
-          </w:tcPr>
-          <w:p>
-            <w:pPr>
+            <w:tcW w:w="943" w:type="dxa"/>
+          </w:tcPr>
+          <w:p>
+            <w:pPr>
+              <w:jc w:val="center"/>
               <w:rPr>
                 <w:rFonts w:ascii="Times New Roman" w:hAnsi="Times New Roman" w:cs="Times New Roman"/>
                 <w:sz w:val="24"/>
@@ -8936,7 +8970,7 @@
         </w:tc>
         <w:tc>
           <w:tcPr>
-            <w:tcW w:w="1260" w:type="dxa"/>
+            <w:tcW w:w="810" w:type="dxa"/>
           </w:tcPr>
           <w:p>
             <w:pPr>
@@ -8988,7 +9022,7 @@
         </w:tc>
         <w:tc>
           <w:tcPr>
-            <w:tcW w:w="1350" w:type="dxa"/>
+            <w:tcW w:w="1212" w:type="dxa"/>
           </w:tcPr>
           <w:p>
             <w:pPr>
@@ -9011,7 +9045,7 @@
         </w:tc>
         <w:tc>
           <w:tcPr>
-            <w:tcW w:w="1350" w:type="dxa"/>
+            <w:tcW w:w="1260" w:type="dxa"/>
           </w:tcPr>
           <w:p>
             <w:pPr>
@@ -9039,10 +9073,11 @@
         </w:trPr>
         <w:tc>
           <w:tcPr>
-            <w:tcW w:w="1093" w:type="dxa"/>
-          </w:tcPr>
-          <w:p>
-            <w:pPr>
+            <w:tcW w:w="943" w:type="dxa"/>
+          </w:tcPr>
+          <w:p>
+            <w:pPr>
+              <w:jc w:val="center"/>
               <w:rPr>
                 <w:rFonts w:ascii="Times New Roman" w:hAnsi="Times New Roman" w:cs="Times New Roman"/>
                 <w:sz w:val="24"/>
@@ -9061,7 +9096,7 @@
         </w:tc>
         <w:tc>
           <w:tcPr>
-            <w:tcW w:w="1260" w:type="dxa"/>
+            <w:tcW w:w="810" w:type="dxa"/>
           </w:tcPr>
           <w:p>
             <w:pPr>
@@ -9113,7 +9148,7 @@
         </w:tc>
         <w:tc>
           <w:tcPr>
-            <w:tcW w:w="1350" w:type="dxa"/>
+            <w:tcW w:w="1212" w:type="dxa"/>
           </w:tcPr>
           <w:p>
             <w:pPr>
@@ -9136,7 +9171,7 @@
         </w:tc>
         <w:tc>
           <w:tcPr>
-            <w:tcW w:w="1350" w:type="dxa"/>
+            <w:tcW w:w="1260" w:type="dxa"/>
           </w:tcPr>
           <w:p>
             <w:pPr>
@@ -9164,10 +9199,11 @@
         </w:trPr>
         <w:tc>
           <w:tcPr>
-            <w:tcW w:w="1093" w:type="dxa"/>
-          </w:tcPr>
-          <w:p>
-            <w:pPr>
+            <w:tcW w:w="943" w:type="dxa"/>
+          </w:tcPr>
+          <w:p>
+            <w:pPr>
+              <w:jc w:val="center"/>
               <w:rPr>
                 <w:rFonts w:ascii="Times New Roman" w:hAnsi="Times New Roman" w:cs="Times New Roman"/>
                 <w:sz w:val="24"/>
@@ -9186,7 +9222,7 @@
         </w:tc>
         <w:tc>
           <w:tcPr>
-            <w:tcW w:w="1260" w:type="dxa"/>
+            <w:tcW w:w="810" w:type="dxa"/>
           </w:tcPr>
           <w:p>
             <w:pPr>
@@ -9238,7 +9274,7 @@
         </w:tc>
         <w:tc>
           <w:tcPr>
-            <w:tcW w:w="1350" w:type="dxa"/>
+            <w:tcW w:w="1212" w:type="dxa"/>
           </w:tcPr>
           <w:p>
             <w:pPr>
@@ -9261,7 +9297,7 @@
         </w:tc>
         <w:tc>
           <w:tcPr>
-            <w:tcW w:w="1350" w:type="dxa"/>
+            <w:tcW w:w="1260" w:type="dxa"/>
           </w:tcPr>
           <w:p>
             <w:pPr>
@@ -9289,10 +9325,11 @@
         </w:trPr>
         <w:tc>
           <w:tcPr>
-            <w:tcW w:w="1093" w:type="dxa"/>
-          </w:tcPr>
-          <w:p>
-            <w:pPr>
+            <w:tcW w:w="943" w:type="dxa"/>
+          </w:tcPr>
+          <w:p>
+            <w:pPr>
+              <w:jc w:val="center"/>
               <w:rPr>
                 <w:rFonts w:ascii="Times New Roman" w:hAnsi="Times New Roman" w:cs="Times New Roman"/>
                 <w:sz w:val="24"/>
@@ -9311,7 +9348,7 @@
         </w:tc>
         <w:tc>
           <w:tcPr>
-            <w:tcW w:w="1260" w:type="dxa"/>
+            <w:tcW w:w="810" w:type="dxa"/>
           </w:tcPr>
           <w:p>
             <w:pPr>
@@ -9363,7 +9400,7 @@
         </w:tc>
         <w:tc>
           <w:tcPr>
-            <w:tcW w:w="1350" w:type="dxa"/>
+            <w:tcW w:w="1212" w:type="dxa"/>
           </w:tcPr>
           <w:p>
             <w:pPr>
@@ -9386,7 +9423,7 @@
         </w:tc>
         <w:tc>
           <w:tcPr>
-            <w:tcW w:w="1350" w:type="dxa"/>
+            <w:tcW w:w="1260" w:type="dxa"/>
           </w:tcPr>
           <w:p>
             <w:pPr>
@@ -9414,10 +9451,11 @@
         </w:trPr>
         <w:tc>
           <w:tcPr>
-            <w:tcW w:w="1093" w:type="dxa"/>
-          </w:tcPr>
-          <w:p>
-            <w:pPr>
+            <w:tcW w:w="943" w:type="dxa"/>
+          </w:tcPr>
+          <w:p>
+            <w:pPr>
+              <w:jc w:val="center"/>
               <w:rPr>
                 <w:rFonts w:ascii="Times New Roman" w:hAnsi="Times New Roman" w:cs="Times New Roman"/>
                 <w:sz w:val="24"/>
@@ -9436,7 +9474,7 @@
         </w:tc>
         <w:tc>
           <w:tcPr>
-            <w:tcW w:w="1260" w:type="dxa"/>
+            <w:tcW w:w="810" w:type="dxa"/>
           </w:tcPr>
           <w:p>
             <w:pPr>
@@ -9506,7 +9544,7 @@
         </w:tc>
         <w:tc>
           <w:tcPr>
-            <w:tcW w:w="1350" w:type="dxa"/>
+            <w:tcW w:w="1212" w:type="dxa"/>
           </w:tcPr>
           <w:p>
             <w:pPr>
@@ -9529,7 +9567,7 @@
         </w:tc>
         <w:tc>
           <w:tcPr>
-            <w:tcW w:w="1350" w:type="dxa"/>
+            <w:tcW w:w="1260" w:type="dxa"/>
           </w:tcPr>
           <w:p>
             <w:pPr>
@@ -9557,29 +9595,31 @@
         </w:trPr>
         <w:tc>
           <w:tcPr>
-            <w:tcW w:w="1093" w:type="dxa"/>
-          </w:tcPr>
-          <w:p>
-            <w:pPr>
-              <w:rPr>
-                <w:rFonts w:ascii="Times New Roman" w:hAnsi="Times New Roman" w:cs="Times New Roman"/>
-                <w:sz w:val="24"/>
-                <w:szCs w:val="24"/>
-              </w:rPr>
-            </w:pPr>
-            <w:r>
-              <w:rPr>
-                <w:rFonts w:ascii="Times New Roman" w:eastAsia="Times New Roman" w:hAnsi="Times New Roman" w:cs="Times New Roman"/>
-                <w:sz w:val="24"/>
-                <w:szCs w:val="24"/>
-              </w:rPr>
+            <w:tcW w:w="943" w:type="dxa"/>
+          </w:tcPr>
+          <w:p>
+            <w:pPr>
+              <w:jc w:val="center"/>
+              <w:rPr>
+                <w:rFonts w:ascii="Times New Roman" w:hAnsi="Times New Roman" w:cs="Times New Roman"/>
+                <w:sz w:val="24"/>
+                <w:szCs w:val="24"/>
+              </w:rPr>
+            </w:pPr>
+            <w:r>
+              <w:rPr>
+                <w:rFonts w:ascii="Times New Roman" w:eastAsia="Times New Roman" w:hAnsi="Times New Roman" w:cs="Times New Roman"/>
+                <w:sz w:val="24"/>
+                <w:szCs w:val="24"/>
+              </w:rPr>
+              <w:lastRenderedPageBreak/>
               <w:t>II</w:t>
             </w:r>
           </w:p>
         </w:tc>
         <w:tc>
           <w:tcPr>
-            <w:tcW w:w="1260" w:type="dxa"/>
+            <w:tcW w:w="810" w:type="dxa"/>
           </w:tcPr>
           <w:p>
             <w:pPr>
@@ -9631,7 +9671,7 @@
         </w:tc>
         <w:tc>
           <w:tcPr>
-            <w:tcW w:w="1350" w:type="dxa"/>
+            <w:tcW w:w="1212" w:type="dxa"/>
           </w:tcPr>
           <w:p>
             <w:pPr>
@@ -9654,7 +9694,7 @@
         </w:tc>
         <w:tc>
           <w:tcPr>
-            <w:tcW w:w="1350" w:type="dxa"/>
+            <w:tcW w:w="1260" w:type="dxa"/>
           </w:tcPr>
           <w:p>
             <w:pPr>
@@ -9682,10 +9722,11 @@
         </w:trPr>
         <w:tc>
           <w:tcPr>
-            <w:tcW w:w="1093" w:type="dxa"/>
-          </w:tcPr>
-          <w:p>
-            <w:pPr>
+            <w:tcW w:w="943" w:type="dxa"/>
+          </w:tcPr>
+          <w:p>
+            <w:pPr>
+              <w:jc w:val="center"/>
               <w:rPr>
                 <w:rFonts w:ascii="Times New Roman" w:hAnsi="Times New Roman" w:cs="Times New Roman"/>
                 <w:sz w:val="24"/>
@@ -9704,7 +9745,7 @@
         </w:tc>
         <w:tc>
           <w:tcPr>
-            <w:tcW w:w="1260" w:type="dxa"/>
+            <w:tcW w:w="810" w:type="dxa"/>
           </w:tcPr>
           <w:p>
             <w:pPr>
@@ -9756,7 +9797,7 @@
         </w:tc>
         <w:tc>
           <w:tcPr>
-            <w:tcW w:w="1350" w:type="dxa"/>
+            <w:tcW w:w="1212" w:type="dxa"/>
           </w:tcPr>
           <w:p>
             <w:pPr>
@@ -9779,7 +9820,7 @@
         </w:tc>
         <w:tc>
           <w:tcPr>
-            <w:tcW w:w="1350" w:type="dxa"/>
+            <w:tcW w:w="1260" w:type="dxa"/>
           </w:tcPr>
           <w:p>
             <w:pPr>
@@ -9807,7 +9848,7 @@
         </w:trPr>
         <w:tc>
           <w:tcPr>
-            <w:tcW w:w="1093" w:type="dxa"/>
+            <w:tcW w:w="943" w:type="dxa"/>
           </w:tcPr>
           <w:p>
             <w:pPr>
@@ -9830,7 +9871,7 @@
         </w:tc>
         <w:tc>
           <w:tcPr>
-            <w:tcW w:w="1260" w:type="dxa"/>
+            <w:tcW w:w="810" w:type="dxa"/>
           </w:tcPr>
           <w:p>
             <w:pPr>
@@ -9882,7 +9923,7 @@
         </w:tc>
         <w:tc>
           <w:tcPr>
-            <w:tcW w:w="1350" w:type="dxa"/>
+            <w:tcW w:w="1212" w:type="dxa"/>
           </w:tcPr>
           <w:p>
             <w:pPr>
@@ -9905,7 +9946,7 @@
         </w:tc>
         <w:tc>
           <w:tcPr>
-            <w:tcW w:w="1350" w:type="dxa"/>
+            <w:tcW w:w="1260" w:type="dxa"/>
           </w:tcPr>
           <w:p>
             <w:pPr>
@@ -9933,7 +9974,7 @@
         </w:trPr>
         <w:tc>
           <w:tcPr>
-            <w:tcW w:w="1093" w:type="dxa"/>
+            <w:tcW w:w="943" w:type="dxa"/>
           </w:tcPr>
           <w:p>
             <w:pPr>
@@ -9956,7 +9997,7 @@
         </w:tc>
         <w:tc>
           <w:tcPr>
-            <w:tcW w:w="1260" w:type="dxa"/>
+            <w:tcW w:w="810" w:type="dxa"/>
           </w:tcPr>
           <w:p>
             <w:pPr>
@@ -10008,7 +10049,7 @@
         </w:tc>
         <w:tc>
           <w:tcPr>
-            <w:tcW w:w="1350" w:type="dxa"/>
+            <w:tcW w:w="1212" w:type="dxa"/>
           </w:tcPr>
           <w:p>
             <w:pPr>
@@ -10031,7 +10072,7 @@
         </w:tc>
         <w:tc>
           <w:tcPr>
-            <w:tcW w:w="1350" w:type="dxa"/>
+            <w:tcW w:w="1260" w:type="dxa"/>
           </w:tcPr>
           <w:p>
             <w:pPr>
@@ -10059,10 +10100,11 @@
         </w:trPr>
         <w:tc>
           <w:tcPr>
-            <w:tcW w:w="1093" w:type="dxa"/>
-          </w:tcPr>
-          <w:p>
-            <w:pPr>
+            <w:tcW w:w="943" w:type="dxa"/>
+          </w:tcPr>
+          <w:p>
+            <w:pPr>
+              <w:jc w:val="center"/>
               <w:rPr>
                 <w:rFonts w:ascii="Times New Roman" w:hAnsi="Times New Roman" w:cs="Times New Roman"/>
                 <w:sz w:val="24"/>
@@ -10081,7 +10123,7 @@
         </w:tc>
         <w:tc>
           <w:tcPr>
-            <w:tcW w:w="1260" w:type="dxa"/>
+            <w:tcW w:w="810" w:type="dxa"/>
           </w:tcPr>
           <w:p>
             <w:pPr>
@@ -10133,7 +10175,7 @@
         </w:tc>
         <w:tc>
           <w:tcPr>
-            <w:tcW w:w="1350" w:type="dxa"/>
+            <w:tcW w:w="1212" w:type="dxa"/>
           </w:tcPr>
           <w:p>
             <w:pPr>
@@ -10156,7 +10198,7 @@
         </w:tc>
         <w:tc>
           <w:tcPr>
-            <w:tcW w:w="1350" w:type="dxa"/>
+            <w:tcW w:w="1260" w:type="dxa"/>
           </w:tcPr>
           <w:p>
             <w:pPr>
@@ -10184,10 +10226,11 @@
         </w:trPr>
         <w:tc>
           <w:tcPr>
-            <w:tcW w:w="1093" w:type="dxa"/>
-          </w:tcPr>
-          <w:p>
-            <w:pPr>
+            <w:tcW w:w="943" w:type="dxa"/>
+          </w:tcPr>
+          <w:p>
+            <w:pPr>
+              <w:jc w:val="center"/>
               <w:rPr>
                 <w:rFonts w:ascii="Times New Roman" w:hAnsi="Times New Roman" w:cs="Times New Roman"/>
                 <w:sz w:val="24"/>
@@ -10206,7 +10249,7 @@
         </w:tc>
         <w:tc>
           <w:tcPr>
-            <w:tcW w:w="1260" w:type="dxa"/>
+            <w:tcW w:w="810" w:type="dxa"/>
           </w:tcPr>
           <w:p>
             <w:pPr>
@@ -10258,7 +10301,7 @@
         </w:tc>
         <w:tc>
           <w:tcPr>
-            <w:tcW w:w="1350" w:type="dxa"/>
+            <w:tcW w:w="1212" w:type="dxa"/>
           </w:tcPr>
           <w:p>
             <w:pPr>
@@ -10281,7 +10324,7 @@
         </w:tc>
         <w:tc>
           <w:tcPr>
-            <w:tcW w:w="1350" w:type="dxa"/>
+            <w:tcW w:w="1260" w:type="dxa"/>
           </w:tcPr>
           <w:p>
             <w:pPr>
@@ -10309,10 +10352,11 @@
         </w:trPr>
         <w:tc>
           <w:tcPr>
-            <w:tcW w:w="1093" w:type="dxa"/>
-          </w:tcPr>
-          <w:p>
-            <w:pPr>
+            <w:tcW w:w="943" w:type="dxa"/>
+          </w:tcPr>
+          <w:p>
+            <w:pPr>
+              <w:jc w:val="center"/>
               <w:rPr>
                 <w:rFonts w:ascii="Times New Roman" w:hAnsi="Times New Roman" w:cs="Times New Roman"/>
                 <w:sz w:val="24"/>
@@ -10331,7 +10375,7 @@
         </w:tc>
         <w:tc>
           <w:tcPr>
-            <w:tcW w:w="1260" w:type="dxa"/>
+            <w:tcW w:w="810" w:type="dxa"/>
           </w:tcPr>
           <w:p>
             <w:pPr>
@@ -10383,7 +10427,7 @@
         </w:tc>
         <w:tc>
           <w:tcPr>
-            <w:tcW w:w="1350" w:type="dxa"/>
+            <w:tcW w:w="1212" w:type="dxa"/>
           </w:tcPr>
           <w:p>
             <w:pPr>
@@ -10406,7 +10450,7 @@
         </w:tc>
         <w:tc>
           <w:tcPr>
-            <w:tcW w:w="1350" w:type="dxa"/>
+            <w:tcW w:w="1260" w:type="dxa"/>
           </w:tcPr>
           <w:p>
             <w:pPr>
@@ -10434,10 +10478,11 @@
         </w:trPr>
         <w:tc>
           <w:tcPr>
-            <w:tcW w:w="1093" w:type="dxa"/>
-          </w:tcPr>
-          <w:p>
-            <w:pPr>
+            <w:tcW w:w="943" w:type="dxa"/>
+          </w:tcPr>
+          <w:p>
+            <w:pPr>
+              <w:jc w:val="center"/>
               <w:rPr>
                 <w:rFonts w:ascii="Times New Roman" w:hAnsi="Times New Roman" w:cs="Times New Roman"/>
                 <w:sz w:val="24"/>
@@ -10456,7 +10501,7 @@
         </w:tc>
         <w:tc>
           <w:tcPr>
-            <w:tcW w:w="1260" w:type="dxa"/>
+            <w:tcW w:w="810" w:type="dxa"/>
           </w:tcPr>
           <w:p>
             <w:pPr>
@@ -10508,7 +10553,7 @@
         </w:tc>
         <w:tc>
           <w:tcPr>
-            <w:tcW w:w="1350" w:type="dxa"/>
+            <w:tcW w:w="1212" w:type="dxa"/>
           </w:tcPr>
           <w:p>
             <w:pPr>
@@ -10531,7 +10576,7 @@
         </w:tc>
         <w:tc>
           <w:tcPr>
-            <w:tcW w:w="1350" w:type="dxa"/>
+            <w:tcW w:w="1260" w:type="dxa"/>
           </w:tcPr>
           <w:p>
             <w:pPr>
@@ -10559,10 +10604,11 @@
         </w:trPr>
         <w:tc>
           <w:tcPr>
-            <w:tcW w:w="1093" w:type="dxa"/>
-          </w:tcPr>
-          <w:p>
-            <w:pPr>
+            <w:tcW w:w="943" w:type="dxa"/>
+          </w:tcPr>
+          <w:p>
+            <w:pPr>
+              <w:jc w:val="center"/>
               <w:rPr>
                 <w:rFonts w:ascii="Times New Roman" w:hAnsi="Times New Roman" w:cs="Times New Roman"/>
                 <w:sz w:val="24"/>
@@ -10581,7 +10627,7 @@
         </w:tc>
         <w:tc>
           <w:tcPr>
-            <w:tcW w:w="1260" w:type="dxa"/>
+            <w:tcW w:w="810" w:type="dxa"/>
           </w:tcPr>
           <w:p>
             <w:pPr>
@@ -10633,7 +10679,7 @@
         </w:tc>
         <w:tc>
           <w:tcPr>
-            <w:tcW w:w="1350" w:type="dxa"/>
+            <w:tcW w:w="1212" w:type="dxa"/>
           </w:tcPr>
           <w:p>
             <w:pPr>
@@ -10656,7 +10702,7 @@
         </w:tc>
         <w:tc>
           <w:tcPr>
-            <w:tcW w:w="1350" w:type="dxa"/>
+            <w:tcW w:w="1260" w:type="dxa"/>
           </w:tcPr>
           <w:p>
             <w:pPr>
@@ -10684,10 +10730,11 @@
         </w:trPr>
         <w:tc>
           <w:tcPr>
-            <w:tcW w:w="1093" w:type="dxa"/>
-          </w:tcPr>
-          <w:p>
-            <w:pPr>
+            <w:tcW w:w="943" w:type="dxa"/>
+          </w:tcPr>
+          <w:p>
+            <w:pPr>
+              <w:jc w:val="center"/>
               <w:rPr>
                 <w:rFonts w:ascii="Times New Roman" w:hAnsi="Times New Roman" w:cs="Times New Roman"/>
                 <w:sz w:val="24"/>
@@ -10706,7 +10753,7 @@
         </w:tc>
         <w:tc>
           <w:tcPr>
-            <w:tcW w:w="1260" w:type="dxa"/>
+            <w:tcW w:w="810" w:type="dxa"/>
           </w:tcPr>
           <w:p>
             <w:pPr>
@@ -10758,7 +10805,7 @@
         </w:tc>
         <w:tc>
           <w:tcPr>
-            <w:tcW w:w="1350" w:type="dxa"/>
+            <w:tcW w:w="1212" w:type="dxa"/>
           </w:tcPr>
           <w:p>
             <w:pPr>
@@ -10781,7 +10828,7 @@
         </w:tc>
         <w:tc>
           <w:tcPr>
-            <w:tcW w:w="1350" w:type="dxa"/>
+            <w:tcW w:w="1260" w:type="dxa"/>
           </w:tcPr>
           <w:p>
             <w:pPr>
@@ -10809,10 +10856,11 @@
         </w:trPr>
         <w:tc>
           <w:tcPr>
-            <w:tcW w:w="1093" w:type="dxa"/>
-          </w:tcPr>
-          <w:p>
-            <w:pPr>
+            <w:tcW w:w="943" w:type="dxa"/>
+          </w:tcPr>
+          <w:p>
+            <w:pPr>
+              <w:jc w:val="center"/>
               <w:rPr>
                 <w:rFonts w:ascii="Times New Roman" w:hAnsi="Times New Roman" w:cs="Times New Roman"/>
                 <w:sz w:val="24"/>
@@ -10831,7 +10879,7 @@
         </w:tc>
         <w:tc>
           <w:tcPr>
-            <w:tcW w:w="1260" w:type="dxa"/>
+            <w:tcW w:w="810" w:type="dxa"/>
           </w:tcPr>
           <w:p>
             <w:pPr>
@@ -10883,7 +10931,7 @@
         </w:tc>
         <w:tc>
           <w:tcPr>
-            <w:tcW w:w="1350" w:type="dxa"/>
+            <w:tcW w:w="1212" w:type="dxa"/>
           </w:tcPr>
           <w:p>
             <w:pPr>
@@ -10906,7 +10954,7 @@
         </w:tc>
         <w:tc>
           <w:tcPr>
-            <w:tcW w:w="1350" w:type="dxa"/>
+            <w:tcW w:w="1260" w:type="dxa"/>
           </w:tcPr>
           <w:p>
             <w:pPr>
@@ -10934,10 +10982,11 @@
         </w:trPr>
         <w:tc>
           <w:tcPr>
-            <w:tcW w:w="1093" w:type="dxa"/>
-          </w:tcPr>
-          <w:p>
-            <w:pPr>
+            <w:tcW w:w="943" w:type="dxa"/>
+          </w:tcPr>
+          <w:p>
+            <w:pPr>
+              <w:jc w:val="center"/>
               <w:rPr>
                 <w:rFonts w:ascii="Times New Roman" w:hAnsi="Times New Roman" w:cs="Times New Roman"/>
                 <w:sz w:val="24"/>
@@ -10956,7 +11005,7 @@
         </w:tc>
         <w:tc>
           <w:tcPr>
-            <w:tcW w:w="1260" w:type="dxa"/>
+            <w:tcW w:w="810" w:type="dxa"/>
           </w:tcPr>
           <w:p>
             <w:pPr>
@@ -11008,7 +11057,7 @@
         </w:tc>
         <w:tc>
           <w:tcPr>
-            <w:tcW w:w="1350" w:type="dxa"/>
+            <w:tcW w:w="1212" w:type="dxa"/>
           </w:tcPr>
           <w:p>
             <w:pPr>
@@ -11031,7 +11080,7 @@
         </w:tc>
         <w:tc>
           <w:tcPr>
-            <w:tcW w:w="1350" w:type="dxa"/>
+            <w:tcW w:w="1260" w:type="dxa"/>
           </w:tcPr>
           <w:p>
             <w:pPr>
@@ -11059,10 +11108,11 @@
         </w:trPr>
         <w:tc>
           <w:tcPr>
-            <w:tcW w:w="1093" w:type="dxa"/>
-          </w:tcPr>
-          <w:p>
-            <w:pPr>
+            <w:tcW w:w="943" w:type="dxa"/>
+          </w:tcPr>
+          <w:p>
+            <w:pPr>
+              <w:jc w:val="center"/>
               <w:rPr>
                 <w:rFonts w:ascii="Times New Roman" w:hAnsi="Times New Roman" w:cs="Times New Roman"/>
                 <w:sz w:val="24"/>
@@ -11081,7 +11131,7 @@
         </w:tc>
         <w:tc>
           <w:tcPr>
-            <w:tcW w:w="1260" w:type="dxa"/>
+            <w:tcW w:w="810" w:type="dxa"/>
           </w:tcPr>
           <w:p>
             <w:pPr>
@@ -11133,7 +11183,7 @@
         </w:tc>
         <w:tc>
           <w:tcPr>
-            <w:tcW w:w="1350" w:type="dxa"/>
+            <w:tcW w:w="1212" w:type="dxa"/>
           </w:tcPr>
           <w:p>
             <w:pPr>
@@ -11156,7 +11206,7 @@
         </w:tc>
         <w:tc>
           <w:tcPr>
-            <w:tcW w:w="1350" w:type="dxa"/>
+            <w:tcW w:w="1260" w:type="dxa"/>
           </w:tcPr>
           <w:p>
             <w:pPr>
@@ -11184,10 +11234,11 @@
         </w:trPr>
         <w:tc>
           <w:tcPr>
-            <w:tcW w:w="1093" w:type="dxa"/>
-          </w:tcPr>
-          <w:p>
-            <w:pPr>
+            <w:tcW w:w="943" w:type="dxa"/>
+          </w:tcPr>
+          <w:p>
+            <w:pPr>
+              <w:jc w:val="center"/>
               <w:rPr>
                 <w:rFonts w:ascii="Times New Roman" w:hAnsi="Times New Roman" w:cs="Times New Roman"/>
                 <w:sz w:val="24"/>
@@ -11206,7 +11257,7 @@
         </w:tc>
         <w:tc>
           <w:tcPr>
-            <w:tcW w:w="1260" w:type="dxa"/>
+            <w:tcW w:w="810" w:type="dxa"/>
           </w:tcPr>
           <w:p>
             <w:pPr>
@@ -11258,7 +11309,7 @@
         </w:tc>
         <w:tc>
           <w:tcPr>
-            <w:tcW w:w="1350" w:type="dxa"/>
+            <w:tcW w:w="1212" w:type="dxa"/>
           </w:tcPr>
           <w:p>
             <w:pPr>
@@ -11281,7 +11332,7 @@
         </w:tc>
         <w:tc>
           <w:tcPr>
-            <w:tcW w:w="1350" w:type="dxa"/>
+            <w:tcW w:w="1260" w:type="dxa"/>
           </w:tcPr>
           <w:p>
             <w:pPr>
@@ -11309,10 +11360,11 @@
         </w:trPr>
         <w:tc>
           <w:tcPr>
-            <w:tcW w:w="1093" w:type="dxa"/>
-          </w:tcPr>
-          <w:p>
-            <w:pPr>
+            <w:tcW w:w="943" w:type="dxa"/>
+          </w:tcPr>
+          <w:p>
+            <w:pPr>
+              <w:jc w:val="center"/>
               <w:rPr>
                 <w:rFonts w:ascii="Times New Roman" w:hAnsi="Times New Roman" w:cs="Times New Roman"/>
                 <w:sz w:val="24"/>
@@ -11331,7 +11383,7 @@
         </w:tc>
         <w:tc>
           <w:tcPr>
-            <w:tcW w:w="1260" w:type="dxa"/>
+            <w:tcW w:w="810" w:type="dxa"/>
           </w:tcPr>
           <w:p>
             <w:pPr>
@@ -11383,7 +11435,7 @@
         </w:tc>
         <w:tc>
           <w:tcPr>
-            <w:tcW w:w="1350" w:type="dxa"/>
+            <w:tcW w:w="1212" w:type="dxa"/>
           </w:tcPr>
           <w:p>
             <w:pPr>
@@ -11406,7 +11458,7 @@
         </w:tc>
         <w:tc>
           <w:tcPr>
-            <w:tcW w:w="1350" w:type="dxa"/>
+            <w:tcW w:w="1260" w:type="dxa"/>
           </w:tcPr>
           <w:p>
             <w:pPr>
@@ -11434,10 +11486,11 @@
         </w:trPr>
         <w:tc>
           <w:tcPr>
-            <w:tcW w:w="1093" w:type="dxa"/>
-          </w:tcPr>
-          <w:p>
-            <w:pPr>
+            <w:tcW w:w="943" w:type="dxa"/>
+          </w:tcPr>
+          <w:p>
+            <w:pPr>
+              <w:jc w:val="center"/>
               <w:rPr>
                 <w:rFonts w:ascii="Times New Roman" w:hAnsi="Times New Roman" w:cs="Times New Roman"/>
                 <w:sz w:val="24"/>
@@ -11456,7 +11509,7 @@
         </w:tc>
         <w:tc>
           <w:tcPr>
-            <w:tcW w:w="1260" w:type="dxa"/>
+            <w:tcW w:w="810" w:type="dxa"/>
           </w:tcPr>
           <w:p>
             <w:pPr>
@@ -11508,7 +11561,7 @@
         </w:tc>
         <w:tc>
           <w:tcPr>
-            <w:tcW w:w="1350" w:type="dxa"/>
+            <w:tcW w:w="1212" w:type="dxa"/>
           </w:tcPr>
           <w:p>
             <w:pPr>
@@ -11531,7 +11584,7 @@
         </w:tc>
         <w:tc>
           <w:tcPr>
-            <w:tcW w:w="1350" w:type="dxa"/>
+            <w:tcW w:w="1260" w:type="dxa"/>
           </w:tcPr>
           <w:p>
             <w:pPr>
@@ -11559,10 +11612,11 @@
         </w:trPr>
         <w:tc>
           <w:tcPr>
-            <w:tcW w:w="1093" w:type="dxa"/>
-          </w:tcPr>
-          <w:p>
-            <w:pPr>
+            <w:tcW w:w="943" w:type="dxa"/>
+          </w:tcPr>
+          <w:p>
+            <w:pPr>
+              <w:jc w:val="center"/>
               <w:rPr>
                 <w:rFonts w:ascii="Times New Roman" w:hAnsi="Times New Roman" w:cs="Times New Roman"/>
                 <w:sz w:val="24"/>
@@ -11581,7 +11635,7 @@
         </w:tc>
         <w:tc>
           <w:tcPr>
-            <w:tcW w:w="1260" w:type="dxa"/>
+            <w:tcW w:w="810" w:type="dxa"/>
           </w:tcPr>
           <w:p>
             <w:pPr>
@@ -11643,7 +11697,7 @@
         </w:tc>
         <w:tc>
           <w:tcPr>
-            <w:tcW w:w="1350" w:type="dxa"/>
+            <w:tcW w:w="1212" w:type="dxa"/>
           </w:tcPr>
           <w:p>
             <w:pPr>
@@ -11666,7 +11720,7 @@
         </w:tc>
         <w:tc>
           <w:tcPr>
-            <w:tcW w:w="1350" w:type="dxa"/>
+            <w:tcW w:w="1260" w:type="dxa"/>
           </w:tcPr>
           <w:p>
             <w:pPr>
@@ -11694,10 +11748,11 @@
         </w:trPr>
         <w:tc>
           <w:tcPr>
-            <w:tcW w:w="1093" w:type="dxa"/>
-          </w:tcPr>
-          <w:p>
-            <w:pPr>
+            <w:tcW w:w="943" w:type="dxa"/>
+          </w:tcPr>
+          <w:p>
+            <w:pPr>
+              <w:jc w:val="center"/>
               <w:rPr>
                 <w:rFonts w:ascii="Times New Roman" w:hAnsi="Times New Roman" w:cs="Times New Roman"/>
                 <w:sz w:val="24"/>
@@ -11716,7 +11771,7 @@
         </w:tc>
         <w:tc>
           <w:tcPr>
-            <w:tcW w:w="1260" w:type="dxa"/>
+            <w:tcW w:w="810" w:type="dxa"/>
           </w:tcPr>
           <w:p>
             <w:pPr>
@@ -11768,7 +11823,7 @@
         </w:tc>
         <w:tc>
           <w:tcPr>
-            <w:tcW w:w="1350" w:type="dxa"/>
+            <w:tcW w:w="1212" w:type="dxa"/>
           </w:tcPr>
           <w:p>
             <w:pPr>
@@ -11791,7 +11846,7 @@
         </w:tc>
         <w:tc>
           <w:tcPr>
-            <w:tcW w:w="1350" w:type="dxa"/>
+            <w:tcW w:w="1260" w:type="dxa"/>
           </w:tcPr>
           <w:p>
             <w:pPr>
@@ -11819,10 +11874,11 @@
         </w:trPr>
         <w:tc>
           <w:tcPr>
-            <w:tcW w:w="1093" w:type="dxa"/>
-          </w:tcPr>
-          <w:p>
-            <w:pPr>
+            <w:tcW w:w="943" w:type="dxa"/>
+          </w:tcPr>
+          <w:p>
+            <w:pPr>
+              <w:jc w:val="center"/>
               <w:rPr>
                 <w:rFonts w:ascii="Times New Roman" w:hAnsi="Times New Roman" w:cs="Times New Roman"/>
                 <w:sz w:val="24"/>
@@ -11841,7 +11897,7 @@
         </w:tc>
         <w:tc>
           <w:tcPr>
-            <w:tcW w:w="1260" w:type="dxa"/>
+            <w:tcW w:w="810" w:type="dxa"/>
           </w:tcPr>
           <w:p>
             <w:pPr>
@@ -11893,7 +11949,7 @@
         </w:tc>
         <w:tc>
           <w:tcPr>
-            <w:tcW w:w="1350" w:type="dxa"/>
+            <w:tcW w:w="1212" w:type="dxa"/>
           </w:tcPr>
           <w:p>
             <w:pPr>
@@ -11916,7 +11972,7 @@
         </w:tc>
         <w:tc>
           <w:tcPr>
-            <w:tcW w:w="1350" w:type="dxa"/>
+            <w:tcW w:w="1260" w:type="dxa"/>
           </w:tcPr>
           <w:p>
             <w:pPr>
@@ -11944,7 +12000,7 @@
         </w:trPr>
         <w:tc>
           <w:tcPr>
-            <w:tcW w:w="1093" w:type="dxa"/>
+            <w:tcW w:w="943" w:type="dxa"/>
           </w:tcPr>
           <w:p>
             <w:pPr>
@@ -11967,7 +12023,7 @@
         </w:tc>
         <w:tc>
           <w:tcPr>
-            <w:tcW w:w="1260" w:type="dxa"/>
+            <w:tcW w:w="810" w:type="dxa"/>
           </w:tcPr>
           <w:p>
             <w:pPr>
@@ -12019,7 +12075,7 @@
         </w:tc>
         <w:tc>
           <w:tcPr>
-            <w:tcW w:w="1350" w:type="dxa"/>
+            <w:tcW w:w="1212" w:type="dxa"/>
           </w:tcPr>
           <w:p>
             <w:pPr>
@@ -12042,7 +12098,7 @@
         </w:tc>
         <w:tc>
           <w:tcPr>
-            <w:tcW w:w="1350" w:type="dxa"/>
+            <w:tcW w:w="1260" w:type="dxa"/>
           </w:tcPr>
           <w:p>
             <w:pPr>
@@ -12070,10 +12126,11 @@
         </w:trPr>
         <w:tc>
           <w:tcPr>
-            <w:tcW w:w="1093" w:type="dxa"/>
-          </w:tcPr>
-          <w:p>
-            <w:pPr>
+            <w:tcW w:w="943" w:type="dxa"/>
+          </w:tcPr>
+          <w:p>
+            <w:pPr>
+              <w:jc w:val="center"/>
               <w:rPr>
                 <w:rFonts w:ascii="Times New Roman" w:hAnsi="Times New Roman" w:cs="Times New Roman"/>
                 <w:sz w:val="24"/>
@@ -12092,7 +12149,7 @@
         </w:tc>
         <w:tc>
           <w:tcPr>
-            <w:tcW w:w="1260" w:type="dxa"/>
+            <w:tcW w:w="810" w:type="dxa"/>
           </w:tcPr>
           <w:p>
             <w:pPr>
@@ -12144,7 +12201,7 @@
         </w:tc>
         <w:tc>
           <w:tcPr>
-            <w:tcW w:w="1350" w:type="dxa"/>
+            <w:tcW w:w="1212" w:type="dxa"/>
           </w:tcPr>
           <w:p>
             <w:pPr>
@@ -12167,7 +12224,7 @@
         </w:tc>
         <w:tc>
           <w:tcPr>
-            <w:tcW w:w="1350" w:type="dxa"/>
+            <w:tcW w:w="1260" w:type="dxa"/>
           </w:tcPr>
           <w:p>
             <w:pPr>
@@ -12195,10 +12252,11 @@
         </w:trPr>
         <w:tc>
           <w:tcPr>
-            <w:tcW w:w="1093" w:type="dxa"/>
-          </w:tcPr>
-          <w:p>
-            <w:pPr>
+            <w:tcW w:w="943" w:type="dxa"/>
+          </w:tcPr>
+          <w:p>
+            <w:pPr>
+              <w:jc w:val="center"/>
               <w:rPr>
                 <w:rFonts w:ascii="Times New Roman" w:hAnsi="Times New Roman" w:cs="Times New Roman"/>
                 <w:sz w:val="24"/>
@@ -12217,7 +12275,7 @@
         </w:tc>
         <w:tc>
           <w:tcPr>
-            <w:tcW w:w="1260" w:type="dxa"/>
+            <w:tcW w:w="810" w:type="dxa"/>
           </w:tcPr>
           <w:p>
             <w:pPr>
@@ -12269,7 +12327,7 @@
         </w:tc>
         <w:tc>
           <w:tcPr>
-            <w:tcW w:w="1350" w:type="dxa"/>
+            <w:tcW w:w="1212" w:type="dxa"/>
           </w:tcPr>
           <w:p>
             <w:pPr>
@@ -12292,7 +12350,7 @@
         </w:tc>
         <w:tc>
           <w:tcPr>
-            <w:tcW w:w="1350" w:type="dxa"/>
+            <w:tcW w:w="1260" w:type="dxa"/>
           </w:tcPr>
           <w:p>
             <w:pPr>
@@ -12320,30 +12378,30 @@
         </w:trPr>
         <w:tc>
           <w:tcPr>
-            <w:tcW w:w="1093" w:type="dxa"/>
-          </w:tcPr>
-          <w:p>
-            <w:pPr>
-              <w:rPr>
-                <w:rFonts w:ascii="Times New Roman" w:hAnsi="Times New Roman" w:cs="Times New Roman"/>
-                <w:sz w:val="24"/>
-                <w:szCs w:val="24"/>
-              </w:rPr>
-            </w:pPr>
-            <w:r>
-              <w:rPr>
-                <w:rFonts w:ascii="Times New Roman" w:eastAsia="Times New Roman" w:hAnsi="Times New Roman" w:cs="Times New Roman"/>
-                <w:sz w:val="24"/>
-                <w:szCs w:val="24"/>
-              </w:rPr>
-              <w:lastRenderedPageBreak/>
+            <w:tcW w:w="943" w:type="dxa"/>
+          </w:tcPr>
+          <w:p>
+            <w:pPr>
+              <w:jc w:val="center"/>
+              <w:rPr>
+                <w:rFonts w:ascii="Times New Roman" w:hAnsi="Times New Roman" w:cs="Times New Roman"/>
+                <w:sz w:val="24"/>
+                <w:szCs w:val="24"/>
+              </w:rPr>
+            </w:pPr>
+            <w:r>
+              <w:rPr>
+                <w:rFonts w:ascii="Times New Roman" w:eastAsia="Times New Roman" w:hAnsi="Times New Roman" w:cs="Times New Roman"/>
+                <w:sz w:val="24"/>
+                <w:szCs w:val="24"/>
+              </w:rPr>
               <w:t>IV</w:t>
             </w:r>
           </w:p>
         </w:tc>
         <w:tc>
           <w:tcPr>
-            <w:tcW w:w="1260" w:type="dxa"/>
+            <w:tcW w:w="810" w:type="dxa"/>
           </w:tcPr>
           <w:p>
             <w:pPr>
@@ -12395,7 +12453,7 @@
         </w:tc>
         <w:tc>
           <w:tcPr>
-            <w:tcW w:w="1350" w:type="dxa"/>
+            <w:tcW w:w="1212" w:type="dxa"/>
           </w:tcPr>
           <w:p>
             <w:pPr>
@@ -12418,7 +12476,7 @@
         </w:tc>
         <w:tc>
           <w:tcPr>
-            <w:tcW w:w="1350" w:type="dxa"/>
+            <w:tcW w:w="1260" w:type="dxa"/>
           </w:tcPr>
           <w:p>
             <w:pPr>
@@ -12446,10 +12504,11 @@
         </w:trPr>
         <w:tc>
           <w:tcPr>
-            <w:tcW w:w="1093" w:type="dxa"/>
-          </w:tcPr>
-          <w:p>
-            <w:pPr>
+            <w:tcW w:w="943" w:type="dxa"/>
+          </w:tcPr>
+          <w:p>
+            <w:pPr>
+              <w:jc w:val="center"/>
               <w:rPr>
                 <w:rFonts w:ascii="Times New Roman" w:hAnsi="Times New Roman" w:cs="Times New Roman"/>
                 <w:sz w:val="24"/>
@@ -12468,7 +12527,7 @@
         </w:tc>
         <w:tc>
           <w:tcPr>
-            <w:tcW w:w="1260" w:type="dxa"/>
+            <w:tcW w:w="810" w:type="dxa"/>
           </w:tcPr>
           <w:p>
             <w:pPr>
@@ -12538,7 +12597,7 @@
         </w:tc>
         <w:tc>
           <w:tcPr>
-            <w:tcW w:w="1350" w:type="dxa"/>
+            <w:tcW w:w="1212" w:type="dxa"/>
           </w:tcPr>
           <w:p>
             <w:pPr>
@@ -12561,7 +12620,7 @@
         </w:tc>
         <w:tc>
           <w:tcPr>
-            <w:tcW w:w="1350" w:type="dxa"/>
+            <w:tcW w:w="1260" w:type="dxa"/>
           </w:tcPr>
           <w:p>
             <w:pPr>
@@ -12589,7 +12648,7 @@
         </w:trPr>
         <w:tc>
           <w:tcPr>
-            <w:tcW w:w="1093" w:type="dxa"/>
+            <w:tcW w:w="943" w:type="dxa"/>
           </w:tcPr>
           <w:p>
             <w:pPr>
@@ -12612,7 +12671,7 @@
         </w:tc>
         <w:tc>
           <w:tcPr>
-            <w:tcW w:w="1260" w:type="dxa"/>
+            <w:tcW w:w="810" w:type="dxa"/>
           </w:tcPr>
           <w:p>
             <w:pPr>
@@ -12664,7 +12723,7 @@
         </w:tc>
         <w:tc>
           <w:tcPr>
-            <w:tcW w:w="1350" w:type="dxa"/>
+            <w:tcW w:w="1212" w:type="dxa"/>
           </w:tcPr>
           <w:p>
             <w:pPr>
@@ -12687,7 +12746,7 @@
         </w:tc>
         <w:tc>
           <w:tcPr>
-            <w:tcW w:w="1350" w:type="dxa"/>
+            <w:tcW w:w="1260" w:type="dxa"/>
           </w:tcPr>
           <w:p>
             <w:pPr>
@@ -12715,10 +12774,11 @@
         </w:trPr>
         <w:tc>
           <w:tcPr>
-            <w:tcW w:w="1093" w:type="dxa"/>
-          </w:tcPr>
-          <w:p>
-            <w:pPr>
+            <w:tcW w:w="943" w:type="dxa"/>
+          </w:tcPr>
+          <w:p>
+            <w:pPr>
+              <w:jc w:val="center"/>
               <w:rPr>
                 <w:rFonts w:ascii="Times New Roman" w:hAnsi="Times New Roman" w:cs="Times New Roman"/>
                 <w:sz w:val="24"/>
@@ -12737,7 +12797,7 @@
         </w:tc>
         <w:tc>
           <w:tcPr>
-            <w:tcW w:w="1260" w:type="dxa"/>
+            <w:tcW w:w="810" w:type="dxa"/>
           </w:tcPr>
           <w:p>
             <w:pPr>
@@ -12789,7 +12849,7 @@
         </w:tc>
         <w:tc>
           <w:tcPr>
-            <w:tcW w:w="1350" w:type="dxa"/>
+            <w:tcW w:w="1212" w:type="dxa"/>
           </w:tcPr>
           <w:p>
             <w:pPr>
@@ -12812,7 +12872,7 @@
         </w:tc>
         <w:tc>
           <w:tcPr>
-            <w:tcW w:w="1350" w:type="dxa"/>
+            <w:tcW w:w="1260" w:type="dxa"/>
           </w:tcPr>
           <w:p>
             <w:pPr>
@@ -12840,10 +12900,11 @@
         </w:trPr>
         <w:tc>
           <w:tcPr>
-            <w:tcW w:w="1093" w:type="dxa"/>
-          </w:tcPr>
-          <w:p>
-            <w:pPr>
+            <w:tcW w:w="943" w:type="dxa"/>
+          </w:tcPr>
+          <w:p>
+            <w:pPr>
+              <w:jc w:val="center"/>
               <w:rPr>
                 <w:rFonts w:ascii="Times New Roman" w:hAnsi="Times New Roman" w:cs="Times New Roman"/>
                 <w:sz w:val="24"/>
@@ -12862,7 +12923,7 @@
         </w:tc>
         <w:tc>
           <w:tcPr>
-            <w:tcW w:w="1260" w:type="dxa"/>
+            <w:tcW w:w="810" w:type="dxa"/>
           </w:tcPr>
           <w:p>
             <w:pPr>
@@ -12914,7 +12975,7 @@
         </w:tc>
         <w:tc>
           <w:tcPr>
-            <w:tcW w:w="1350" w:type="dxa"/>
+            <w:tcW w:w="1212" w:type="dxa"/>
           </w:tcPr>
           <w:p>
             <w:pPr>
@@ -12937,7 +12998,7 @@
         </w:tc>
         <w:tc>
           <w:tcPr>
-            <w:tcW w:w="1350" w:type="dxa"/>
+            <w:tcW w:w="1260" w:type="dxa"/>
           </w:tcPr>
           <w:p>
             <w:pPr>
@@ -12965,10 +13026,11 @@
         </w:trPr>
         <w:tc>
           <w:tcPr>
-            <w:tcW w:w="1093" w:type="dxa"/>
-          </w:tcPr>
-          <w:p>
-            <w:pPr>
+            <w:tcW w:w="943" w:type="dxa"/>
+          </w:tcPr>
+          <w:p>
+            <w:pPr>
+              <w:jc w:val="center"/>
               <w:rPr>
                 <w:rFonts w:ascii="Times New Roman" w:hAnsi="Times New Roman" w:cs="Times New Roman"/>
                 <w:sz w:val="24"/>
@@ -12987,7 +13049,7 @@
         </w:tc>
         <w:tc>
           <w:tcPr>
-            <w:tcW w:w="1260" w:type="dxa"/>
+            <w:tcW w:w="810" w:type="dxa"/>
           </w:tcPr>
           <w:p>
             <w:pPr>
@@ -13039,7 +13101,7 @@
         </w:tc>
         <w:tc>
           <w:tcPr>
-            <w:tcW w:w="1350" w:type="dxa"/>
+            <w:tcW w:w="1212" w:type="dxa"/>
           </w:tcPr>
           <w:p>
             <w:pPr>
@@ -13062,7 +13124,7 @@
         </w:tc>
         <w:tc>
           <w:tcPr>
-            <w:tcW w:w="1350" w:type="dxa"/>
+            <w:tcW w:w="1260" w:type="dxa"/>
           </w:tcPr>
           <w:p>
             <w:pPr>
@@ -13090,10 +13152,11 @@
         </w:trPr>
         <w:tc>
           <w:tcPr>
-            <w:tcW w:w="1093" w:type="dxa"/>
-          </w:tcPr>
-          <w:p>
-            <w:pPr>
+            <w:tcW w:w="943" w:type="dxa"/>
+          </w:tcPr>
+          <w:p>
+            <w:pPr>
+              <w:jc w:val="center"/>
               <w:rPr>
                 <w:rFonts w:ascii="Times New Roman" w:hAnsi="Times New Roman" w:cs="Times New Roman"/>
                 <w:sz w:val="24"/>
@@ -13112,7 +13175,7 @@
         </w:tc>
         <w:tc>
           <w:tcPr>
-            <w:tcW w:w="1260" w:type="dxa"/>
+            <w:tcW w:w="810" w:type="dxa"/>
           </w:tcPr>
           <w:p>
             <w:pPr>
@@ -13164,7 +13227,7 @@
         </w:tc>
         <w:tc>
           <w:tcPr>
-            <w:tcW w:w="1350" w:type="dxa"/>
+            <w:tcW w:w="1212" w:type="dxa"/>
           </w:tcPr>
           <w:p>
             <w:pPr>
@@ -13187,7 +13250,7 @@
         </w:tc>
         <w:tc>
           <w:tcPr>
-            <w:tcW w:w="1350" w:type="dxa"/>
+            <w:tcW w:w="1260" w:type="dxa"/>
           </w:tcPr>
           <w:p>
             <w:pPr>
@@ -13215,22 +13278,22 @@
         </w:trPr>
         <w:tc>
           <w:tcPr>
-            <w:tcW w:w="1093" w:type="dxa"/>
-          </w:tcPr>
-          <w:p>
-            <w:pPr>
-              <w:jc w:val="center"/>
-              <w:rPr>
-                <w:rFonts w:ascii="Times New Roman" w:eastAsia="Times New Roman" w:hAnsi="Times New Roman" w:cs="Times New Roman"/>
-                <w:sz w:val="24"/>
-                <w:szCs w:val="24"/>
-              </w:rPr>
-            </w:pPr>
-          </w:p>
-        </w:tc>
-        <w:tc>
-          <w:tcPr>
-            <w:tcW w:w="1260" w:type="dxa"/>
+            <w:tcW w:w="943" w:type="dxa"/>
+          </w:tcPr>
+          <w:p>
+            <w:pPr>
+              <w:jc w:val="center"/>
+              <w:rPr>
+                <w:rFonts w:ascii="Times New Roman" w:eastAsia="Times New Roman" w:hAnsi="Times New Roman" w:cs="Times New Roman"/>
+                <w:sz w:val="24"/>
+                <w:szCs w:val="24"/>
+              </w:rPr>
+            </w:pPr>
+          </w:p>
+        </w:tc>
+        <w:tc>
+          <w:tcPr>
+            <w:tcW w:w="810" w:type="dxa"/>
           </w:tcPr>
           <w:p>
             <w:pPr>
@@ -13266,22 +13329,22 @@
         </w:tc>
         <w:tc>
           <w:tcPr>
-            <w:tcW w:w="1350" w:type="dxa"/>
-          </w:tcPr>
-          <w:p>
-            <w:pPr>
-              <w:jc w:val="center"/>
-              <w:rPr>
-                <w:rFonts w:ascii="Times New Roman" w:eastAsia="Times New Roman" w:hAnsi="Times New Roman" w:cs="Times New Roman"/>
-                <w:sz w:val="24"/>
-                <w:szCs w:val="24"/>
-              </w:rPr>
-            </w:pPr>
-          </w:p>
-        </w:tc>
-        <w:tc>
-          <w:tcPr>
-            <w:tcW w:w="1350" w:type="dxa"/>
+            <w:tcW w:w="1212" w:type="dxa"/>
+          </w:tcPr>
+          <w:p>
+            <w:pPr>
+              <w:jc w:val="center"/>
+              <w:rPr>
+                <w:rFonts w:ascii="Times New Roman" w:eastAsia="Times New Roman" w:hAnsi="Times New Roman" w:cs="Times New Roman"/>
+                <w:sz w:val="24"/>
+                <w:szCs w:val="24"/>
+              </w:rPr>
+            </w:pPr>
+          </w:p>
+        </w:tc>
+        <w:tc>
+          <w:tcPr>
+            <w:tcW w:w="1260" w:type="dxa"/>
           </w:tcPr>
           <w:p>
             <w:pPr>
@@ -13296,6 +13359,33 @@
         </w:tc>
       </w:tr>
     </w:tbl>
+    <w:p>
+      <w:pPr>
+        <w:jc w:val="center"/>
+        <w:rPr>
+          <w:rFonts w:ascii="Times New Roman" w:eastAsia="Times New Roman" w:hAnsi="Times New Roman" w:cs="Times New Roman"/>
+          <w:sz w:val="24"/>
+          <w:szCs w:val="24"/>
+        </w:rPr>
+      </w:pPr>
+    </w:p>
+    <w:p>
+      <w:pPr>
+        <w:rPr>
+          <w:rFonts w:ascii="Times New Roman" w:eastAsia="Times New Roman" w:hAnsi="Times New Roman" w:cs="Times New Roman"/>
+          <w:sz w:val="24"/>
+          <w:szCs w:val="24"/>
+        </w:rPr>
+      </w:pPr>
+      <w:r>
+        <w:rPr>
+          <w:rFonts w:ascii="Times New Roman" w:eastAsia="Times New Roman" w:hAnsi="Times New Roman" w:cs="Times New Roman"/>
+          <w:sz w:val="24"/>
+          <w:szCs w:val="24"/>
+        </w:rPr>
+        <w:br w:type="page"/>
+      </w:r>
+    </w:p>
     <w:p>
       <w:pPr>
         <w:jc w:val="center"/>
@@ -13311,13 +13401,14 @@
           <w:sz w:val="24"/>
           <w:szCs w:val="24"/>
         </w:rPr>
+        <w:lastRenderedPageBreak/>
         <w:t>Part-B</w:t>
       </w:r>
     </w:p>
     <w:tbl>
       <w:tblPr>
         <w:tblStyle w:val="a0"/>
-        <w:tblW w:w="9553" w:type="dxa"/>
+        <w:tblW w:w="9043" w:type="dxa"/>
         <w:jc w:val="center"/>
         <w:tblBorders>
           <w:top w:val="single" w:sz="4" w:space="0" w:color="000000"/>
@@ -13331,8 +13422,8 @@
         <w:tblLook w:val="0400" w:firstRow="0" w:lastRow="0" w:firstColumn="0" w:lastColumn="0" w:noHBand="0" w:noVBand="1"/>
       </w:tblPr>
       <w:tblGrid>
-        <w:gridCol w:w="1093"/>
-        <w:gridCol w:w="1170"/>
+        <w:gridCol w:w="943"/>
+        <w:gridCol w:w="810"/>
         <w:gridCol w:w="4680"/>
         <w:gridCol w:w="1260"/>
         <w:gridCol w:w="1350"/>
@@ -13343,7 +13434,7 @@
         </w:trPr>
         <w:tc>
           <w:tcPr>
-            <w:tcW w:w="1093" w:type="dxa"/>
+            <w:tcW w:w="943" w:type="dxa"/>
           </w:tcPr>
           <w:p>
             <w:pPr>
@@ -13366,7 +13457,7 @@
         </w:tc>
         <w:tc>
           <w:tcPr>
-            <w:tcW w:w="1170" w:type="dxa"/>
+            <w:tcW w:w="810" w:type="dxa"/>
           </w:tcPr>
           <w:p>
             <w:pPr>
@@ -13475,7 +13566,7 @@
         </w:trPr>
         <w:tc>
           <w:tcPr>
-            <w:tcW w:w="1093" w:type="dxa"/>
+            <w:tcW w:w="943" w:type="dxa"/>
           </w:tcPr>
           <w:p>
             <w:pPr>
@@ -13498,7 +13589,7 @@
         </w:tc>
         <w:tc>
           <w:tcPr>
-            <w:tcW w:w="1170" w:type="dxa"/>
+            <w:tcW w:w="810" w:type="dxa"/>
           </w:tcPr>
           <w:p>
             <w:pPr>
@@ -13562,6 +13653,14 @@
                 <w:szCs w:val="24"/>
               </w:rPr>
             </w:pPr>
+            <w:r>
+              <w:rPr>
+                <w:rFonts w:ascii="Times New Roman" w:eastAsia="Times New Roman" w:hAnsi="Times New Roman" w:cs="Times New Roman"/>
+                <w:sz w:val="24"/>
+                <w:szCs w:val="24"/>
+              </w:rPr>
+              <w:t>Easy</w:t>
+            </w:r>
           </w:p>
         </w:tc>
         <w:tc>
@@ -13598,7 +13697,7 @@
         </w:trPr>
         <w:tc>
           <w:tcPr>
-            <w:tcW w:w="1093" w:type="dxa"/>
+            <w:tcW w:w="943" w:type="dxa"/>
           </w:tcPr>
           <w:p>
             <w:pPr>
@@ -13621,7 +13720,7 @@
         </w:tc>
         <w:tc>
           <w:tcPr>
-            <w:tcW w:w="1170" w:type="dxa"/>
+            <w:tcW w:w="810" w:type="dxa"/>
           </w:tcPr>
           <w:p>
             <w:pPr>
@@ -13684,6 +13783,14 @@
                 <w:szCs w:val="24"/>
               </w:rPr>
             </w:pPr>
+            <w:r>
+              <w:rPr>
+                <w:rFonts w:ascii="Times New Roman" w:eastAsia="Times New Roman" w:hAnsi="Times New Roman" w:cs="Times New Roman"/>
+                <w:sz w:val="24"/>
+                <w:szCs w:val="24"/>
+              </w:rPr>
+              <w:t>Medium</w:t>
+            </w:r>
           </w:p>
         </w:tc>
         <w:tc>
@@ -13718,7 +13825,7 @@
         </w:trPr>
         <w:tc>
           <w:tcPr>
-            <w:tcW w:w="1093" w:type="dxa"/>
+            <w:tcW w:w="943" w:type="dxa"/>
           </w:tcPr>
           <w:p>
             <w:pPr>
@@ -13741,7 +13848,7 @@
         </w:tc>
         <w:tc>
           <w:tcPr>
-            <w:tcW w:w="1170" w:type="dxa"/>
+            <w:tcW w:w="810" w:type="dxa"/>
           </w:tcPr>
           <w:p>
             <w:pPr>
@@ -13804,6 +13911,14 @@
                 <w:szCs w:val="24"/>
               </w:rPr>
             </w:pPr>
+            <w:r>
+              <w:rPr>
+                <w:rFonts w:ascii="Times New Roman" w:eastAsia="Times New Roman" w:hAnsi="Times New Roman" w:cs="Times New Roman"/>
+                <w:sz w:val="24"/>
+                <w:szCs w:val="24"/>
+              </w:rPr>
+              <w:t>Medium</w:t>
+            </w:r>
           </w:p>
         </w:tc>
         <w:tc>
@@ -13838,7 +13953,7 @@
         </w:trPr>
         <w:tc>
           <w:tcPr>
-            <w:tcW w:w="1093" w:type="dxa"/>
+            <w:tcW w:w="943" w:type="dxa"/>
           </w:tcPr>
           <w:p>
             <w:pPr>
@@ -13861,7 +13976,7 @@
         </w:tc>
         <w:tc>
           <w:tcPr>
-            <w:tcW w:w="1170" w:type="dxa"/>
+            <w:tcW w:w="810" w:type="dxa"/>
           </w:tcPr>
           <w:p>
             <w:pPr>
@@ -13925,6 +14040,14 @@
                 <w:szCs w:val="24"/>
               </w:rPr>
             </w:pPr>
+            <w:r>
+              <w:rPr>
+                <w:rFonts w:ascii="Times New Roman" w:eastAsia="Times New Roman" w:hAnsi="Times New Roman" w:cs="Times New Roman"/>
+                <w:sz w:val="24"/>
+                <w:szCs w:val="24"/>
+              </w:rPr>
+              <w:t>Easy</w:t>
+            </w:r>
           </w:p>
         </w:tc>
         <w:tc>
@@ -13961,7 +14084,7 @@
         </w:trPr>
         <w:tc>
           <w:tcPr>
-            <w:tcW w:w="1093" w:type="dxa"/>
+            <w:tcW w:w="943" w:type="dxa"/>
           </w:tcPr>
           <w:p>
             <w:pPr>
@@ -13984,7 +14107,7 @@
         </w:tc>
         <w:tc>
           <w:tcPr>
-            <w:tcW w:w="1170" w:type="dxa"/>
+            <w:tcW w:w="810" w:type="dxa"/>
           </w:tcPr>
           <w:p>
             <w:pPr>
@@ -14048,6 +14171,14 @@
                 <w:szCs w:val="24"/>
               </w:rPr>
             </w:pPr>
+            <w:r>
+              <w:rPr>
+                <w:rFonts w:ascii="Times New Roman" w:eastAsia="Times New Roman" w:hAnsi="Times New Roman" w:cs="Times New Roman"/>
+                <w:sz w:val="24"/>
+                <w:szCs w:val="24"/>
+              </w:rPr>
+              <w:t>Easy</w:t>
+            </w:r>
           </w:p>
         </w:tc>
         <w:tc>
@@ -14082,7 +14213,7 @@
         </w:trPr>
         <w:tc>
           <w:tcPr>
-            <w:tcW w:w="1093" w:type="dxa"/>
+            <w:tcW w:w="943" w:type="dxa"/>
           </w:tcPr>
           <w:p>
             <w:pPr>
@@ -14105,7 +14236,7 @@
         </w:tc>
         <w:tc>
           <w:tcPr>
-            <w:tcW w:w="1170" w:type="dxa"/>
+            <w:tcW w:w="810" w:type="dxa"/>
           </w:tcPr>
           <w:p>
             <w:pPr>
@@ -14169,6 +14300,14 @@
                 <w:szCs w:val="24"/>
               </w:rPr>
             </w:pPr>
+            <w:r>
+              <w:rPr>
+                <w:rFonts w:ascii="Times New Roman" w:eastAsia="Times New Roman" w:hAnsi="Times New Roman" w:cs="Times New Roman"/>
+                <w:sz w:val="24"/>
+                <w:szCs w:val="24"/>
+              </w:rPr>
+              <w:t>Medium</w:t>
+            </w:r>
           </w:p>
         </w:tc>
         <w:tc>
@@ -14203,7 +14342,7 @@
         </w:trPr>
         <w:tc>
           <w:tcPr>
-            <w:tcW w:w="1093" w:type="dxa"/>
+            <w:tcW w:w="943" w:type="dxa"/>
           </w:tcPr>
           <w:p>
             <w:pPr>
@@ -14226,7 +14365,7 @@
         </w:tc>
         <w:tc>
           <w:tcPr>
-            <w:tcW w:w="1170" w:type="dxa"/>
+            <w:tcW w:w="810" w:type="dxa"/>
           </w:tcPr>
           <w:p>
             <w:pPr>
@@ -14291,6 +14430,14 @@
                 <w:szCs w:val="24"/>
               </w:rPr>
             </w:pPr>
+            <w:r>
+              <w:rPr>
+                <w:rFonts w:ascii="Times New Roman" w:eastAsia="Times New Roman" w:hAnsi="Times New Roman" w:cs="Times New Roman"/>
+                <w:sz w:val="24"/>
+                <w:szCs w:val="24"/>
+              </w:rPr>
+              <w:t>Easy</w:t>
+            </w:r>
           </w:p>
         </w:tc>
         <w:tc>
@@ -14327,7 +14474,7 @@
         </w:trPr>
         <w:tc>
           <w:tcPr>
-            <w:tcW w:w="1093" w:type="dxa"/>
+            <w:tcW w:w="943" w:type="dxa"/>
           </w:tcPr>
           <w:p>
             <w:pPr>
@@ -14350,7 +14497,7 @@
         </w:tc>
         <w:tc>
           <w:tcPr>
-            <w:tcW w:w="1170" w:type="dxa"/>
+            <w:tcW w:w="810" w:type="dxa"/>
           </w:tcPr>
           <w:p>
             <w:pPr>
@@ -14414,6 +14561,14 @@
                 <w:szCs w:val="24"/>
               </w:rPr>
             </w:pPr>
+            <w:r>
+              <w:rPr>
+                <w:rFonts w:ascii="Times New Roman" w:eastAsia="Times New Roman" w:hAnsi="Times New Roman" w:cs="Times New Roman"/>
+                <w:sz w:val="24"/>
+                <w:szCs w:val="24"/>
+              </w:rPr>
+              <w:t>Easy</w:t>
+            </w:r>
           </w:p>
         </w:tc>
         <w:tc>
@@ -14450,7 +14605,7 @@
         </w:trPr>
         <w:tc>
           <w:tcPr>
-            <w:tcW w:w="1093" w:type="dxa"/>
+            <w:tcW w:w="943" w:type="dxa"/>
           </w:tcPr>
           <w:p>
             <w:pPr>
@@ -14473,7 +14628,7 @@
         </w:tc>
         <w:tc>
           <w:tcPr>
-            <w:tcW w:w="1170" w:type="dxa"/>
+            <w:tcW w:w="810" w:type="dxa"/>
           </w:tcPr>
           <w:p>
             <w:pPr>
@@ -14554,6 +14709,14 @@
                 <w:szCs w:val="24"/>
               </w:rPr>
             </w:pPr>
+            <w:r>
+              <w:rPr>
+                <w:rFonts w:ascii="Times New Roman" w:eastAsia="Times New Roman" w:hAnsi="Times New Roman" w:cs="Times New Roman"/>
+                <w:sz w:val="24"/>
+                <w:szCs w:val="24"/>
+              </w:rPr>
+              <w:t>Medium</w:t>
+            </w:r>
           </w:p>
         </w:tc>
         <w:tc>
@@ -14590,7 +14753,7 @@
         </w:trPr>
         <w:tc>
           <w:tcPr>
-            <w:tcW w:w="1093" w:type="dxa"/>
+            <w:tcW w:w="943" w:type="dxa"/>
           </w:tcPr>
           <w:p>
             <w:pPr>
@@ -14613,7 +14776,7 @@
         </w:tc>
         <w:tc>
           <w:tcPr>
-            <w:tcW w:w="1170" w:type="dxa"/>
+            <w:tcW w:w="810" w:type="dxa"/>
           </w:tcPr>
           <w:p>
             <w:pPr>
@@ -14693,6 +14856,14 @@
                 <w:szCs w:val="24"/>
               </w:rPr>
             </w:pPr>
+            <w:r>
+              <w:rPr>
+                <w:rFonts w:ascii="Times New Roman" w:eastAsia="Times New Roman" w:hAnsi="Times New Roman" w:cs="Times New Roman"/>
+                <w:sz w:val="24"/>
+                <w:szCs w:val="24"/>
+              </w:rPr>
+              <w:t>Medium</w:t>
+            </w:r>
           </w:p>
         </w:tc>
         <w:tc>
@@ -14729,7 +14900,7 @@
         </w:trPr>
         <w:tc>
           <w:tcPr>
-            <w:tcW w:w="1093" w:type="dxa"/>
+            <w:tcW w:w="943" w:type="dxa"/>
           </w:tcPr>
           <w:p>
             <w:pPr>
@@ -14752,7 +14923,7 @@
         </w:tc>
         <w:tc>
           <w:tcPr>
-            <w:tcW w:w="1170" w:type="dxa"/>
+            <w:tcW w:w="810" w:type="dxa"/>
           </w:tcPr>
           <w:p>
             <w:pPr>
@@ -14834,6 +15005,14 @@
                 <w:szCs w:val="24"/>
               </w:rPr>
             </w:pPr>
+            <w:r>
+              <w:rPr>
+                <w:rFonts w:ascii="Times New Roman" w:eastAsia="Times New Roman" w:hAnsi="Times New Roman" w:cs="Times New Roman"/>
+                <w:sz w:val="24"/>
+                <w:szCs w:val="24"/>
+              </w:rPr>
+              <w:t>Complex</w:t>
+            </w:r>
           </w:p>
         </w:tc>
         <w:tc>
@@ -14870,7 +15049,7 @@
         </w:trPr>
         <w:tc>
           <w:tcPr>
-            <w:tcW w:w="1093" w:type="dxa"/>
+            <w:tcW w:w="943" w:type="dxa"/>
           </w:tcPr>
           <w:p>
             <w:pPr>
@@ -14893,7 +15072,7 @@
         </w:tc>
         <w:tc>
           <w:tcPr>
-            <w:tcW w:w="1170" w:type="dxa"/>
+            <w:tcW w:w="810" w:type="dxa"/>
           </w:tcPr>
           <w:p>
             <w:pPr>
@@ -14967,6 +15146,14 @@
                 <w:szCs w:val="24"/>
               </w:rPr>
             </w:pPr>
+            <w:r>
+              <w:rPr>
+                <w:rFonts w:ascii="Times New Roman" w:eastAsia="Times New Roman" w:hAnsi="Times New Roman" w:cs="Times New Roman"/>
+                <w:sz w:val="24"/>
+                <w:szCs w:val="24"/>
+              </w:rPr>
+              <w:t>Complex</w:t>
+            </w:r>
           </w:p>
         </w:tc>
         <w:tc>
@@ -15003,7 +15190,7 @@
         </w:trPr>
         <w:tc>
           <w:tcPr>
-            <w:tcW w:w="1093" w:type="dxa"/>
+            <w:tcW w:w="943" w:type="dxa"/>
           </w:tcPr>
           <w:p>
             <w:pPr>
@@ -15026,7 +15213,7 @@
         </w:tc>
         <w:tc>
           <w:tcPr>
-            <w:tcW w:w="1170" w:type="dxa"/>
+            <w:tcW w:w="810" w:type="dxa"/>
           </w:tcPr>
           <w:p>
             <w:pPr>
@@ -15090,6 +15277,14 @@
                 <w:szCs w:val="24"/>
               </w:rPr>
             </w:pPr>
+            <w:r>
+              <w:rPr>
+                <w:rFonts w:ascii="Times New Roman" w:eastAsia="Times New Roman" w:hAnsi="Times New Roman" w:cs="Times New Roman"/>
+                <w:sz w:val="24"/>
+                <w:szCs w:val="24"/>
+              </w:rPr>
+              <w:t>Easy</w:t>
+            </w:r>
           </w:p>
         </w:tc>
         <w:tc>
@@ -15126,7 +15321,7 @@
         </w:trPr>
         <w:tc>
           <w:tcPr>
-            <w:tcW w:w="1093" w:type="dxa"/>
+            <w:tcW w:w="943" w:type="dxa"/>
           </w:tcPr>
           <w:p>
             <w:pPr>
@@ -15149,7 +15344,7 @@
         </w:tc>
         <w:tc>
           <w:tcPr>
-            <w:tcW w:w="1170" w:type="dxa"/>
+            <w:tcW w:w="810" w:type="dxa"/>
           </w:tcPr>
           <w:p>
             <w:pPr>
@@ -15213,6 +15408,14 @@
                 <w:szCs w:val="24"/>
               </w:rPr>
             </w:pPr>
+            <w:r>
+              <w:rPr>
+                <w:rFonts w:ascii="Times New Roman" w:eastAsia="Times New Roman" w:hAnsi="Times New Roman" w:cs="Times New Roman"/>
+                <w:sz w:val="24"/>
+                <w:szCs w:val="24"/>
+              </w:rPr>
+              <w:t>Medium</w:t>
+            </w:r>
           </w:p>
         </w:tc>
         <w:tc>
@@ -15249,7 +15452,7 @@
         </w:trPr>
         <w:tc>
           <w:tcPr>
-            <w:tcW w:w="1093" w:type="dxa"/>
+            <w:tcW w:w="943" w:type="dxa"/>
           </w:tcPr>
           <w:p>
             <w:pPr>
@@ -15272,7 +15475,7 @@
         </w:tc>
         <w:tc>
           <w:tcPr>
-            <w:tcW w:w="1170" w:type="dxa"/>
+            <w:tcW w:w="810" w:type="dxa"/>
           </w:tcPr>
           <w:p>
             <w:pPr>
@@ -15336,6 +15539,14 @@
                 <w:szCs w:val="24"/>
               </w:rPr>
             </w:pPr>
+            <w:r>
+              <w:rPr>
+                <w:rFonts w:ascii="Times New Roman" w:eastAsia="Times New Roman" w:hAnsi="Times New Roman" w:cs="Times New Roman"/>
+                <w:sz w:val="24"/>
+                <w:szCs w:val="24"/>
+              </w:rPr>
+              <w:t>Easy</w:t>
+            </w:r>
           </w:p>
         </w:tc>
         <w:tc>
@@ -15370,7 +15581,7 @@
         </w:trPr>
         <w:tc>
           <w:tcPr>
-            <w:tcW w:w="1093" w:type="dxa"/>
+            <w:tcW w:w="943" w:type="dxa"/>
           </w:tcPr>
           <w:p>
             <w:pPr>
@@ -15393,7 +15604,7 @@
         </w:tc>
         <w:tc>
           <w:tcPr>
-            <w:tcW w:w="1170" w:type="dxa"/>
+            <w:tcW w:w="810" w:type="dxa"/>
           </w:tcPr>
           <w:p>
             <w:pPr>
@@ -15457,6 +15668,14 @@
                 <w:szCs w:val="24"/>
               </w:rPr>
             </w:pPr>
+            <w:r>
+              <w:rPr>
+                <w:rFonts w:ascii="Times New Roman" w:eastAsia="Times New Roman" w:hAnsi="Times New Roman" w:cs="Times New Roman"/>
+                <w:sz w:val="24"/>
+                <w:szCs w:val="24"/>
+              </w:rPr>
+              <w:t>Medium</w:t>
+            </w:r>
           </w:p>
         </w:tc>
         <w:tc>
@@ -15491,7 +15710,7 @@
         </w:trPr>
         <w:tc>
           <w:tcPr>
-            <w:tcW w:w="1093" w:type="dxa"/>
+            <w:tcW w:w="943" w:type="dxa"/>
           </w:tcPr>
           <w:p>
             <w:pPr>
@@ -15514,7 +15733,7 @@
         </w:tc>
         <w:tc>
           <w:tcPr>
-            <w:tcW w:w="1170" w:type="dxa"/>
+            <w:tcW w:w="810" w:type="dxa"/>
           </w:tcPr>
           <w:p>
             <w:pPr>
@@ -15578,6 +15797,14 @@
                 <w:szCs w:val="24"/>
               </w:rPr>
             </w:pPr>
+            <w:r>
+              <w:rPr>
+                <w:rFonts w:ascii="Times New Roman" w:eastAsia="Times New Roman" w:hAnsi="Times New Roman" w:cs="Times New Roman"/>
+                <w:sz w:val="24"/>
+                <w:szCs w:val="24"/>
+              </w:rPr>
+              <w:t>Easy</w:t>
+            </w:r>
           </w:p>
         </w:tc>
         <w:tc>
@@ -15612,7 +15839,7 @@
         </w:trPr>
         <w:tc>
           <w:tcPr>
-            <w:tcW w:w="1093" w:type="dxa"/>
+            <w:tcW w:w="943" w:type="dxa"/>
           </w:tcPr>
           <w:p>
             <w:pPr>
@@ -15635,7 +15862,7 @@
         </w:tc>
         <w:tc>
           <w:tcPr>
-            <w:tcW w:w="1170" w:type="dxa"/>
+            <w:tcW w:w="810" w:type="dxa"/>
           </w:tcPr>
           <w:p>
             <w:pPr>
@@ -15699,6 +15926,14 @@
                 <w:szCs w:val="24"/>
               </w:rPr>
             </w:pPr>
+            <w:r>
+              <w:rPr>
+                <w:rFonts w:ascii="Times New Roman" w:eastAsia="Times New Roman" w:hAnsi="Times New Roman" w:cs="Times New Roman"/>
+                <w:sz w:val="24"/>
+                <w:szCs w:val="24"/>
+              </w:rPr>
+              <w:t>Easy</w:t>
+            </w:r>
           </w:p>
         </w:tc>
         <w:tc>
@@ -15733,7 +15968,7 @@
         </w:trPr>
         <w:tc>
           <w:tcPr>
-            <w:tcW w:w="1093" w:type="dxa"/>
+            <w:tcW w:w="943" w:type="dxa"/>
           </w:tcPr>
           <w:p>
             <w:pPr>
@@ -15756,7 +15991,7 @@
         </w:tc>
         <w:tc>
           <w:tcPr>
-            <w:tcW w:w="1170" w:type="dxa"/>
+            <w:tcW w:w="810" w:type="dxa"/>
           </w:tcPr>
           <w:p>
             <w:pPr>
@@ -15820,6 +16055,14 @@
                 <w:szCs w:val="24"/>
               </w:rPr>
             </w:pPr>
+            <w:r>
+              <w:rPr>
+                <w:rFonts w:ascii="Times New Roman" w:eastAsia="Times New Roman" w:hAnsi="Times New Roman" w:cs="Times New Roman"/>
+                <w:sz w:val="24"/>
+                <w:szCs w:val="24"/>
+              </w:rPr>
+              <w:t>Complex</w:t>
+            </w:r>
           </w:p>
         </w:tc>
         <w:tc>
@@ -15854,7 +16097,7 @@
         </w:trPr>
         <w:tc>
           <w:tcPr>
-            <w:tcW w:w="1093" w:type="dxa"/>
+            <w:tcW w:w="943" w:type="dxa"/>
           </w:tcPr>
           <w:p>
             <w:pPr>
@@ -15877,7 +16120,7 @@
         </w:tc>
         <w:tc>
           <w:tcPr>
-            <w:tcW w:w="1170" w:type="dxa"/>
+            <w:tcW w:w="810" w:type="dxa"/>
           </w:tcPr>
           <w:p>
             <w:pPr>
@@ -15967,6 +16210,14 @@
                 <w:szCs w:val="24"/>
               </w:rPr>
             </w:pPr>
+            <w:r>
+              <w:rPr>
+                <w:rFonts w:ascii="Times New Roman" w:eastAsia="Times New Roman" w:hAnsi="Times New Roman" w:cs="Times New Roman"/>
+                <w:sz w:val="24"/>
+                <w:szCs w:val="24"/>
+              </w:rPr>
+              <w:t>Complex</w:t>
+            </w:r>
           </w:p>
         </w:tc>
         <w:tc>
@@ -16001,7 +16252,7 @@
         </w:trPr>
         <w:tc>
           <w:tcPr>
-            <w:tcW w:w="1093" w:type="dxa"/>
+            <w:tcW w:w="943" w:type="dxa"/>
           </w:tcPr>
           <w:p>
             <w:pPr>
@@ -16024,7 +16275,7 @@
         </w:tc>
         <w:tc>
           <w:tcPr>
-            <w:tcW w:w="1170" w:type="dxa"/>
+            <w:tcW w:w="810" w:type="dxa"/>
           </w:tcPr>
           <w:p>
             <w:pPr>
@@ -16106,6 +16357,14 @@
                 <w:szCs w:val="24"/>
               </w:rPr>
             </w:pPr>
+            <w:r>
+              <w:rPr>
+                <w:rFonts w:ascii="Times New Roman" w:eastAsia="Times New Roman" w:hAnsi="Times New Roman" w:cs="Times New Roman"/>
+                <w:sz w:val="24"/>
+                <w:szCs w:val="24"/>
+              </w:rPr>
+              <w:t>Medium</w:t>
+            </w:r>
           </w:p>
         </w:tc>
         <w:tc>
@@ -16140,7 +16399,7 @@
         </w:trPr>
         <w:tc>
           <w:tcPr>
-            <w:tcW w:w="1093" w:type="dxa"/>
+            <w:tcW w:w="943" w:type="dxa"/>
           </w:tcPr>
           <w:p>
             <w:pPr>
@@ -16163,7 +16422,7 @@
         </w:tc>
         <w:tc>
           <w:tcPr>
-            <w:tcW w:w="1170" w:type="dxa"/>
+            <w:tcW w:w="810" w:type="dxa"/>
           </w:tcPr>
           <w:p>
             <w:pPr>
@@ -16243,6 +16502,14 @@
                 <w:szCs w:val="24"/>
               </w:rPr>
             </w:pPr>
+            <w:r>
+              <w:rPr>
+                <w:rFonts w:ascii="Times New Roman" w:eastAsia="Times New Roman" w:hAnsi="Times New Roman" w:cs="Times New Roman"/>
+                <w:sz w:val="24"/>
+                <w:szCs w:val="24"/>
+              </w:rPr>
+              <w:t>Easy</w:t>
+            </w:r>
           </w:p>
         </w:tc>
         <w:tc>
@@ -16277,7 +16544,7 @@
         </w:trPr>
         <w:tc>
           <w:tcPr>
-            <w:tcW w:w="1093" w:type="dxa"/>
+            <w:tcW w:w="943" w:type="dxa"/>
           </w:tcPr>
           <w:p>
             <w:pPr>
@@ -16300,7 +16567,7 @@
         </w:tc>
         <w:tc>
           <w:tcPr>
-            <w:tcW w:w="1170" w:type="dxa"/>
+            <w:tcW w:w="810" w:type="dxa"/>
           </w:tcPr>
           <w:p>
             <w:pPr>
@@ -16364,6 +16631,14 @@
                 <w:szCs w:val="24"/>
               </w:rPr>
             </w:pPr>
+            <w:r>
+              <w:rPr>
+                <w:rFonts w:ascii="Times New Roman" w:eastAsia="Times New Roman" w:hAnsi="Times New Roman" w:cs="Times New Roman"/>
+                <w:sz w:val="24"/>
+                <w:szCs w:val="24"/>
+              </w:rPr>
+              <w:t>Medium</w:t>
+            </w:r>
           </w:p>
         </w:tc>
         <w:tc>
@@ -16398,7 +16673,7 @@
         </w:trPr>
         <w:tc>
           <w:tcPr>
-            <w:tcW w:w="1093" w:type="dxa"/>
+            <w:tcW w:w="943" w:type="dxa"/>
           </w:tcPr>
           <w:p>
             <w:pPr>
@@ -16421,7 +16696,7 @@
         </w:tc>
         <w:tc>
           <w:tcPr>
-            <w:tcW w:w="1170" w:type="dxa"/>
+            <w:tcW w:w="810" w:type="dxa"/>
           </w:tcPr>
           <w:p>
             <w:pPr>
@@ -16485,6 +16760,14 @@
                 <w:szCs w:val="24"/>
               </w:rPr>
             </w:pPr>
+            <w:r>
+              <w:rPr>
+                <w:rFonts w:ascii="Times New Roman" w:eastAsia="Times New Roman" w:hAnsi="Times New Roman" w:cs="Times New Roman"/>
+                <w:sz w:val="24"/>
+                <w:szCs w:val="24"/>
+              </w:rPr>
+              <w:t>Medium</w:t>
+            </w:r>
           </w:p>
         </w:tc>
         <w:tc>
@@ -16502,8 +16785,14 @@
                 <w:highlight w:val="white"/>
               </w:rPr>
             </w:pPr>
-            <w:bookmarkStart w:id="0" w:name="_GoBack"/>
-            <w:bookmarkEnd w:id="0"/>
+            <w:r>
+              <w:rPr>
+                <w:rFonts w:ascii="Times New Roman" w:hAnsi="Times New Roman" w:cs="Times New Roman"/>
+                <w:sz w:val="24"/>
+                <w:szCs w:val="24"/>
+              </w:rPr>
+              <w:t>K1, K2</w:t>
+            </w:r>
           </w:p>
         </w:tc>
       </w:tr>
@@ -16513,7 +16802,7 @@
         </w:trPr>
         <w:tc>
           <w:tcPr>
-            <w:tcW w:w="1093" w:type="dxa"/>
+            <w:tcW w:w="943" w:type="dxa"/>
           </w:tcPr>
           <w:p>
             <w:pPr>
@@ -16536,7 +16825,7 @@
         </w:tc>
         <w:tc>
           <w:tcPr>
-            <w:tcW w:w="1170" w:type="dxa"/>
+            <w:tcW w:w="810" w:type="dxa"/>
           </w:tcPr>
           <w:p>
             <w:pPr>
@@ -16600,6 +16889,14 @@
                 <w:szCs w:val="24"/>
               </w:rPr>
             </w:pPr>
+            <w:r>
+              <w:rPr>
+                <w:rFonts w:ascii="Times New Roman" w:eastAsia="Times New Roman" w:hAnsi="Times New Roman" w:cs="Times New Roman"/>
+                <w:sz w:val="24"/>
+                <w:szCs w:val="24"/>
+              </w:rPr>
+              <w:t>Complex</w:t>
+            </w:r>
           </w:p>
         </w:tc>
         <w:tc>
@@ -16617,6 +16914,14 @@
                 <w:highlight w:val="white"/>
               </w:rPr>
             </w:pPr>
+            <w:r>
+              <w:rPr>
+                <w:rFonts w:ascii="Times New Roman" w:hAnsi="Times New Roman" w:cs="Times New Roman"/>
+                <w:sz w:val="24"/>
+                <w:szCs w:val="24"/>
+              </w:rPr>
+              <w:t>K1, K2</w:t>
+            </w:r>
           </w:p>
         </w:tc>
       </w:tr>
@@ -16626,7 +16931,7 @@
         </w:trPr>
         <w:tc>
           <w:tcPr>
-            <w:tcW w:w="1093" w:type="dxa"/>
+            <w:tcW w:w="943" w:type="dxa"/>
           </w:tcPr>
           <w:p>
             <w:pPr>
@@ -16649,7 +16954,7 @@
         </w:tc>
         <w:tc>
           <w:tcPr>
-            <w:tcW w:w="1170" w:type="dxa"/>
+            <w:tcW w:w="810" w:type="dxa"/>
           </w:tcPr>
           <w:p>
             <w:pPr>
@@ -16713,6 +17018,14 @@
                 <w:szCs w:val="24"/>
               </w:rPr>
             </w:pPr>
+            <w:r>
+              <w:rPr>
+                <w:rFonts w:ascii="Times New Roman" w:eastAsia="Times New Roman" w:hAnsi="Times New Roman" w:cs="Times New Roman"/>
+                <w:sz w:val="24"/>
+                <w:szCs w:val="24"/>
+              </w:rPr>
+              <w:t>Medium</w:t>
+            </w:r>
           </w:p>
         </w:tc>
         <w:tc>
@@ -16723,13 +17036,19 @@
             <w:pPr>
               <w:jc w:val="center"/>
               <w:rPr>
-                <w:rFonts w:ascii="Times New Roman" w:eastAsia="Times New Roman" w:hAnsi="Times New Roman" w:cs="Times New Roman"/>
-                <w:color w:val="222222"/>
-                <w:sz w:val="24"/>
-                <w:szCs w:val="24"/>
-                <w:highlight w:val="white"/>
-              </w:rPr>
-            </w:pPr>
+                <w:rFonts w:ascii="Times New Roman" w:hAnsi="Times New Roman" w:cs="Times New Roman"/>
+                <w:sz w:val="24"/>
+                <w:szCs w:val="24"/>
+              </w:rPr>
+            </w:pPr>
+            <w:r>
+              <w:rPr>
+                <w:rFonts w:ascii="Times New Roman" w:hAnsi="Times New Roman" w:cs="Times New Roman"/>
+                <w:sz w:val="24"/>
+                <w:szCs w:val="24"/>
+              </w:rPr>
+              <w:t>K1, K2, K3</w:t>
+            </w:r>
           </w:p>
         </w:tc>
       </w:tr>
@@ -16739,7 +17058,7 @@
         </w:trPr>
         <w:tc>
           <w:tcPr>
-            <w:tcW w:w="1093" w:type="dxa"/>
+            <w:tcW w:w="943" w:type="dxa"/>
           </w:tcPr>
           <w:p>
             <w:pPr>
@@ -16762,7 +17081,7 @@
         </w:tc>
         <w:tc>
           <w:tcPr>
-            <w:tcW w:w="1170" w:type="dxa"/>
+            <w:tcW w:w="810" w:type="dxa"/>
           </w:tcPr>
           <w:p>
             <w:pPr>
@@ -16826,6 +17145,14 @@
                 <w:szCs w:val="24"/>
               </w:rPr>
             </w:pPr>
+            <w:r>
+              <w:rPr>
+                <w:rFonts w:ascii="Times New Roman" w:eastAsia="Times New Roman" w:hAnsi="Times New Roman" w:cs="Times New Roman"/>
+                <w:sz w:val="24"/>
+                <w:szCs w:val="24"/>
+              </w:rPr>
+              <w:t>Medium</w:t>
+            </w:r>
           </w:p>
         </w:tc>
         <w:tc>
@@ -16843,6 +17170,14 @@
                 <w:highlight w:val="white"/>
               </w:rPr>
             </w:pPr>
+            <w:r>
+              <w:rPr>
+                <w:rFonts w:ascii="Times New Roman" w:hAnsi="Times New Roman" w:cs="Times New Roman"/>
+                <w:sz w:val="24"/>
+                <w:szCs w:val="24"/>
+              </w:rPr>
+              <w:t>K1, K2, K4</w:t>
+            </w:r>
           </w:p>
         </w:tc>
       </w:tr>
@@ -16852,7 +17187,7 @@
         </w:trPr>
         <w:tc>
           <w:tcPr>
-            <w:tcW w:w="1093" w:type="dxa"/>
+            <w:tcW w:w="943" w:type="dxa"/>
           </w:tcPr>
           <w:p>
             <w:pPr>
@@ -16875,7 +17210,7 @@
         </w:tc>
         <w:tc>
           <w:tcPr>
-            <w:tcW w:w="1170" w:type="dxa"/>
+            <w:tcW w:w="810" w:type="dxa"/>
           </w:tcPr>
           <w:p>
             <w:pPr>
@@ -16939,6 +17274,14 @@
                 <w:szCs w:val="24"/>
               </w:rPr>
             </w:pPr>
+            <w:r>
+              <w:rPr>
+                <w:rFonts w:ascii="Times New Roman" w:eastAsia="Times New Roman" w:hAnsi="Times New Roman" w:cs="Times New Roman"/>
+                <w:sz w:val="24"/>
+                <w:szCs w:val="24"/>
+              </w:rPr>
+              <w:t>Medium</w:t>
+            </w:r>
           </w:p>
         </w:tc>
         <w:tc>
@@ -16956,6 +17299,14 @@
                 <w:highlight w:val="white"/>
               </w:rPr>
             </w:pPr>
+            <w:r>
+              <w:rPr>
+                <w:rFonts w:ascii="Times New Roman" w:hAnsi="Times New Roman" w:cs="Times New Roman"/>
+                <w:sz w:val="24"/>
+                <w:szCs w:val="24"/>
+              </w:rPr>
+              <w:t>K1, K2, K4</w:t>
+            </w:r>
           </w:p>
         </w:tc>
       </w:tr>
@@ -16965,31 +17316,30 @@
         </w:trPr>
         <w:tc>
           <w:tcPr>
-            <w:tcW w:w="1093" w:type="dxa"/>
-          </w:tcPr>
-          <w:p>
-            <w:pPr>
-              <w:jc w:val="center"/>
-              <w:rPr>
-                <w:rFonts w:ascii="Times New Roman" w:eastAsia="Times New Roman" w:hAnsi="Times New Roman" w:cs="Times New Roman"/>
-                <w:sz w:val="24"/>
-                <w:szCs w:val="24"/>
-              </w:rPr>
-            </w:pPr>
-            <w:r>
-              <w:rPr>
-                <w:rFonts w:ascii="Times New Roman" w:eastAsia="Times New Roman" w:hAnsi="Times New Roman" w:cs="Times New Roman"/>
-                <w:sz w:val="24"/>
-                <w:szCs w:val="24"/>
-              </w:rPr>
-              <w:lastRenderedPageBreak/>
+            <w:tcW w:w="943" w:type="dxa"/>
+          </w:tcPr>
+          <w:p>
+            <w:pPr>
+              <w:jc w:val="center"/>
+              <w:rPr>
+                <w:rFonts w:ascii="Times New Roman" w:eastAsia="Times New Roman" w:hAnsi="Times New Roman" w:cs="Times New Roman"/>
+                <w:sz w:val="24"/>
+                <w:szCs w:val="24"/>
+              </w:rPr>
+            </w:pPr>
+            <w:r>
+              <w:rPr>
+                <w:rFonts w:ascii="Times New Roman" w:eastAsia="Times New Roman" w:hAnsi="Times New Roman" w:cs="Times New Roman"/>
+                <w:sz w:val="24"/>
+                <w:szCs w:val="24"/>
+              </w:rPr>
               <w:t>III</w:t>
             </w:r>
           </w:p>
         </w:tc>
         <w:tc>
           <w:tcPr>
-            <w:tcW w:w="1170" w:type="dxa"/>
+            <w:tcW w:w="810" w:type="dxa"/>
           </w:tcPr>
           <w:p>
             <w:pPr>
@@ -17053,6 +17403,14 @@
                 <w:szCs w:val="24"/>
               </w:rPr>
             </w:pPr>
+            <w:r>
+              <w:rPr>
+                <w:rFonts w:ascii="Times New Roman" w:eastAsia="Times New Roman" w:hAnsi="Times New Roman" w:cs="Times New Roman"/>
+                <w:sz w:val="24"/>
+                <w:szCs w:val="24"/>
+              </w:rPr>
+              <w:t>Medium</w:t>
+            </w:r>
           </w:p>
         </w:tc>
         <w:tc>
@@ -17070,6 +17428,14 @@
                 <w:highlight w:val="white"/>
               </w:rPr>
             </w:pPr>
+            <w:r>
+              <w:rPr>
+                <w:rFonts w:ascii="Times New Roman" w:hAnsi="Times New Roman" w:cs="Times New Roman"/>
+                <w:sz w:val="24"/>
+                <w:szCs w:val="24"/>
+              </w:rPr>
+              <w:t>K1, K2, K4</w:t>
+            </w:r>
           </w:p>
         </w:tc>
       </w:tr>
@@ -17079,7 +17445,7 @@
         </w:trPr>
         <w:tc>
           <w:tcPr>
-            <w:tcW w:w="1093" w:type="dxa"/>
+            <w:tcW w:w="943" w:type="dxa"/>
           </w:tcPr>
           <w:p>
             <w:pPr>
@@ -17102,7 +17468,7 @@
         </w:tc>
         <w:tc>
           <w:tcPr>
-            <w:tcW w:w="1170" w:type="dxa"/>
+            <w:tcW w:w="810" w:type="dxa"/>
           </w:tcPr>
           <w:p>
             <w:pPr>
@@ -17166,6 +17532,14 @@
                 <w:szCs w:val="24"/>
               </w:rPr>
             </w:pPr>
+            <w:r>
+              <w:rPr>
+                <w:rFonts w:ascii="Times New Roman" w:eastAsia="Times New Roman" w:hAnsi="Times New Roman" w:cs="Times New Roman"/>
+                <w:sz w:val="24"/>
+                <w:szCs w:val="24"/>
+              </w:rPr>
+              <w:t>Easy</w:t>
+            </w:r>
           </w:p>
         </w:tc>
         <w:tc>
@@ -17183,6 +17557,16 @@
                 <w:highlight w:val="white"/>
               </w:rPr>
             </w:pPr>
+            <w:r>
+              <w:rPr>
+                <w:rFonts w:ascii="Times New Roman" w:eastAsia="Times New Roman" w:hAnsi="Times New Roman" w:cs="Times New Roman"/>
+                <w:color w:val="222222"/>
+                <w:sz w:val="24"/>
+                <w:szCs w:val="24"/>
+                <w:highlight w:val="white"/>
+              </w:rPr>
+              <w:t>K1, K2</w:t>
+            </w:r>
           </w:p>
         </w:tc>
       </w:tr>
@@ -17192,7 +17576,7 @@
         </w:trPr>
         <w:tc>
           <w:tcPr>
-            <w:tcW w:w="1093" w:type="dxa"/>
+            <w:tcW w:w="943" w:type="dxa"/>
           </w:tcPr>
           <w:p>
             <w:pPr>
@@ -17215,7 +17599,7 @@
         </w:tc>
         <w:tc>
           <w:tcPr>
-            <w:tcW w:w="1170" w:type="dxa"/>
+            <w:tcW w:w="810" w:type="dxa"/>
           </w:tcPr>
           <w:p>
             <w:pPr>
@@ -17279,6 +17663,14 @@
                 <w:szCs w:val="24"/>
               </w:rPr>
             </w:pPr>
+            <w:r>
+              <w:rPr>
+                <w:rFonts w:ascii="Times New Roman" w:eastAsia="Times New Roman" w:hAnsi="Times New Roman" w:cs="Times New Roman"/>
+                <w:sz w:val="24"/>
+                <w:szCs w:val="24"/>
+              </w:rPr>
+              <w:t>Easy</w:t>
+            </w:r>
           </w:p>
         </w:tc>
         <w:tc>
@@ -17296,6 +17688,16 @@
                 <w:highlight w:val="white"/>
               </w:rPr>
             </w:pPr>
+            <w:r>
+              <w:rPr>
+                <w:rFonts w:ascii="Times New Roman" w:eastAsia="Times New Roman" w:hAnsi="Times New Roman" w:cs="Times New Roman"/>
+                <w:color w:val="222222"/>
+                <w:sz w:val="24"/>
+                <w:szCs w:val="24"/>
+                <w:highlight w:val="white"/>
+              </w:rPr>
+              <w:t>K1, K2</w:t>
+            </w:r>
           </w:p>
         </w:tc>
       </w:tr>
@@ -17305,7 +17707,7 @@
         </w:trPr>
         <w:tc>
           <w:tcPr>
-            <w:tcW w:w="1093" w:type="dxa"/>
+            <w:tcW w:w="943" w:type="dxa"/>
           </w:tcPr>
           <w:p>
             <w:pPr>
@@ -17328,7 +17730,7 @@
         </w:tc>
         <w:tc>
           <w:tcPr>
-            <w:tcW w:w="1170" w:type="dxa"/>
+            <w:tcW w:w="810" w:type="dxa"/>
           </w:tcPr>
           <w:p>
             <w:pPr>
@@ -17402,6 +17804,14 @@
                 <w:szCs w:val="24"/>
               </w:rPr>
             </w:pPr>
+            <w:r>
+              <w:rPr>
+                <w:rFonts w:ascii="Times New Roman" w:eastAsia="Times New Roman" w:hAnsi="Times New Roman" w:cs="Times New Roman"/>
+                <w:sz w:val="24"/>
+                <w:szCs w:val="24"/>
+              </w:rPr>
+              <w:t>Easy</w:t>
+            </w:r>
           </w:p>
         </w:tc>
         <w:tc>
@@ -17419,6 +17829,16 @@
                 <w:highlight w:val="white"/>
               </w:rPr>
             </w:pPr>
+            <w:r>
+              <w:rPr>
+                <w:rFonts w:ascii="Times New Roman" w:eastAsia="Times New Roman" w:hAnsi="Times New Roman" w:cs="Times New Roman"/>
+                <w:color w:val="222222"/>
+                <w:sz w:val="24"/>
+                <w:szCs w:val="24"/>
+                <w:highlight w:val="white"/>
+              </w:rPr>
+              <w:t>K1, K2</w:t>
+            </w:r>
           </w:p>
         </w:tc>
       </w:tr>
@@ -17428,7 +17848,7 @@
         </w:trPr>
         <w:tc>
           <w:tcPr>
-            <w:tcW w:w="1093" w:type="dxa"/>
+            <w:tcW w:w="943" w:type="dxa"/>
           </w:tcPr>
           <w:p>
             <w:pPr>
@@ -17451,7 +17871,7 @@
         </w:tc>
         <w:tc>
           <w:tcPr>
-            <w:tcW w:w="1170" w:type="dxa"/>
+            <w:tcW w:w="810" w:type="dxa"/>
           </w:tcPr>
           <w:p>
             <w:pPr>
@@ -17525,6 +17945,14 @@
                 <w:szCs w:val="24"/>
               </w:rPr>
             </w:pPr>
+            <w:r>
+              <w:rPr>
+                <w:rFonts w:ascii="Times New Roman" w:eastAsia="Times New Roman" w:hAnsi="Times New Roman" w:cs="Times New Roman"/>
+                <w:sz w:val="24"/>
+                <w:szCs w:val="24"/>
+              </w:rPr>
+              <w:t>Easy</w:t>
+            </w:r>
           </w:p>
         </w:tc>
         <w:tc>
@@ -17542,6 +17970,16 @@
                 <w:highlight w:val="white"/>
               </w:rPr>
             </w:pPr>
+            <w:r>
+              <w:rPr>
+                <w:rFonts w:ascii="Times New Roman" w:eastAsia="Times New Roman" w:hAnsi="Times New Roman" w:cs="Times New Roman"/>
+                <w:color w:val="222222"/>
+                <w:sz w:val="24"/>
+                <w:szCs w:val="24"/>
+                <w:highlight w:val="white"/>
+              </w:rPr>
+              <w:t>K1, K2</w:t>
+            </w:r>
           </w:p>
         </w:tc>
       </w:tr>
@@ -17551,7 +17989,7 @@
         </w:trPr>
         <w:tc>
           <w:tcPr>
-            <w:tcW w:w="1093" w:type="dxa"/>
+            <w:tcW w:w="943" w:type="dxa"/>
           </w:tcPr>
           <w:p>
             <w:pPr>
@@ -17574,7 +18012,7 @@
         </w:tc>
         <w:tc>
           <w:tcPr>
-            <w:tcW w:w="1170" w:type="dxa"/>
+            <w:tcW w:w="810" w:type="dxa"/>
           </w:tcPr>
           <w:p>
             <w:pPr>
@@ -17638,6 +18076,14 @@
                 <w:szCs w:val="24"/>
               </w:rPr>
             </w:pPr>
+            <w:r>
+              <w:rPr>
+                <w:rFonts w:ascii="Times New Roman" w:eastAsia="Times New Roman" w:hAnsi="Times New Roman" w:cs="Times New Roman"/>
+                <w:sz w:val="24"/>
+                <w:szCs w:val="24"/>
+              </w:rPr>
+              <w:t>Easy</w:t>
+            </w:r>
           </w:p>
         </w:tc>
         <w:tc>
@@ -17655,6 +18101,16 @@
                 <w:highlight w:val="white"/>
               </w:rPr>
             </w:pPr>
+            <w:r>
+              <w:rPr>
+                <w:rFonts w:ascii="Times New Roman" w:eastAsia="Times New Roman" w:hAnsi="Times New Roman" w:cs="Times New Roman"/>
+                <w:color w:val="222222"/>
+                <w:sz w:val="24"/>
+                <w:szCs w:val="24"/>
+                <w:highlight w:val="white"/>
+              </w:rPr>
+              <w:t>K1, K2</w:t>
+            </w:r>
           </w:p>
         </w:tc>
       </w:tr>
@@ -17664,7 +18120,7 @@
         </w:trPr>
         <w:tc>
           <w:tcPr>
-            <w:tcW w:w="1093" w:type="dxa"/>
+            <w:tcW w:w="943" w:type="dxa"/>
           </w:tcPr>
           <w:p>
             <w:pPr>
@@ -17687,7 +18143,7 @@
         </w:tc>
         <w:tc>
           <w:tcPr>
-            <w:tcW w:w="1170" w:type="dxa"/>
+            <w:tcW w:w="810" w:type="dxa"/>
           </w:tcPr>
           <w:p>
             <w:pPr>
@@ -17751,6 +18207,14 @@
                 <w:szCs w:val="24"/>
               </w:rPr>
             </w:pPr>
+            <w:r>
+              <w:rPr>
+                <w:rFonts w:ascii="Times New Roman" w:eastAsia="Times New Roman" w:hAnsi="Times New Roman" w:cs="Times New Roman"/>
+                <w:sz w:val="24"/>
+                <w:szCs w:val="24"/>
+              </w:rPr>
+              <w:t>Easy</w:t>
+            </w:r>
           </w:p>
         </w:tc>
         <w:tc>
@@ -17768,6 +18232,16 @@
                 <w:highlight w:val="white"/>
               </w:rPr>
             </w:pPr>
+            <w:r>
+              <w:rPr>
+                <w:rFonts w:ascii="Times New Roman" w:eastAsia="Times New Roman" w:hAnsi="Times New Roman" w:cs="Times New Roman"/>
+                <w:color w:val="222222"/>
+                <w:sz w:val="24"/>
+                <w:szCs w:val="24"/>
+                <w:highlight w:val="white"/>
+              </w:rPr>
+              <w:t>K1, K2</w:t>
+            </w:r>
           </w:p>
         </w:tc>
       </w:tr>
@@ -17777,7 +18251,7 @@
         </w:trPr>
         <w:tc>
           <w:tcPr>
-            <w:tcW w:w="1093" w:type="dxa"/>
+            <w:tcW w:w="943" w:type="dxa"/>
           </w:tcPr>
           <w:p>
             <w:pPr>
@@ -17800,7 +18274,7 @@
         </w:tc>
         <w:tc>
           <w:tcPr>
-            <w:tcW w:w="1170" w:type="dxa"/>
+            <w:tcW w:w="810" w:type="dxa"/>
           </w:tcPr>
           <w:p>
             <w:pPr>
@@ -17864,6 +18338,14 @@
                 <w:szCs w:val="24"/>
               </w:rPr>
             </w:pPr>
+            <w:r>
+              <w:rPr>
+                <w:rFonts w:ascii="Times New Roman" w:eastAsia="Times New Roman" w:hAnsi="Times New Roman" w:cs="Times New Roman"/>
+                <w:sz w:val="24"/>
+                <w:szCs w:val="24"/>
+              </w:rPr>
+              <w:t>Easy</w:t>
+            </w:r>
           </w:p>
         </w:tc>
         <w:tc>
@@ -17881,6 +18363,16 @@
                 <w:highlight w:val="white"/>
               </w:rPr>
             </w:pPr>
+            <w:r>
+              <w:rPr>
+                <w:rFonts w:ascii="Times New Roman" w:eastAsia="Times New Roman" w:hAnsi="Times New Roman" w:cs="Times New Roman"/>
+                <w:color w:val="222222"/>
+                <w:sz w:val="24"/>
+                <w:szCs w:val="24"/>
+                <w:highlight w:val="white"/>
+              </w:rPr>
+              <w:t>K1, K2</w:t>
+            </w:r>
           </w:p>
         </w:tc>
       </w:tr>
@@ -17890,30 +18382,31 @@
         </w:trPr>
         <w:tc>
           <w:tcPr>
-            <w:tcW w:w="1093" w:type="dxa"/>
-          </w:tcPr>
-          <w:p>
-            <w:pPr>
-              <w:jc w:val="center"/>
-              <w:rPr>
-                <w:rFonts w:ascii="Times New Roman" w:eastAsia="Times New Roman" w:hAnsi="Times New Roman" w:cs="Times New Roman"/>
-                <w:sz w:val="24"/>
-                <w:szCs w:val="24"/>
-              </w:rPr>
-            </w:pPr>
-            <w:r>
-              <w:rPr>
-                <w:rFonts w:ascii="Times New Roman" w:eastAsia="Times New Roman" w:hAnsi="Times New Roman" w:cs="Times New Roman"/>
-                <w:sz w:val="24"/>
-                <w:szCs w:val="24"/>
-              </w:rPr>
+            <w:tcW w:w="943" w:type="dxa"/>
+          </w:tcPr>
+          <w:p>
+            <w:pPr>
+              <w:jc w:val="center"/>
+              <w:rPr>
+                <w:rFonts w:ascii="Times New Roman" w:eastAsia="Times New Roman" w:hAnsi="Times New Roman" w:cs="Times New Roman"/>
+                <w:sz w:val="24"/>
+                <w:szCs w:val="24"/>
+              </w:rPr>
+            </w:pPr>
+            <w:r>
+              <w:rPr>
+                <w:rFonts w:ascii="Times New Roman" w:eastAsia="Times New Roman" w:hAnsi="Times New Roman" w:cs="Times New Roman"/>
+                <w:sz w:val="24"/>
+                <w:szCs w:val="24"/>
+              </w:rPr>
+              <w:lastRenderedPageBreak/>
               <w:t>III</w:t>
             </w:r>
           </w:p>
         </w:tc>
         <w:tc>
           <w:tcPr>
-            <w:tcW w:w="1170" w:type="dxa"/>
+            <w:tcW w:w="810" w:type="dxa"/>
           </w:tcPr>
           <w:p>
             <w:pPr>
@@ -17960,15 +18453,7 @@
                 <w:sz w:val="24"/>
                 <w:szCs w:val="24"/>
               </w:rPr>
-              <w:t xml:space="preserve">What is </w:t>
-            </w:r>
-            <w:r>
-              <w:rPr>
-                <w:rFonts w:ascii="Times New Roman" w:hAnsi="Times New Roman" w:cs="Times New Roman"/>
-                <w:sz w:val="24"/>
-                <w:szCs w:val="24"/>
-              </w:rPr>
-              <w:t>Self-Replication</w:t>
+              <w:t>What is Self-Replication</w:t>
             </w:r>
           </w:p>
         </w:tc>
@@ -17985,6 +18470,14 @@
                 <w:szCs w:val="24"/>
               </w:rPr>
             </w:pPr>
+            <w:r>
+              <w:rPr>
+                <w:rFonts w:ascii="Times New Roman" w:eastAsia="Times New Roman" w:hAnsi="Times New Roman" w:cs="Times New Roman"/>
+                <w:sz w:val="24"/>
+                <w:szCs w:val="24"/>
+              </w:rPr>
+              <w:t>Easy</w:t>
+            </w:r>
           </w:p>
         </w:tc>
         <w:tc>
@@ -18002,6 +18495,16 @@
                 <w:highlight w:val="white"/>
               </w:rPr>
             </w:pPr>
+            <w:r>
+              <w:rPr>
+                <w:rFonts w:ascii="Times New Roman" w:eastAsia="Times New Roman" w:hAnsi="Times New Roman" w:cs="Times New Roman"/>
+                <w:color w:val="222222"/>
+                <w:sz w:val="24"/>
+                <w:szCs w:val="24"/>
+                <w:highlight w:val="white"/>
+              </w:rPr>
+              <w:t>K1, K2</w:t>
+            </w:r>
           </w:p>
         </w:tc>
       </w:tr>
@@ -18011,7 +18514,7 @@
         </w:trPr>
         <w:tc>
           <w:tcPr>
-            <w:tcW w:w="1093" w:type="dxa"/>
+            <w:tcW w:w="943" w:type="dxa"/>
           </w:tcPr>
           <w:p>
             <w:pPr>
@@ -18034,7 +18537,7 @@
         </w:tc>
         <w:tc>
           <w:tcPr>
-            <w:tcW w:w="1170" w:type="dxa"/>
+            <w:tcW w:w="810" w:type="dxa"/>
           </w:tcPr>
           <w:p>
             <w:pPr>
@@ -18098,6 +18601,14 @@
                 <w:szCs w:val="24"/>
               </w:rPr>
             </w:pPr>
+            <w:r>
+              <w:rPr>
+                <w:rFonts w:ascii="Times New Roman" w:eastAsia="Times New Roman" w:hAnsi="Times New Roman" w:cs="Times New Roman"/>
+                <w:sz w:val="24"/>
+                <w:szCs w:val="24"/>
+              </w:rPr>
+              <w:t>Easy</w:t>
+            </w:r>
           </w:p>
         </w:tc>
         <w:tc>
@@ -18115,6 +18626,16 @@
                 <w:highlight w:val="white"/>
               </w:rPr>
             </w:pPr>
+            <w:r>
+              <w:rPr>
+                <w:rFonts w:ascii="Times New Roman" w:eastAsia="Times New Roman" w:hAnsi="Times New Roman" w:cs="Times New Roman"/>
+                <w:color w:val="222222"/>
+                <w:sz w:val="24"/>
+                <w:szCs w:val="24"/>
+                <w:highlight w:val="white"/>
+              </w:rPr>
+              <w:t>K1, K2</w:t>
+            </w:r>
           </w:p>
         </w:tc>
       </w:tr>
@@ -18124,7 +18645,7 @@
         </w:trPr>
         <w:tc>
           <w:tcPr>
-            <w:tcW w:w="1093" w:type="dxa"/>
+            <w:tcW w:w="943" w:type="dxa"/>
           </w:tcPr>
           <w:p>
             <w:pPr>
@@ -18147,7 +18668,7 @@
         </w:tc>
         <w:tc>
           <w:tcPr>
-            <w:tcW w:w="1170" w:type="dxa"/>
+            <w:tcW w:w="810" w:type="dxa"/>
           </w:tcPr>
           <w:p>
             <w:pPr>
@@ -18211,6 +18732,14 @@
                 <w:szCs w:val="24"/>
               </w:rPr>
             </w:pPr>
+            <w:r>
+              <w:rPr>
+                <w:rFonts w:ascii="Times New Roman" w:eastAsia="Times New Roman" w:hAnsi="Times New Roman" w:cs="Times New Roman"/>
+                <w:sz w:val="24"/>
+                <w:szCs w:val="24"/>
+              </w:rPr>
+              <w:t>Easy</w:t>
+            </w:r>
           </w:p>
         </w:tc>
         <w:tc>
@@ -18228,6 +18757,16 @@
                 <w:highlight w:val="white"/>
               </w:rPr>
             </w:pPr>
+            <w:r>
+              <w:rPr>
+                <w:rFonts w:ascii="Times New Roman" w:eastAsia="Times New Roman" w:hAnsi="Times New Roman" w:cs="Times New Roman"/>
+                <w:color w:val="222222"/>
+                <w:sz w:val="24"/>
+                <w:szCs w:val="24"/>
+                <w:highlight w:val="white"/>
+              </w:rPr>
+              <w:t>K1, K2</w:t>
+            </w:r>
           </w:p>
         </w:tc>
       </w:tr>
@@ -18237,7 +18776,7 @@
         </w:trPr>
         <w:tc>
           <w:tcPr>
-            <w:tcW w:w="1093" w:type="dxa"/>
+            <w:tcW w:w="943" w:type="dxa"/>
           </w:tcPr>
           <w:p>
             <w:pPr>
@@ -18260,7 +18799,7 @@
         </w:tc>
         <w:tc>
           <w:tcPr>
-            <w:tcW w:w="1170" w:type="dxa"/>
+            <w:tcW w:w="810" w:type="dxa"/>
           </w:tcPr>
           <w:p>
             <w:pPr>
@@ -18323,6 +18862,14 @@
                 <w:szCs w:val="24"/>
               </w:rPr>
             </w:pPr>
+            <w:r>
+              <w:rPr>
+                <w:rFonts w:ascii="Times New Roman" w:eastAsia="Times New Roman" w:hAnsi="Times New Roman" w:cs="Times New Roman"/>
+                <w:sz w:val="24"/>
+                <w:szCs w:val="24"/>
+              </w:rPr>
+              <w:t>Medium</w:t>
+            </w:r>
           </w:p>
         </w:tc>
         <w:tc>
@@ -18340,6 +18887,16 @@
                 <w:highlight w:val="white"/>
               </w:rPr>
             </w:pPr>
+            <w:r>
+              <w:rPr>
+                <w:rFonts w:ascii="Times New Roman" w:eastAsia="Times New Roman" w:hAnsi="Times New Roman" w:cs="Times New Roman"/>
+                <w:color w:val="222222"/>
+                <w:sz w:val="24"/>
+                <w:szCs w:val="24"/>
+                <w:highlight w:val="white"/>
+              </w:rPr>
+              <w:t>K1, K2</w:t>
+            </w:r>
           </w:p>
         </w:tc>
       </w:tr>
@@ -18349,7 +18906,7 @@
         </w:trPr>
         <w:tc>
           <w:tcPr>
-            <w:tcW w:w="1093" w:type="dxa"/>
+            <w:tcW w:w="943" w:type="dxa"/>
           </w:tcPr>
           <w:p>
             <w:pPr>
@@ -18372,7 +18929,7 @@
         </w:tc>
         <w:tc>
           <w:tcPr>
-            <w:tcW w:w="1170" w:type="dxa"/>
+            <w:tcW w:w="810" w:type="dxa"/>
           </w:tcPr>
           <w:p>
             <w:pPr>
@@ -18436,6 +18993,14 @@
                 <w:szCs w:val="24"/>
               </w:rPr>
             </w:pPr>
+            <w:r>
+              <w:rPr>
+                <w:rFonts w:ascii="Times New Roman" w:eastAsia="Times New Roman" w:hAnsi="Times New Roman" w:cs="Times New Roman"/>
+                <w:sz w:val="24"/>
+                <w:szCs w:val="24"/>
+              </w:rPr>
+              <w:t>Medium</w:t>
+            </w:r>
           </w:p>
         </w:tc>
         <w:tc>
@@ -18453,6 +19018,16 @@
                 <w:highlight w:val="white"/>
               </w:rPr>
             </w:pPr>
+            <w:r>
+              <w:rPr>
+                <w:rFonts w:ascii="Times New Roman" w:eastAsia="Times New Roman" w:hAnsi="Times New Roman" w:cs="Times New Roman"/>
+                <w:color w:val="222222"/>
+                <w:sz w:val="24"/>
+                <w:szCs w:val="24"/>
+                <w:highlight w:val="white"/>
+              </w:rPr>
+              <w:t>K1, K2</w:t>
+            </w:r>
           </w:p>
         </w:tc>
       </w:tr>
@@ -18462,7 +19037,7 @@
         </w:trPr>
         <w:tc>
           <w:tcPr>
-            <w:tcW w:w="1093" w:type="dxa"/>
+            <w:tcW w:w="943" w:type="dxa"/>
           </w:tcPr>
           <w:p>
             <w:pPr>
@@ -18485,7 +19060,7 @@
         </w:tc>
         <w:tc>
           <w:tcPr>
-            <w:tcW w:w="1170" w:type="dxa"/>
+            <w:tcW w:w="810" w:type="dxa"/>
           </w:tcPr>
           <w:p>
             <w:pPr>
@@ -18549,6 +19124,14 @@
                 <w:szCs w:val="24"/>
               </w:rPr>
             </w:pPr>
+            <w:r>
+              <w:rPr>
+                <w:rFonts w:ascii="Times New Roman" w:eastAsia="Times New Roman" w:hAnsi="Times New Roman" w:cs="Times New Roman"/>
+                <w:sz w:val="24"/>
+                <w:szCs w:val="24"/>
+              </w:rPr>
+              <w:t>Medium</w:t>
+            </w:r>
           </w:p>
         </w:tc>
         <w:tc>
@@ -18566,6 +19149,16 @@
                 <w:highlight w:val="white"/>
               </w:rPr>
             </w:pPr>
+            <w:r>
+              <w:rPr>
+                <w:rFonts w:ascii="Times New Roman" w:eastAsia="Times New Roman" w:hAnsi="Times New Roman" w:cs="Times New Roman"/>
+                <w:color w:val="222222"/>
+                <w:sz w:val="24"/>
+                <w:szCs w:val="24"/>
+                <w:highlight w:val="white"/>
+              </w:rPr>
+              <w:t>K1, K2</w:t>
+            </w:r>
           </w:p>
         </w:tc>
       </w:tr>
@@ -18575,7 +19168,7 @@
         </w:trPr>
         <w:tc>
           <w:tcPr>
-            <w:tcW w:w="1093" w:type="dxa"/>
+            <w:tcW w:w="943" w:type="dxa"/>
           </w:tcPr>
           <w:p>
             <w:pPr>
@@ -18598,7 +19191,7 @@
         </w:tc>
         <w:tc>
           <w:tcPr>
-            <w:tcW w:w="1170" w:type="dxa"/>
+            <w:tcW w:w="810" w:type="dxa"/>
           </w:tcPr>
           <w:p>
             <w:pPr>
@@ -18680,6 +19273,14 @@
                 <w:szCs w:val="24"/>
               </w:rPr>
             </w:pPr>
+            <w:r>
+              <w:rPr>
+                <w:rFonts w:ascii="Times New Roman" w:eastAsia="Times New Roman" w:hAnsi="Times New Roman" w:cs="Times New Roman"/>
+                <w:sz w:val="24"/>
+                <w:szCs w:val="24"/>
+              </w:rPr>
+              <w:t>Medium</w:t>
+            </w:r>
           </w:p>
         </w:tc>
         <w:tc>
@@ -18697,6 +19298,16 @@
                 <w:highlight w:val="white"/>
               </w:rPr>
             </w:pPr>
+            <w:r>
+              <w:rPr>
+                <w:rFonts w:ascii="Times New Roman" w:eastAsia="Times New Roman" w:hAnsi="Times New Roman" w:cs="Times New Roman"/>
+                <w:color w:val="222222"/>
+                <w:sz w:val="24"/>
+                <w:szCs w:val="24"/>
+                <w:highlight w:val="white"/>
+              </w:rPr>
+              <w:t>K1, K2</w:t>
+            </w:r>
           </w:p>
         </w:tc>
       </w:tr>
@@ -18706,22 +19317,22 @@
         </w:trPr>
         <w:tc>
           <w:tcPr>
-            <w:tcW w:w="1093" w:type="dxa"/>
-          </w:tcPr>
-          <w:p>
-            <w:pPr>
-              <w:jc w:val="center"/>
-              <w:rPr>
-                <w:rFonts w:ascii="Times New Roman" w:eastAsia="Times New Roman" w:hAnsi="Times New Roman" w:cs="Times New Roman"/>
-                <w:sz w:val="24"/>
-                <w:szCs w:val="24"/>
-              </w:rPr>
-            </w:pPr>
-          </w:p>
-        </w:tc>
-        <w:tc>
-          <w:tcPr>
-            <w:tcW w:w="1170" w:type="dxa"/>
+            <w:tcW w:w="943" w:type="dxa"/>
+          </w:tcPr>
+          <w:p>
+            <w:pPr>
+              <w:jc w:val="center"/>
+              <w:rPr>
+                <w:rFonts w:ascii="Times New Roman" w:eastAsia="Times New Roman" w:hAnsi="Times New Roman" w:cs="Times New Roman"/>
+                <w:sz w:val="24"/>
+                <w:szCs w:val="24"/>
+              </w:rPr>
+            </w:pPr>
+          </w:p>
+        </w:tc>
+        <w:tc>
+          <w:tcPr>
+            <w:tcW w:w="810" w:type="dxa"/>
           </w:tcPr>
           <w:p>
             <w:pPr>
@@ -18795,22 +19406,22 @@
         </w:trPr>
         <w:tc>
           <w:tcPr>
-            <w:tcW w:w="1093" w:type="dxa"/>
-          </w:tcPr>
-          <w:p>
-            <w:pPr>
-              <w:jc w:val="center"/>
-              <w:rPr>
-                <w:rFonts w:ascii="Times New Roman" w:eastAsia="Times New Roman" w:hAnsi="Times New Roman" w:cs="Times New Roman"/>
-                <w:sz w:val="24"/>
-                <w:szCs w:val="24"/>
-              </w:rPr>
-            </w:pPr>
-          </w:p>
-        </w:tc>
-        <w:tc>
-          <w:tcPr>
-            <w:tcW w:w="1170" w:type="dxa"/>
+            <w:tcW w:w="943" w:type="dxa"/>
+          </w:tcPr>
+          <w:p>
+            <w:pPr>
+              <w:jc w:val="center"/>
+              <w:rPr>
+                <w:rFonts w:ascii="Times New Roman" w:eastAsia="Times New Roman" w:hAnsi="Times New Roman" w:cs="Times New Roman"/>
+                <w:sz w:val="24"/>
+                <w:szCs w:val="24"/>
+              </w:rPr>
+            </w:pPr>
+          </w:p>
+        </w:tc>
+        <w:tc>
+          <w:tcPr>
+            <w:tcW w:w="810" w:type="dxa"/>
           </w:tcPr>
           <w:p>
             <w:pPr>
@@ -18884,22 +19495,22 @@
         </w:trPr>
         <w:tc>
           <w:tcPr>
-            <w:tcW w:w="1093" w:type="dxa"/>
-          </w:tcPr>
-          <w:p>
-            <w:pPr>
-              <w:jc w:val="center"/>
-              <w:rPr>
-                <w:rFonts w:ascii="Times New Roman" w:eastAsia="Times New Roman" w:hAnsi="Times New Roman" w:cs="Times New Roman"/>
-                <w:sz w:val="24"/>
-                <w:szCs w:val="24"/>
-              </w:rPr>
-            </w:pPr>
-          </w:p>
-        </w:tc>
-        <w:tc>
-          <w:tcPr>
-            <w:tcW w:w="1170" w:type="dxa"/>
+            <w:tcW w:w="943" w:type="dxa"/>
+          </w:tcPr>
+          <w:p>
+            <w:pPr>
+              <w:jc w:val="center"/>
+              <w:rPr>
+                <w:rFonts w:ascii="Times New Roman" w:eastAsia="Times New Roman" w:hAnsi="Times New Roman" w:cs="Times New Roman"/>
+                <w:sz w:val="24"/>
+                <w:szCs w:val="24"/>
+              </w:rPr>
+            </w:pPr>
+          </w:p>
+        </w:tc>
+        <w:tc>
+          <w:tcPr>
+            <w:tcW w:w="810" w:type="dxa"/>
           </w:tcPr>
           <w:p>
             <w:pPr>
@@ -18973,22 +19584,22 @@
         </w:trPr>
         <w:tc>
           <w:tcPr>
-            <w:tcW w:w="1093" w:type="dxa"/>
-          </w:tcPr>
-          <w:p>
-            <w:pPr>
-              <w:jc w:val="center"/>
-              <w:rPr>
-                <w:rFonts w:ascii="Times New Roman" w:eastAsia="Times New Roman" w:hAnsi="Times New Roman" w:cs="Times New Roman"/>
-                <w:sz w:val="24"/>
-                <w:szCs w:val="24"/>
-              </w:rPr>
-            </w:pPr>
-          </w:p>
-        </w:tc>
-        <w:tc>
-          <w:tcPr>
-            <w:tcW w:w="1170" w:type="dxa"/>
+            <w:tcW w:w="943" w:type="dxa"/>
+          </w:tcPr>
+          <w:p>
+            <w:pPr>
+              <w:jc w:val="center"/>
+              <w:rPr>
+                <w:rFonts w:ascii="Times New Roman" w:eastAsia="Times New Roman" w:hAnsi="Times New Roman" w:cs="Times New Roman"/>
+                <w:sz w:val="24"/>
+                <w:szCs w:val="24"/>
+              </w:rPr>
+            </w:pPr>
+          </w:p>
+        </w:tc>
+        <w:tc>
+          <w:tcPr>
+            <w:tcW w:w="810" w:type="dxa"/>
           </w:tcPr>
           <w:p>
             <w:pPr>
@@ -19057,6 +19668,16 @@
         </w:tc>
       </w:tr>
     </w:tbl>
+    <w:p>
+      <w:pPr>
+        <w:jc w:val="center"/>
+        <w:rPr>
+          <w:rFonts w:ascii="Times New Roman" w:eastAsia="Times New Roman" w:hAnsi="Times New Roman" w:cs="Times New Roman"/>
+          <w:sz w:val="24"/>
+          <w:szCs w:val="24"/>
+        </w:rPr>
+      </w:pPr>
+    </w:p>
     <w:p>
       <w:pPr>
         <w:jc w:val="center"/>
@@ -19096,7 +19717,7 @@
     <w:tbl>
       <w:tblPr>
         <w:tblStyle w:val="a1"/>
-        <w:tblW w:w="9265" w:type="dxa"/>
+        <w:tblW w:w="8665" w:type="dxa"/>
         <w:jc w:val="center"/>
         <w:tblBorders>
           <w:top w:val="single" w:sz="4" w:space="0" w:color="000000"/>
@@ -19110,8 +19731,8 @@
         <w:tblLook w:val="0400" w:firstRow="0" w:lastRow="0" w:firstColumn="0" w:lastColumn="0" w:noHBand="0" w:noVBand="1"/>
       </w:tblPr>
       <w:tblGrid>
-        <w:gridCol w:w="1093"/>
-        <w:gridCol w:w="1260"/>
+        <w:gridCol w:w="943"/>
+        <w:gridCol w:w="810"/>
         <w:gridCol w:w="4302"/>
         <w:gridCol w:w="1260"/>
         <w:gridCol w:w="1350"/>
@@ -19122,7 +19743,7 @@
         </w:trPr>
         <w:tc>
           <w:tcPr>
-            <w:tcW w:w="1093" w:type="dxa"/>
+            <w:tcW w:w="943" w:type="dxa"/>
           </w:tcPr>
           <w:p>
             <w:pPr>
@@ -19153,7 +19774,7 @@
         </w:tc>
         <w:tc>
           <w:tcPr>
-            <w:tcW w:w="1260" w:type="dxa"/>
+            <w:tcW w:w="810" w:type="dxa"/>
           </w:tcPr>
           <w:p>
             <w:pPr>
@@ -19270,7 +19891,7 @@
         </w:trPr>
         <w:tc>
           <w:tcPr>
-            <w:tcW w:w="1093" w:type="dxa"/>
+            <w:tcW w:w="943" w:type="dxa"/>
           </w:tcPr>
           <w:p>
             <w:pPr>
@@ -19293,7 +19914,7 @@
         </w:tc>
         <w:tc>
           <w:tcPr>
-            <w:tcW w:w="1260" w:type="dxa"/>
+            <w:tcW w:w="810" w:type="dxa"/>
           </w:tcPr>
           <w:p>
             <w:pPr>
@@ -19401,7 +20022,7 @@
         </w:trPr>
         <w:tc>
           <w:tcPr>
-            <w:tcW w:w="1093" w:type="dxa"/>
+            <w:tcW w:w="943" w:type="dxa"/>
           </w:tcPr>
           <w:p>
             <w:pPr>
@@ -19424,7 +20045,7 @@
         </w:tc>
         <w:tc>
           <w:tcPr>
-            <w:tcW w:w="1260" w:type="dxa"/>
+            <w:tcW w:w="810" w:type="dxa"/>
           </w:tcPr>
           <w:p>
             <w:pPr>
@@ -19525,7 +20146,7 @@
         </w:trPr>
         <w:tc>
           <w:tcPr>
-            <w:tcW w:w="1093" w:type="dxa"/>
+            <w:tcW w:w="943" w:type="dxa"/>
           </w:tcPr>
           <w:p>
             <w:pPr>
@@ -19548,7 +20169,7 @@
         </w:tc>
         <w:tc>
           <w:tcPr>
-            <w:tcW w:w="1260" w:type="dxa"/>
+            <w:tcW w:w="810" w:type="dxa"/>
           </w:tcPr>
           <w:p>
             <w:pPr>
@@ -19649,22 +20270,22 @@
         </w:trPr>
         <w:tc>
           <w:tcPr>
-            <w:tcW w:w="1093" w:type="dxa"/>
-          </w:tcPr>
-          <w:p>
-            <w:pPr>
-              <w:jc w:val="center"/>
-              <w:rPr>
-                <w:rFonts w:ascii="Times New Roman" w:eastAsia="Times New Roman" w:hAnsi="Times New Roman" w:cs="Times New Roman"/>
-                <w:sz w:val="24"/>
-                <w:szCs w:val="24"/>
-              </w:rPr>
-            </w:pPr>
-          </w:p>
-        </w:tc>
-        <w:tc>
-          <w:tcPr>
-            <w:tcW w:w="1260" w:type="dxa"/>
+            <w:tcW w:w="943" w:type="dxa"/>
+          </w:tcPr>
+          <w:p>
+            <w:pPr>
+              <w:jc w:val="center"/>
+              <w:rPr>
+                <w:rFonts w:ascii="Times New Roman" w:eastAsia="Times New Roman" w:hAnsi="Times New Roman" w:cs="Times New Roman"/>
+                <w:sz w:val="24"/>
+                <w:szCs w:val="24"/>
+              </w:rPr>
+            </w:pPr>
+          </w:p>
+        </w:tc>
+        <w:tc>
+          <w:tcPr>
+            <w:tcW w:w="810" w:type="dxa"/>
           </w:tcPr>
           <w:p>
             <w:pPr>
@@ -19731,22 +20352,22 @@
         </w:trPr>
         <w:tc>
           <w:tcPr>
-            <w:tcW w:w="1093" w:type="dxa"/>
-          </w:tcPr>
-          <w:p>
-            <w:pPr>
-              <w:jc w:val="center"/>
-              <w:rPr>
-                <w:rFonts w:ascii="Times New Roman" w:eastAsia="Times New Roman" w:hAnsi="Times New Roman" w:cs="Times New Roman"/>
-                <w:sz w:val="24"/>
-                <w:szCs w:val="24"/>
-              </w:rPr>
-            </w:pPr>
-          </w:p>
-        </w:tc>
-        <w:tc>
-          <w:tcPr>
-            <w:tcW w:w="1260" w:type="dxa"/>
+            <w:tcW w:w="943" w:type="dxa"/>
+          </w:tcPr>
+          <w:p>
+            <w:pPr>
+              <w:jc w:val="center"/>
+              <w:rPr>
+                <w:rFonts w:ascii="Times New Roman" w:eastAsia="Times New Roman" w:hAnsi="Times New Roman" w:cs="Times New Roman"/>
+                <w:sz w:val="24"/>
+                <w:szCs w:val="24"/>
+              </w:rPr>
+            </w:pPr>
+          </w:p>
+        </w:tc>
+        <w:tc>
+          <w:tcPr>
+            <w:tcW w:w="810" w:type="dxa"/>
           </w:tcPr>
           <w:p>
             <w:pPr>
@@ -19813,22 +20434,22 @@
         </w:trPr>
         <w:tc>
           <w:tcPr>
-            <w:tcW w:w="1093" w:type="dxa"/>
-          </w:tcPr>
-          <w:p>
-            <w:pPr>
-              <w:jc w:val="center"/>
-              <w:rPr>
-                <w:rFonts w:ascii="Times New Roman" w:eastAsia="Times New Roman" w:hAnsi="Times New Roman" w:cs="Times New Roman"/>
-                <w:sz w:val="24"/>
-                <w:szCs w:val="24"/>
-              </w:rPr>
-            </w:pPr>
-          </w:p>
-        </w:tc>
-        <w:tc>
-          <w:tcPr>
-            <w:tcW w:w="1260" w:type="dxa"/>
+            <w:tcW w:w="943" w:type="dxa"/>
+          </w:tcPr>
+          <w:p>
+            <w:pPr>
+              <w:jc w:val="center"/>
+              <w:rPr>
+                <w:rFonts w:ascii="Times New Roman" w:eastAsia="Times New Roman" w:hAnsi="Times New Roman" w:cs="Times New Roman"/>
+                <w:sz w:val="24"/>
+                <w:szCs w:val="24"/>
+              </w:rPr>
+            </w:pPr>
+          </w:p>
+        </w:tc>
+        <w:tc>
+          <w:tcPr>
+            <w:tcW w:w="810" w:type="dxa"/>
           </w:tcPr>
           <w:p>
             <w:pPr>
@@ -19895,22 +20516,22 @@
         </w:trPr>
         <w:tc>
           <w:tcPr>
-            <w:tcW w:w="1093" w:type="dxa"/>
-          </w:tcPr>
-          <w:p>
-            <w:pPr>
-              <w:jc w:val="center"/>
-              <w:rPr>
-                <w:rFonts w:ascii="Times New Roman" w:eastAsia="Times New Roman" w:hAnsi="Times New Roman" w:cs="Times New Roman"/>
-                <w:sz w:val="24"/>
-                <w:szCs w:val="24"/>
-              </w:rPr>
-            </w:pPr>
-          </w:p>
-        </w:tc>
-        <w:tc>
-          <w:tcPr>
-            <w:tcW w:w="1260" w:type="dxa"/>
+            <w:tcW w:w="943" w:type="dxa"/>
+          </w:tcPr>
+          <w:p>
+            <w:pPr>
+              <w:jc w:val="center"/>
+              <w:rPr>
+                <w:rFonts w:ascii="Times New Roman" w:eastAsia="Times New Roman" w:hAnsi="Times New Roman" w:cs="Times New Roman"/>
+                <w:sz w:val="24"/>
+                <w:szCs w:val="24"/>
+              </w:rPr>
+            </w:pPr>
+          </w:p>
+        </w:tc>
+        <w:tc>
+          <w:tcPr>
+            <w:tcW w:w="810" w:type="dxa"/>
           </w:tcPr>
           <w:p>
             <w:pPr>
@@ -19977,22 +20598,22 @@
         </w:trPr>
         <w:tc>
           <w:tcPr>
-            <w:tcW w:w="1093" w:type="dxa"/>
-          </w:tcPr>
-          <w:p>
-            <w:pPr>
-              <w:jc w:val="center"/>
-              <w:rPr>
-                <w:rFonts w:ascii="Times New Roman" w:eastAsia="Times New Roman" w:hAnsi="Times New Roman" w:cs="Times New Roman"/>
-                <w:sz w:val="24"/>
-                <w:szCs w:val="24"/>
-              </w:rPr>
-            </w:pPr>
-          </w:p>
-        </w:tc>
-        <w:tc>
-          <w:tcPr>
-            <w:tcW w:w="1260" w:type="dxa"/>
+            <w:tcW w:w="943" w:type="dxa"/>
+          </w:tcPr>
+          <w:p>
+            <w:pPr>
+              <w:jc w:val="center"/>
+              <w:rPr>
+                <w:rFonts w:ascii="Times New Roman" w:eastAsia="Times New Roman" w:hAnsi="Times New Roman" w:cs="Times New Roman"/>
+                <w:sz w:val="24"/>
+                <w:szCs w:val="24"/>
+              </w:rPr>
+            </w:pPr>
+          </w:p>
+        </w:tc>
+        <w:tc>
+          <w:tcPr>
+            <w:tcW w:w="810" w:type="dxa"/>
           </w:tcPr>
           <w:p>
             <w:pPr>
@@ -20059,22 +20680,22 @@
         </w:trPr>
         <w:tc>
           <w:tcPr>
-            <w:tcW w:w="1093" w:type="dxa"/>
-          </w:tcPr>
-          <w:p>
-            <w:pPr>
-              <w:jc w:val="center"/>
-              <w:rPr>
-                <w:rFonts w:ascii="Times New Roman" w:eastAsia="Times New Roman" w:hAnsi="Times New Roman" w:cs="Times New Roman"/>
-                <w:sz w:val="24"/>
-                <w:szCs w:val="24"/>
-              </w:rPr>
-            </w:pPr>
-          </w:p>
-        </w:tc>
-        <w:tc>
-          <w:tcPr>
-            <w:tcW w:w="1260" w:type="dxa"/>
+            <w:tcW w:w="943" w:type="dxa"/>
+          </w:tcPr>
+          <w:p>
+            <w:pPr>
+              <w:jc w:val="center"/>
+              <w:rPr>
+                <w:rFonts w:ascii="Times New Roman" w:eastAsia="Times New Roman" w:hAnsi="Times New Roman" w:cs="Times New Roman"/>
+                <w:sz w:val="24"/>
+                <w:szCs w:val="24"/>
+              </w:rPr>
+            </w:pPr>
+          </w:p>
+        </w:tc>
+        <w:tc>
+          <w:tcPr>
+            <w:tcW w:w="810" w:type="dxa"/>
           </w:tcPr>
           <w:p>
             <w:pPr>
@@ -20141,22 +20762,22 @@
         </w:trPr>
         <w:tc>
           <w:tcPr>
-            <w:tcW w:w="1093" w:type="dxa"/>
-          </w:tcPr>
-          <w:p>
-            <w:pPr>
-              <w:jc w:val="center"/>
-              <w:rPr>
-                <w:rFonts w:ascii="Times New Roman" w:eastAsia="Times New Roman" w:hAnsi="Times New Roman" w:cs="Times New Roman"/>
-                <w:sz w:val="24"/>
-                <w:szCs w:val="24"/>
-              </w:rPr>
-            </w:pPr>
-          </w:p>
-        </w:tc>
-        <w:tc>
-          <w:tcPr>
-            <w:tcW w:w="1260" w:type="dxa"/>
+            <w:tcW w:w="943" w:type="dxa"/>
+          </w:tcPr>
+          <w:p>
+            <w:pPr>
+              <w:jc w:val="center"/>
+              <w:rPr>
+                <w:rFonts w:ascii="Times New Roman" w:eastAsia="Times New Roman" w:hAnsi="Times New Roman" w:cs="Times New Roman"/>
+                <w:sz w:val="24"/>
+                <w:szCs w:val="24"/>
+              </w:rPr>
+            </w:pPr>
+          </w:p>
+        </w:tc>
+        <w:tc>
+          <w:tcPr>
+            <w:tcW w:w="810" w:type="dxa"/>
           </w:tcPr>
           <w:p>
             <w:pPr>

--- a/ethicalHacking/EH QB.docx
+++ b/ethicalHacking/EH QB.docx
@@ -11,8 +11,6 @@
           <w:szCs w:val="24"/>
         </w:rPr>
       </w:pPr>
-      <w:bookmarkStart w:id="0" w:name="_GoBack"/>
-      <w:bookmarkEnd w:id="0"/>
       <w:r>
         <w:rPr>
           <w:rFonts w:ascii="Times New Roman" w:eastAsia="Times New Roman" w:hAnsi="Times New Roman" w:cs="Times New Roman"/>
@@ -17388,6 +17386,14 @@
               </w:rPr>
               <w:t>Define PCI-DSS</w:t>
             </w:r>
+            <w:r>
+              <w:rPr>
+                <w:rFonts w:ascii="Times New Roman" w:hAnsi="Times New Roman" w:cs="Times New Roman"/>
+                <w:sz w:val="24"/>
+                <w:szCs w:val="24"/>
+              </w:rPr>
+              <w:t xml:space="preserve"> with example</w:t>
+            </w:r>
           </w:p>
         </w:tc>
         <w:tc>
@@ -17517,6 +17523,14 @@
               </w:rPr>
               <w:t>Define Fingerprinting</w:t>
             </w:r>
+            <w:r>
+              <w:rPr>
+                <w:rFonts w:ascii="Times New Roman" w:hAnsi="Times New Roman" w:cs="Times New Roman"/>
+                <w:sz w:val="24"/>
+                <w:szCs w:val="24"/>
+              </w:rPr>
+              <w:t xml:space="preserve"> (2 marks)</w:t>
+            </w:r>
           </w:p>
         </w:tc>
         <w:tc>
@@ -17648,6 +17662,14 @@
               </w:rPr>
               <w:t>What is drilling in Hacking</w:t>
             </w:r>
+            <w:r>
+              <w:rPr>
+                <w:rFonts w:ascii="Times New Roman" w:hAnsi="Times New Roman" w:cs="Times New Roman"/>
+                <w:sz w:val="24"/>
+                <w:szCs w:val="24"/>
+              </w:rPr>
+              <w:t xml:space="preserve"> (2 marks)</w:t>
+            </w:r>
           </w:p>
         </w:tc>
         <w:tc>
@@ -17789,6 +17811,14 @@
               <w:t>Footprinting</w:t>
             </w:r>
             <w:proofErr w:type="spellEnd"/>
+            <w:r>
+              <w:rPr>
+                <w:rFonts w:ascii="Times New Roman" w:hAnsi="Times New Roman" w:cs="Times New Roman"/>
+                <w:sz w:val="24"/>
+                <w:szCs w:val="24"/>
+              </w:rPr>
+              <w:t xml:space="preserve"> (2 marks)</w:t>
+            </w:r>
           </w:p>
         </w:tc>
         <w:tc>
@@ -17930,6 +17960,14 @@
               <w:t>WebServer</w:t>
             </w:r>
             <w:proofErr w:type="spellEnd"/>
+            <w:r>
+              <w:rPr>
+                <w:rFonts w:ascii="Times New Roman" w:hAnsi="Times New Roman" w:cs="Times New Roman"/>
+                <w:sz w:val="24"/>
+                <w:szCs w:val="24"/>
+              </w:rPr>
+              <w:t xml:space="preserve"> (2 marks)</w:t>
+            </w:r>
           </w:p>
         </w:tc>
         <w:tc>
@@ -18061,6 +18099,14 @@
               </w:rPr>
               <w:t>Define DB Server</w:t>
             </w:r>
+            <w:r>
+              <w:rPr>
+                <w:rFonts w:ascii="Times New Roman" w:hAnsi="Times New Roman" w:cs="Times New Roman"/>
+                <w:sz w:val="24"/>
+                <w:szCs w:val="24"/>
+              </w:rPr>
+              <w:t xml:space="preserve"> (2 marks)</w:t>
+            </w:r>
           </w:p>
         </w:tc>
         <w:tc>
@@ -18192,6 +18238,14 @@
               </w:rPr>
               <w:t>Define OS patches</w:t>
             </w:r>
+            <w:r>
+              <w:rPr>
+                <w:rFonts w:ascii="Times New Roman" w:hAnsi="Times New Roman" w:cs="Times New Roman"/>
+                <w:sz w:val="24"/>
+                <w:szCs w:val="24"/>
+              </w:rPr>
+              <w:t xml:space="preserve"> (2 marks)</w:t>
+            </w:r>
           </w:p>
         </w:tc>
         <w:tc>
@@ -18323,6 +18377,14 @@
               </w:rPr>
               <w:t>Define Malware</w:t>
             </w:r>
+            <w:r>
+              <w:rPr>
+                <w:rFonts w:ascii="Times New Roman" w:hAnsi="Times New Roman" w:cs="Times New Roman"/>
+                <w:sz w:val="24"/>
+                <w:szCs w:val="24"/>
+              </w:rPr>
+              <w:t xml:space="preserve"> (2 marks)</w:t>
+            </w:r>
           </w:p>
         </w:tc>
         <w:tc>
@@ -18455,6 +18517,16 @@
               </w:rPr>
               <w:t>What is Self-Replication</w:t>
             </w:r>
+            <w:r>
+              <w:rPr>
+                <w:rFonts w:ascii="Times New Roman" w:hAnsi="Times New Roman" w:cs="Times New Roman"/>
+                <w:sz w:val="24"/>
+                <w:szCs w:val="24"/>
+              </w:rPr>
+              <w:t xml:space="preserve"> (2 marks)</w:t>
+            </w:r>
+            <w:bookmarkStart w:id="0" w:name="_GoBack"/>
+            <w:bookmarkEnd w:id="0"/>
           </w:p>
         </w:tc>
         <w:tc>
@@ -21586,6 +21658,7 @@
   <w:style w:type="character" w:default="1" w:styleId="DefaultParagraphFont">
     <w:name w:val="Default Paragraph Font"/>
     <w:uiPriority w:val="1"/>
+    <w:semiHidden/>
     <w:unhideWhenUsed/>
   </w:style>
   <w:style w:type="table" w:default="1" w:styleId="TableNormal">
